--- a/Etat de l'art/Recheches/CeQuiSeFaitDeja.docx
+++ b/Etat de l'art/Recheches/CeQuiSeFaitDeja.docx
@@ -280,7 +280,6 @@
         <w:rPr>
           <w:lang w:val="fr-FR"/>
         </w:rPr>
-        <w:lastRenderedPageBreak/>
         <w:t xml:space="preserve">Si les erreurs </w:t>
       </w:r>
       <w:r>
@@ -737,7 +736,6 @@
         <w:rPr>
           <w:lang w:val="fr-FR"/>
         </w:rPr>
-        <w:lastRenderedPageBreak/>
         <w:t xml:space="preserve">Si ces éléments manquent, le typage peut être </w:t>
       </w:r>
       <w:r>
@@ -980,19 +978,5483 @@
     </w:p>
     <w:p>
       <w:pPr>
-        <w:pStyle w:val="NormalWeb"/>
-        <w:rPr>
-          <w:lang w:val="fr-FR"/>
-        </w:rPr>
-      </w:pPr>
-    </w:p>
-    <w:p>
-      <w:pPr>
-        <w:pStyle w:val="NormalWeb"/>
-        <w:rPr>
-          <w:lang w:val="fr-FR"/>
-        </w:rPr>
-      </w:pPr>
+        <w:pStyle w:val="Titre1"/>
+        <w:rPr>
+          <w:lang w:val="en-US"/>
+        </w:rPr>
+      </w:pPr>
+      <w:r>
+        <w:rPr>
+          <w:lang w:val="en-US"/>
+        </w:rPr>
+        <w:t>Extraction of Structural and Semantic Data from 2D Floor Plans for Interactive and Immersive VR Real Estate Exploration</w:t>
+      </w:r>
+      <w:r>
+        <w:rPr>
+          <w:lang w:val="en-US"/>
+        </w:rPr>
+        <w:t>:</w:t>
+      </w:r>
+    </w:p>
+    <w:p>
+      <w:pPr>
+        <w:rPr>
+          <w:lang w:val="fr-FR"/>
+        </w:rPr>
+      </w:pPr>
+      <w:r>
+        <w:rPr>
+          <w:lang w:val="fr-FR"/>
+        </w:rPr>
+        <w:t xml:space="preserve">Cet article propose une </w:t>
+      </w:r>
+      <w:r>
+        <w:rPr>
+          <w:rStyle w:val="lev"/>
+          <w:lang w:val="fr-FR"/>
+        </w:rPr>
+        <w:t>méthode entièrement automatisée</w:t>
+      </w:r>
+      <w:r>
+        <w:rPr>
+          <w:lang w:val="fr-FR"/>
+        </w:rPr>
+        <w:t xml:space="preserve"> pour transformer des plans d’appartements 2D (formats DWG/DFX) en </w:t>
+      </w:r>
+      <w:r>
+        <w:rPr>
+          <w:rStyle w:val="lev"/>
+          <w:lang w:val="fr-FR"/>
+        </w:rPr>
+        <w:t>modèles 3D interactifs</w:t>
+      </w:r>
+      <w:r>
+        <w:rPr>
+          <w:lang w:val="fr-FR"/>
+        </w:rPr>
+        <w:t xml:space="preserve"> utilisables dans des environnements de </w:t>
+      </w:r>
+      <w:r>
+        <w:rPr>
+          <w:rStyle w:val="lev"/>
+          <w:lang w:val="fr-FR"/>
+        </w:rPr>
+        <w:t>réalité virtuelle (VR)</w:t>
+      </w:r>
+      <w:r>
+        <w:rPr>
+          <w:lang w:val="fr-FR"/>
+        </w:rPr>
+        <w:t>.</w:t>
+      </w:r>
+    </w:p>
+    <w:p>
+      <w:pPr>
+        <w:pStyle w:val="Titre1"/>
+        <w:rPr>
+          <w:lang w:val="en-US"/>
+        </w:rPr>
+      </w:pPr>
+      <w:r>
+        <w:rPr>
+          <w:rStyle w:val="lev"/>
+          <w:lang w:val="en-US"/>
+        </w:rPr>
+        <w:t>Optical Character Recognition on Engineering Drawings to Achieve Automation in Production Quality Control</w:t>
+      </w:r>
+      <w:r>
+        <w:rPr>
+          <w:lang w:val="en-US"/>
+        </w:rPr>
+        <w:t xml:space="preserve"> (Villena Toro et al., 2023)</w:t>
+      </w:r>
+    </w:p>
+    <w:p>
+      <w:pPr>
+        <w:rPr>
+          <w:lang w:val="fr-FR"/>
+        </w:rPr>
+      </w:pPr>
+      <w:r>
+        <w:rPr>
+          <w:lang w:val="fr-FR"/>
+        </w:rPr>
+        <w:t xml:space="preserve">Cet article décrit le développement d’un outil nommé </w:t>
+      </w:r>
+      <w:proofErr w:type="spellStart"/>
+      <w:r>
+        <w:rPr>
+          <w:rStyle w:val="lev"/>
+          <w:lang w:val="fr-FR"/>
+        </w:rPr>
+        <w:t>eDOCr</w:t>
+      </w:r>
+      <w:proofErr w:type="spellEnd"/>
+      <w:r>
+        <w:rPr>
+          <w:lang w:val="fr-FR"/>
+        </w:rPr>
+        <w:t>, un système d’</w:t>
+      </w:r>
+      <w:r>
+        <w:rPr>
+          <w:rStyle w:val="lev"/>
+          <w:lang w:val="fr-FR"/>
+        </w:rPr>
+        <w:t>OCR spécialisé pour les dessins techniques</w:t>
+      </w:r>
+      <w:r>
+        <w:rPr>
+          <w:lang w:val="fr-FR"/>
+        </w:rPr>
+        <w:t>.</w:t>
+      </w:r>
+    </w:p>
+    <w:p>
+      <w:pPr>
+        <w:pStyle w:val="Titre1"/>
+        <w:rPr>
+          <w:lang w:val="en-US"/>
+        </w:rPr>
+      </w:pPr>
+      <w:r>
+        <w:rPr>
+          <w:rStyle w:val="lev"/>
+          <w:b/>
+          <w:bCs w:val="0"/>
+          <w:lang w:val="en-US"/>
+        </w:rPr>
+        <w:t>1. Automatic Quantity Takeoff for Irregular Areas of Architectural, Engineering, and Construction Objects from 2D Drawings</w:t>
+      </w:r>
+    </w:p>
+    <w:p>
+      <w:pPr>
+        <w:pStyle w:val="NormalWeb"/>
+        <w:rPr>
+          <w:rStyle w:val="relative"/>
+          <w:rFonts w:eastAsiaTheme="majorEastAsia"/>
+          <w:lang w:val="en-US"/>
+        </w:rPr>
+      </w:pPr>
+      <w:r>
+        <w:rPr>
+          <w:rStyle w:val="lev"/>
+          <w:rFonts w:eastAsiaTheme="majorEastAsia"/>
+          <w:lang w:val="en-US"/>
+        </w:rPr>
+        <w:t xml:space="preserve">(Hang Li &amp; </w:t>
+      </w:r>
+      <w:proofErr w:type="spellStart"/>
+      <w:r>
+        <w:rPr>
+          <w:rStyle w:val="lev"/>
+          <w:rFonts w:eastAsiaTheme="majorEastAsia"/>
+          <w:lang w:val="en-US"/>
+        </w:rPr>
+        <w:t>Jiansong</w:t>
+      </w:r>
+      <w:proofErr w:type="spellEnd"/>
+      <w:r>
+        <w:rPr>
+          <w:rStyle w:val="lev"/>
+          <w:rFonts w:eastAsiaTheme="majorEastAsia"/>
+          <w:lang w:val="en-US"/>
+        </w:rPr>
+        <w:t xml:space="preserve"> Zhang, CIB World Building Congress 2025)</w:t>
+      </w:r>
+    </w:p>
+    <w:p>
+      <w:pPr>
+        <w:pStyle w:val="not-prose"/>
+        <w:rPr>
+          <w:rFonts w:eastAsiaTheme="majorEastAsia"/>
+          <w:lang w:val="fr-FR"/>
+        </w:rPr>
+      </w:pPr>
+      <w:proofErr w:type="spellStart"/>
+      <w:r>
+        <w:rPr>
+          <w:lang w:val="fr-FR"/>
+        </w:rPr>
+        <w:t>Automatic</w:t>
+      </w:r>
+      <w:proofErr w:type="spellEnd"/>
+      <w:r>
+        <w:rPr>
+          <w:lang w:val="fr-FR"/>
+        </w:rPr>
+        <w:t xml:space="preserve"> </w:t>
+      </w:r>
+      <w:proofErr w:type="spellStart"/>
+      <w:r>
+        <w:rPr>
+          <w:lang w:val="fr-FR"/>
+        </w:rPr>
+        <w:t>Quantity</w:t>
+      </w:r>
+      <w:proofErr w:type="spellEnd"/>
+      <w:r>
+        <w:rPr>
+          <w:lang w:val="fr-FR"/>
+        </w:rPr>
+        <w:t xml:space="preserve"> Takeoff for …</w:t>
+      </w:r>
+    </w:p>
+    <w:p>
+      <w:pPr>
+        <w:pStyle w:val="NormalWeb"/>
+        <w:rPr>
+          <w:lang w:val="fr-FR"/>
+        </w:rPr>
+      </w:pPr>
+      <w:r>
+        <w:rPr>
+          <w:lang w:val="fr-FR"/>
+        </w:rPr>
+        <w:t>Cet article propose une méthode d’</w:t>
+      </w:r>
+      <w:r>
+        <w:rPr>
+          <w:rStyle w:val="lev"/>
+          <w:rFonts w:eastAsiaTheme="majorEastAsia"/>
+          <w:lang w:val="fr-FR"/>
+        </w:rPr>
+        <w:t>extraction automatique des surfaces irrégulières</w:t>
+      </w:r>
+      <w:r>
+        <w:rPr>
+          <w:lang w:val="fr-FR"/>
+        </w:rPr>
+        <w:t xml:space="preserve"> dans les plans 2D d’infrastructures (ponts, bâtiments, etc.) afin d’automatiser les </w:t>
+      </w:r>
+      <w:proofErr w:type="spellStart"/>
+      <w:r>
+        <w:rPr>
+          <w:rStyle w:val="lev"/>
+          <w:rFonts w:eastAsiaTheme="majorEastAsia"/>
+          <w:lang w:val="fr-FR"/>
+        </w:rPr>
+        <w:t>Quantity</w:t>
+      </w:r>
+      <w:proofErr w:type="spellEnd"/>
+      <w:r>
+        <w:rPr>
+          <w:rStyle w:val="lev"/>
+          <w:rFonts w:eastAsiaTheme="majorEastAsia"/>
+          <w:lang w:val="fr-FR"/>
+        </w:rPr>
+        <w:t xml:space="preserve"> </w:t>
+      </w:r>
+      <w:proofErr w:type="spellStart"/>
+      <w:r>
+        <w:rPr>
+          <w:rStyle w:val="lev"/>
+          <w:rFonts w:eastAsiaTheme="majorEastAsia"/>
+          <w:lang w:val="fr-FR"/>
+        </w:rPr>
+        <w:t>Takeoffs</w:t>
+      </w:r>
+      <w:proofErr w:type="spellEnd"/>
+      <w:r>
+        <w:rPr>
+          <w:rStyle w:val="lev"/>
+          <w:rFonts w:eastAsiaTheme="majorEastAsia"/>
+          <w:lang w:val="fr-FR"/>
+        </w:rPr>
+        <w:t xml:space="preserve"> (QTO)</w:t>
+      </w:r>
+      <w:r>
+        <w:rPr>
+          <w:lang w:val="fr-FR"/>
+        </w:rPr>
+        <w:t>, c’est-à-dire les calculs de quantités pour l’estimation des coûts.</w:t>
+      </w:r>
+    </w:p>
+    <w:p>
+      <w:pPr>
+        <w:pStyle w:val="NormalWeb"/>
+        <w:numPr>
+          <w:ilvl w:val="0"/>
+          <w:numId w:val="15"/>
+        </w:numPr>
+        <w:rPr>
+          <w:lang w:val="fr-FR"/>
+        </w:rPr>
+      </w:pPr>
+      <w:r>
+        <w:rPr>
+          <w:rStyle w:val="lev"/>
+          <w:rFonts w:eastAsiaTheme="majorEastAsia"/>
+          <w:lang w:val="fr-FR"/>
+        </w:rPr>
+        <w:t>Problème :</w:t>
+      </w:r>
+      <w:r>
+        <w:rPr>
+          <w:lang w:val="fr-FR"/>
+        </w:rPr>
+        <w:t xml:space="preserve"> Les QTO sont encore souvent faits manuellement sur des plans 2D, ce qui est long et sujet aux erreurs, surtout pour les formes irrégulières.</w:t>
+      </w:r>
+    </w:p>
+    <w:p>
+      <w:pPr>
+        <w:pStyle w:val="NormalWeb"/>
+        <w:numPr>
+          <w:ilvl w:val="0"/>
+          <w:numId w:val="15"/>
+        </w:numPr>
+        <w:rPr>
+          <w:lang w:val="fr-FR"/>
+        </w:rPr>
+      </w:pPr>
+      <w:r>
+        <w:rPr>
+          <w:rStyle w:val="lev"/>
+          <w:rFonts w:eastAsiaTheme="majorEastAsia"/>
+          <w:lang w:val="fr-FR"/>
+        </w:rPr>
+        <w:t>Objectif :</w:t>
+      </w:r>
+      <w:r>
+        <w:rPr>
+          <w:lang w:val="fr-FR"/>
+        </w:rPr>
+        <w:t xml:space="preserve"> Automatiser la détection des contours et le calcul des surfaces à partir de dessins PDF.</w:t>
+      </w:r>
+    </w:p>
+    <w:p>
+      <w:pPr>
+        <w:pStyle w:val="NormalWeb"/>
+        <w:numPr>
+          <w:ilvl w:val="0"/>
+          <w:numId w:val="15"/>
+        </w:numPr>
+      </w:pPr>
+      <w:proofErr w:type="spellStart"/>
+      <w:proofErr w:type="gramStart"/>
+      <w:r>
+        <w:rPr>
+          <w:rStyle w:val="lev"/>
+          <w:rFonts w:eastAsiaTheme="majorEastAsia"/>
+        </w:rPr>
+        <w:t>Méthodologie</w:t>
+      </w:r>
+      <w:proofErr w:type="spellEnd"/>
+      <w:r>
+        <w:rPr>
+          <w:rStyle w:val="lev"/>
+          <w:rFonts w:eastAsiaTheme="majorEastAsia"/>
+        </w:rPr>
+        <w:t xml:space="preserve"> :</w:t>
+      </w:r>
+      <w:proofErr w:type="gramEnd"/>
+    </w:p>
+    <w:p>
+      <w:pPr>
+        <w:pStyle w:val="NormalWeb"/>
+        <w:numPr>
+          <w:ilvl w:val="1"/>
+          <w:numId w:val="15"/>
+        </w:numPr>
+        <w:rPr>
+          <w:lang w:val="fr-FR"/>
+        </w:rPr>
+      </w:pPr>
+      <w:r>
+        <w:rPr>
+          <w:lang w:val="fr-FR"/>
+        </w:rPr>
+        <w:t xml:space="preserve">Combinaison d’un modèle </w:t>
+      </w:r>
+      <w:r>
+        <w:rPr>
+          <w:rStyle w:val="lev"/>
+          <w:rFonts w:eastAsiaTheme="majorEastAsia"/>
+          <w:lang w:val="fr-FR"/>
+        </w:rPr>
+        <w:t>YOLO</w:t>
+      </w:r>
+      <w:r>
+        <w:rPr>
+          <w:lang w:val="fr-FR"/>
+        </w:rPr>
+        <w:t xml:space="preserve"> (détection des flèches de cotation) et d’un algorithme </w:t>
+      </w:r>
+      <w:proofErr w:type="spellStart"/>
+      <w:r>
+        <w:rPr>
+          <w:rStyle w:val="lev"/>
+          <w:rFonts w:eastAsiaTheme="majorEastAsia"/>
+          <w:lang w:val="fr-FR"/>
+        </w:rPr>
+        <w:t>rule-based</w:t>
+      </w:r>
+      <w:proofErr w:type="spellEnd"/>
+      <w:r>
+        <w:rPr>
+          <w:lang w:val="fr-FR"/>
+        </w:rPr>
+        <w:t xml:space="preserve"> pour la détection de bords (</w:t>
+      </w:r>
+      <w:proofErr w:type="spellStart"/>
+      <w:r>
+        <w:rPr>
+          <w:lang w:val="fr-FR"/>
+        </w:rPr>
+        <w:t>Canny</w:t>
+      </w:r>
+      <w:proofErr w:type="spellEnd"/>
+      <w:r>
+        <w:rPr>
+          <w:lang w:val="fr-FR"/>
+        </w:rPr>
+        <w:t>) et l’analyse de contours.</w:t>
+      </w:r>
+    </w:p>
+    <w:p>
+      <w:pPr>
+        <w:pStyle w:val="NormalWeb"/>
+        <w:numPr>
+          <w:ilvl w:val="1"/>
+          <w:numId w:val="15"/>
+        </w:numPr>
+        <w:rPr>
+          <w:lang w:val="fr-FR"/>
+        </w:rPr>
+      </w:pPr>
+      <w:r>
+        <w:rPr>
+          <w:lang w:val="fr-FR"/>
+        </w:rPr>
+        <w:t>Suppression des lignes de mesure, identification du contour principal correspondant à la surface utile.</w:t>
+      </w:r>
+    </w:p>
+    <w:p>
+      <w:pPr>
+        <w:pStyle w:val="NormalWeb"/>
+        <w:numPr>
+          <w:ilvl w:val="0"/>
+          <w:numId w:val="15"/>
+        </w:numPr>
+      </w:pPr>
+      <w:proofErr w:type="spellStart"/>
+      <w:proofErr w:type="gramStart"/>
+      <w:r>
+        <w:rPr>
+          <w:rStyle w:val="lev"/>
+          <w:rFonts w:eastAsiaTheme="majorEastAsia"/>
+        </w:rPr>
+        <w:t>Résultats</w:t>
+      </w:r>
+      <w:proofErr w:type="spellEnd"/>
+      <w:r>
+        <w:rPr>
+          <w:rStyle w:val="lev"/>
+          <w:rFonts w:eastAsiaTheme="majorEastAsia"/>
+        </w:rPr>
+        <w:t xml:space="preserve"> :</w:t>
+      </w:r>
+      <w:proofErr w:type="gramEnd"/>
+    </w:p>
+    <w:p>
+      <w:pPr>
+        <w:pStyle w:val="NormalWeb"/>
+        <w:numPr>
+          <w:ilvl w:val="1"/>
+          <w:numId w:val="15"/>
+        </w:numPr>
+        <w:rPr>
+          <w:lang w:val="fr-FR"/>
+        </w:rPr>
+      </w:pPr>
+      <w:r>
+        <w:rPr>
+          <w:rStyle w:val="lev"/>
+          <w:rFonts w:eastAsiaTheme="majorEastAsia"/>
+          <w:lang w:val="fr-FR"/>
+        </w:rPr>
+        <w:t>Précision :</w:t>
+      </w:r>
+      <w:r>
+        <w:rPr>
+          <w:lang w:val="fr-FR"/>
+        </w:rPr>
+        <w:t xml:space="preserve"> 94,1 % pour la détection des zones.</w:t>
+      </w:r>
+    </w:p>
+    <w:p>
+      <w:pPr>
+        <w:pStyle w:val="NormalWeb"/>
+        <w:numPr>
+          <w:ilvl w:val="1"/>
+          <w:numId w:val="15"/>
+        </w:numPr>
+        <w:rPr>
+          <w:lang w:val="fr-FR"/>
+        </w:rPr>
+      </w:pPr>
+      <w:r>
+        <w:rPr>
+          <w:rStyle w:val="lev"/>
+          <w:rFonts w:eastAsiaTheme="majorEastAsia"/>
+          <w:lang w:val="fr-FR"/>
+        </w:rPr>
+        <w:t>Gain de temps :</w:t>
+      </w:r>
+      <w:r>
+        <w:rPr>
+          <w:lang w:val="fr-FR"/>
+        </w:rPr>
+        <w:t xml:space="preserve"> environ </w:t>
+      </w:r>
+      <w:r>
+        <w:rPr>
+          <w:rStyle w:val="lev"/>
+          <w:rFonts w:eastAsiaTheme="majorEastAsia"/>
+          <w:lang w:val="fr-FR"/>
+        </w:rPr>
+        <w:t>99 %</w:t>
+      </w:r>
+      <w:r>
+        <w:rPr>
+          <w:lang w:val="fr-FR"/>
+        </w:rPr>
+        <w:t xml:space="preserve"> par rapport à la méthode manuelle.</w:t>
+      </w:r>
+    </w:p>
+    <w:p>
+      <w:pPr>
+        <w:pStyle w:val="NormalWeb"/>
+        <w:numPr>
+          <w:ilvl w:val="0"/>
+          <w:numId w:val="15"/>
+        </w:numPr>
+        <w:rPr>
+          <w:lang w:val="fr-FR"/>
+        </w:rPr>
+      </w:pPr>
+      <w:r>
+        <w:rPr>
+          <w:rStyle w:val="lev"/>
+          <w:rFonts w:eastAsiaTheme="majorEastAsia"/>
+          <w:lang w:val="fr-FR"/>
+        </w:rPr>
+        <w:t>Étude de cas :</w:t>
+      </w:r>
+      <w:r>
+        <w:rPr>
+          <w:lang w:val="fr-FR"/>
+        </w:rPr>
+        <w:t xml:space="preserve"> Pont de 126th Street (Indianapolis).</w:t>
+      </w:r>
+    </w:p>
+    <w:p>
+      <w:pPr>
+        <w:pStyle w:val="NormalWeb"/>
+        <w:numPr>
+          <w:ilvl w:val="0"/>
+          <w:numId w:val="15"/>
+        </w:numPr>
+        <w:rPr>
+          <w:lang w:val="fr-FR"/>
+        </w:rPr>
+      </w:pPr>
+      <w:r>
+        <w:rPr>
+          <w:rStyle w:val="lev"/>
+          <w:rFonts w:eastAsiaTheme="majorEastAsia"/>
+          <w:lang w:val="fr-FR"/>
+        </w:rPr>
+        <w:t>Apports :</w:t>
+      </w:r>
+      <w:r>
+        <w:rPr>
+          <w:lang w:val="fr-FR"/>
+        </w:rPr>
+        <w:t xml:space="preserve"> Réduction majeure du temps et de l’erreur humaine dans le calcul des surfaces irrégulières.</w:t>
+      </w:r>
+    </w:p>
+    <w:p>
+      <w:pPr>
+        <w:pStyle w:val="NormalWeb"/>
+        <w:numPr>
+          <w:ilvl w:val="0"/>
+          <w:numId w:val="15"/>
+        </w:numPr>
+        <w:rPr>
+          <w:lang w:val="fr-FR"/>
+        </w:rPr>
+      </w:pPr>
+      <w:r>
+        <w:rPr>
+          <w:rStyle w:val="lev"/>
+          <w:rFonts w:eastAsiaTheme="majorEastAsia"/>
+          <w:lang w:val="fr-FR"/>
+        </w:rPr>
+        <w:t>Limites :</w:t>
+      </w:r>
+      <w:r>
+        <w:rPr>
+          <w:lang w:val="fr-FR"/>
+        </w:rPr>
+        <w:t xml:space="preserve"> Nécessite des plans bien numérisés et un modèle YOLO entraîné sur un jeu d’images spécifiques.</w:t>
+      </w:r>
+    </w:p>
+    <w:p>
+      <w:r>
+        <w:pict w14:anchorId="79976B37">
+          <v:rect id="_x0000_i1025" style="width:0;height:1.5pt" o:hralign="center" o:hrstd="t" o:hr="t" fillcolor="#a0a0a0" stroked="f"/>
+        </w:pict>
+      </w:r>
+    </w:p>
+    <w:p>
+      <w:pPr>
+        <w:pStyle w:val="Titre1"/>
+        <w:rPr>
+          <w:lang w:val="en-US"/>
+        </w:rPr>
+      </w:pPr>
+      <w:r>
+        <w:rPr>
+          <w:rFonts w:ascii="Segoe UI Emoji" w:hAnsi="Segoe UI Emoji" w:cs="Segoe UI Emoji"/>
+        </w:rPr>
+        <w:t>🏠</w:t>
+      </w:r>
+      <w:r>
+        <w:rPr>
+          <w:lang w:val="en-US"/>
+        </w:rPr>
+        <w:t xml:space="preserve"> </w:t>
+      </w:r>
+      <w:r>
+        <w:rPr>
+          <w:rStyle w:val="lev"/>
+          <w:b/>
+          <w:bCs w:val="0"/>
+          <w:lang w:val="en-US"/>
+        </w:rPr>
+        <w:t>2. Extraction of Structural and Semantic Data from 2D Floor Plans for Interactive and Immersive VR Real Estate Exploration</w:t>
+      </w:r>
+    </w:p>
+    <w:p>
+      <w:pPr>
+        <w:pStyle w:val="NormalWeb"/>
+        <w:rPr>
+          <w:rStyle w:val="relative"/>
+          <w:rFonts w:eastAsiaTheme="majorEastAsia"/>
+          <w:lang w:val="fr-FR"/>
+        </w:rPr>
+      </w:pPr>
+      <w:r>
+        <w:rPr>
+          <w:rStyle w:val="lev"/>
+          <w:rFonts w:eastAsiaTheme="majorEastAsia"/>
+          <w:lang w:val="fr-FR"/>
+        </w:rPr>
+        <w:t>(</w:t>
+      </w:r>
+      <w:proofErr w:type="spellStart"/>
+      <w:r>
+        <w:rPr>
+          <w:rStyle w:val="lev"/>
+          <w:rFonts w:eastAsiaTheme="majorEastAsia"/>
+          <w:lang w:val="fr-FR"/>
+        </w:rPr>
+        <w:t>Gerstweiler</w:t>
+      </w:r>
+      <w:proofErr w:type="spellEnd"/>
+      <w:r>
+        <w:rPr>
+          <w:rStyle w:val="lev"/>
+          <w:rFonts w:eastAsiaTheme="majorEastAsia"/>
+          <w:lang w:val="fr-FR"/>
+        </w:rPr>
+        <w:t xml:space="preserve"> et al., TU Wien, 2018)</w:t>
+      </w:r>
+    </w:p>
+    <w:p>
+      <w:pPr>
+        <w:pStyle w:val="not-prose"/>
+        <w:rPr>
+          <w:rFonts w:eastAsiaTheme="majorEastAsia"/>
+          <w:lang w:val="en-US"/>
+        </w:rPr>
+      </w:pPr>
+      <w:r>
+        <w:rPr>
+          <w:lang w:val="en-US"/>
+        </w:rPr>
+        <w:t>Extraction of Structural and Se…</w:t>
+      </w:r>
+    </w:p>
+    <w:p>
+      <w:pPr>
+        <w:pStyle w:val="NormalWeb"/>
+        <w:rPr>
+          <w:lang w:val="fr-FR"/>
+        </w:rPr>
+      </w:pPr>
+      <w:r>
+        <w:rPr>
+          <w:lang w:val="fr-FR"/>
+        </w:rPr>
+        <w:t xml:space="preserve">Ce travail décrit une </w:t>
+      </w:r>
+      <w:r>
+        <w:rPr>
+          <w:rStyle w:val="lev"/>
+          <w:rFonts w:eastAsiaTheme="majorEastAsia"/>
+          <w:lang w:val="fr-FR"/>
+        </w:rPr>
+        <w:t>chaîne entièrement automatisée</w:t>
+      </w:r>
+      <w:r>
+        <w:rPr>
+          <w:lang w:val="fr-FR"/>
+        </w:rPr>
+        <w:t xml:space="preserve"> transformant des </w:t>
+      </w:r>
+      <w:r>
+        <w:rPr>
+          <w:rStyle w:val="lev"/>
+          <w:rFonts w:eastAsiaTheme="majorEastAsia"/>
+          <w:lang w:val="fr-FR"/>
+        </w:rPr>
+        <w:t>plans 2D vectorisés</w:t>
+      </w:r>
+      <w:r>
+        <w:rPr>
+          <w:lang w:val="fr-FR"/>
+        </w:rPr>
+        <w:t xml:space="preserve"> (DWG/DFX) en </w:t>
+      </w:r>
+      <w:r>
+        <w:rPr>
+          <w:rStyle w:val="lev"/>
+          <w:rFonts w:eastAsiaTheme="majorEastAsia"/>
+          <w:lang w:val="fr-FR"/>
+        </w:rPr>
+        <w:t>modèles 3D immersifs pour la réalité virtuelle (VR)</w:t>
+      </w:r>
+      <w:r>
+        <w:rPr>
+          <w:lang w:val="fr-FR"/>
+        </w:rPr>
+        <w:t>, destinée à l’immobilier et la visualisation architecturale.</w:t>
+      </w:r>
+    </w:p>
+    <w:p>
+      <w:pPr>
+        <w:pStyle w:val="NormalWeb"/>
+        <w:numPr>
+          <w:ilvl w:val="0"/>
+          <w:numId w:val="16"/>
+        </w:numPr>
+        <w:rPr>
+          <w:lang w:val="fr-FR"/>
+        </w:rPr>
+      </w:pPr>
+      <w:r>
+        <w:rPr>
+          <w:rStyle w:val="lev"/>
+          <w:rFonts w:eastAsiaTheme="majorEastAsia"/>
+          <w:lang w:val="fr-FR"/>
+        </w:rPr>
+        <w:t>Objectif :</w:t>
+      </w:r>
+      <w:r>
+        <w:rPr>
+          <w:lang w:val="fr-FR"/>
+        </w:rPr>
+        <w:t xml:space="preserve"> Offrir aux clients la possibilité de visiter virtuellement des appartements à partir de simples plans 2D.</w:t>
+      </w:r>
+    </w:p>
+    <w:p>
+      <w:pPr>
+        <w:pStyle w:val="NormalWeb"/>
+        <w:numPr>
+          <w:ilvl w:val="0"/>
+          <w:numId w:val="16"/>
+        </w:numPr>
+      </w:pPr>
+      <w:proofErr w:type="spellStart"/>
+      <w:proofErr w:type="gramStart"/>
+      <w:r>
+        <w:rPr>
+          <w:rStyle w:val="lev"/>
+          <w:rFonts w:eastAsiaTheme="majorEastAsia"/>
+        </w:rPr>
+        <w:t>Approche</w:t>
+      </w:r>
+      <w:proofErr w:type="spellEnd"/>
+      <w:r>
+        <w:rPr>
+          <w:rStyle w:val="lev"/>
+          <w:rFonts w:eastAsiaTheme="majorEastAsia"/>
+        </w:rPr>
+        <w:t xml:space="preserve"> :</w:t>
+      </w:r>
+      <w:proofErr w:type="gramEnd"/>
+    </w:p>
+    <w:p>
+      <w:pPr>
+        <w:pStyle w:val="NormalWeb"/>
+        <w:numPr>
+          <w:ilvl w:val="1"/>
+          <w:numId w:val="16"/>
+        </w:numPr>
+        <w:rPr>
+          <w:lang w:val="fr-FR"/>
+        </w:rPr>
+      </w:pPr>
+      <w:r>
+        <w:rPr>
+          <w:lang w:val="fr-FR"/>
+        </w:rPr>
+        <w:t>Analyse structurelle du plan (détection des murs, ouvertures, balcons).</w:t>
+      </w:r>
+    </w:p>
+    <w:p>
+      <w:pPr>
+        <w:pStyle w:val="NormalWeb"/>
+        <w:numPr>
+          <w:ilvl w:val="1"/>
+          <w:numId w:val="16"/>
+        </w:numPr>
+        <w:rPr>
+          <w:lang w:val="fr-FR"/>
+        </w:rPr>
+      </w:pPr>
+      <w:r>
+        <w:rPr>
+          <w:lang w:val="fr-FR"/>
+        </w:rPr>
+        <w:t xml:space="preserve">Génération automatique du maillage 3D et texturage dans </w:t>
+      </w:r>
+      <w:proofErr w:type="spellStart"/>
+      <w:r>
+        <w:rPr>
+          <w:rStyle w:val="lev"/>
+          <w:rFonts w:eastAsiaTheme="majorEastAsia"/>
+          <w:lang w:val="fr-FR"/>
+        </w:rPr>
+        <w:t>Unreal</w:t>
+      </w:r>
+      <w:proofErr w:type="spellEnd"/>
+      <w:r>
+        <w:rPr>
+          <w:rStyle w:val="lev"/>
+          <w:rFonts w:eastAsiaTheme="majorEastAsia"/>
+          <w:lang w:val="fr-FR"/>
+        </w:rPr>
+        <w:t xml:space="preserve"> Engine</w:t>
+      </w:r>
+      <w:r>
+        <w:rPr>
+          <w:lang w:val="fr-FR"/>
+        </w:rPr>
+        <w:t>.</w:t>
+      </w:r>
+    </w:p>
+    <w:p>
+      <w:pPr>
+        <w:pStyle w:val="NormalWeb"/>
+        <w:numPr>
+          <w:ilvl w:val="1"/>
+          <w:numId w:val="16"/>
+        </w:numPr>
+        <w:rPr>
+          <w:lang w:val="fr-FR"/>
+        </w:rPr>
+      </w:pPr>
+      <w:r>
+        <w:rPr>
+          <w:lang w:val="fr-FR"/>
+        </w:rPr>
+        <w:t xml:space="preserve">Ajout d’objets 3D (portes, fenêtres, mobilier), éclairage automatique, et estimation du </w:t>
+      </w:r>
+      <w:r>
+        <w:rPr>
+          <w:rStyle w:val="lev"/>
+          <w:rFonts w:eastAsiaTheme="majorEastAsia"/>
+          <w:lang w:val="fr-FR"/>
+        </w:rPr>
+        <w:t>type de pièce</w:t>
+      </w:r>
+      <w:r>
+        <w:rPr>
+          <w:lang w:val="fr-FR"/>
+        </w:rPr>
+        <w:t xml:space="preserve"> (chambre, cuisine, etc.).</w:t>
+      </w:r>
+    </w:p>
+    <w:p>
+      <w:pPr>
+        <w:pStyle w:val="NormalWeb"/>
+        <w:numPr>
+          <w:ilvl w:val="0"/>
+          <w:numId w:val="16"/>
+        </w:numPr>
+        <w:rPr>
+          <w:lang w:val="fr-FR"/>
+        </w:rPr>
+      </w:pPr>
+      <w:r>
+        <w:rPr>
+          <w:rStyle w:val="lev"/>
+          <w:rFonts w:eastAsiaTheme="majorEastAsia"/>
+          <w:lang w:val="fr-FR"/>
+        </w:rPr>
+        <w:t>Sortie :</w:t>
+      </w:r>
+      <w:r>
+        <w:rPr>
+          <w:lang w:val="fr-FR"/>
+        </w:rPr>
+        <w:t xml:space="preserve"> modèle 3D au format </w:t>
+      </w:r>
+      <w:r>
+        <w:rPr>
+          <w:rStyle w:val="lev"/>
+          <w:rFonts w:eastAsiaTheme="majorEastAsia"/>
+          <w:lang w:val="fr-FR"/>
+        </w:rPr>
+        <w:t>IFC</w:t>
+      </w:r>
+      <w:r>
+        <w:rPr>
+          <w:lang w:val="fr-FR"/>
+        </w:rPr>
+        <w:t>, compatible BIM et exploitable pour la VR.</w:t>
+      </w:r>
+    </w:p>
+    <w:p>
+      <w:pPr>
+        <w:pStyle w:val="NormalWeb"/>
+        <w:numPr>
+          <w:ilvl w:val="0"/>
+          <w:numId w:val="16"/>
+        </w:numPr>
+      </w:pPr>
+      <w:proofErr w:type="spellStart"/>
+      <w:proofErr w:type="gramStart"/>
+      <w:r>
+        <w:rPr>
+          <w:rStyle w:val="lev"/>
+          <w:rFonts w:eastAsiaTheme="majorEastAsia"/>
+        </w:rPr>
+        <w:t>Résultats</w:t>
+      </w:r>
+      <w:proofErr w:type="spellEnd"/>
+      <w:r>
+        <w:rPr>
+          <w:rStyle w:val="lev"/>
+          <w:rFonts w:eastAsiaTheme="majorEastAsia"/>
+        </w:rPr>
+        <w:t xml:space="preserve"> :</w:t>
+      </w:r>
+      <w:proofErr w:type="gramEnd"/>
+    </w:p>
+    <w:p>
+      <w:pPr>
+        <w:pStyle w:val="NormalWeb"/>
+        <w:numPr>
+          <w:ilvl w:val="1"/>
+          <w:numId w:val="16"/>
+        </w:numPr>
+      </w:pPr>
+      <w:proofErr w:type="spellStart"/>
+      <w:r>
+        <w:t>Processus</w:t>
+      </w:r>
+      <w:proofErr w:type="spellEnd"/>
+      <w:r>
+        <w:t xml:space="preserve"> </w:t>
+      </w:r>
+      <w:proofErr w:type="spellStart"/>
+      <w:r>
+        <w:t>presque</w:t>
+      </w:r>
+      <w:proofErr w:type="spellEnd"/>
+      <w:r>
+        <w:t xml:space="preserve"> </w:t>
+      </w:r>
+      <w:proofErr w:type="spellStart"/>
+      <w:r>
+        <w:t>entièrement</w:t>
+      </w:r>
+      <w:proofErr w:type="spellEnd"/>
+      <w:r>
+        <w:t xml:space="preserve"> </w:t>
+      </w:r>
+      <w:proofErr w:type="spellStart"/>
+      <w:r>
+        <w:t>automatique</w:t>
+      </w:r>
+      <w:proofErr w:type="spellEnd"/>
+      <w:r>
+        <w:t>.</w:t>
+      </w:r>
+    </w:p>
+    <w:p>
+      <w:pPr>
+        <w:pStyle w:val="NormalWeb"/>
+        <w:numPr>
+          <w:ilvl w:val="1"/>
+          <w:numId w:val="16"/>
+        </w:numPr>
+        <w:rPr>
+          <w:lang w:val="fr-FR"/>
+        </w:rPr>
+      </w:pPr>
+      <w:r>
+        <w:rPr>
+          <w:lang w:val="fr-FR"/>
+        </w:rPr>
+        <w:t>Étude utilisateur : la navigation VR aide à la décision d’achat/locatif.</w:t>
+      </w:r>
+    </w:p>
+    <w:p>
+      <w:pPr>
+        <w:pStyle w:val="NormalWeb"/>
+        <w:numPr>
+          <w:ilvl w:val="0"/>
+          <w:numId w:val="16"/>
+        </w:numPr>
+        <w:rPr>
+          <w:lang w:val="fr-FR"/>
+        </w:rPr>
+      </w:pPr>
+      <w:r>
+        <w:rPr>
+          <w:rStyle w:val="lev"/>
+          <w:rFonts w:eastAsiaTheme="majorEastAsia"/>
+          <w:lang w:val="fr-FR"/>
+        </w:rPr>
+        <w:t>Limites :</w:t>
+      </w:r>
+      <w:r>
+        <w:rPr>
+          <w:lang w:val="fr-FR"/>
+        </w:rPr>
+        <w:t xml:space="preserve"> ne traite que les plans vectorisés (pas d’images scannées), pas de murs inclinés ni d’ouvertures verticales (escaliers, ascenseurs).</w:t>
+      </w:r>
+    </w:p>
+    <w:p>
+      <w:r>
+        <w:pict w14:anchorId="40F910E5">
+          <v:rect id="_x0000_i1026" style="width:0;height:1.5pt" o:hralign="center" o:hrstd="t" o:hr="t" fillcolor="#a0a0a0" stroked="f"/>
+        </w:pict>
+      </w:r>
+    </w:p>
+    <w:p>
+      <w:pPr>
+        <w:pStyle w:val="Titre1"/>
+        <w:rPr>
+          <w:lang w:val="en-US"/>
+        </w:rPr>
+      </w:pPr>
+      <w:r>
+        <w:rPr>
+          <w:rFonts w:ascii="Segoe UI Emoji" w:hAnsi="Segoe UI Emoji" w:cs="Segoe UI Emoji"/>
+        </w:rPr>
+        <w:lastRenderedPageBreak/>
+        <w:t>🧠</w:t>
+      </w:r>
+      <w:r>
+        <w:rPr>
+          <w:lang w:val="en-US"/>
+        </w:rPr>
+        <w:t xml:space="preserve"> </w:t>
+      </w:r>
+      <w:r>
+        <w:rPr>
+          <w:rStyle w:val="lev"/>
+          <w:b/>
+          <w:bCs w:val="0"/>
+          <w:lang w:val="en-US"/>
+        </w:rPr>
+        <w:t>3. Towards Fully Automated Processing and Analysis of Construction Diagrams: AI-Powered Symbol Detection</w:t>
+      </w:r>
+    </w:p>
+    <w:p>
+      <w:pPr>
+        <w:pStyle w:val="NormalWeb"/>
+        <w:rPr>
+          <w:rStyle w:val="relative"/>
+          <w:rFonts w:eastAsiaTheme="majorEastAsia"/>
+          <w:lang w:val="en-US"/>
+        </w:rPr>
+      </w:pPr>
+      <w:r>
+        <w:rPr>
+          <w:rStyle w:val="lev"/>
+          <w:rFonts w:eastAsiaTheme="majorEastAsia"/>
+          <w:lang w:val="en-US"/>
+        </w:rPr>
+        <w:t xml:space="preserve">(Jamieson, Moreno-Garcia &amp; Elyan, </w:t>
+      </w:r>
+      <w:r>
+        <w:rPr>
+          <w:rStyle w:val="Accentuation"/>
+          <w:rFonts w:eastAsiaTheme="majorEastAsia"/>
+          <w:b/>
+          <w:bCs/>
+          <w:lang w:val="en-US"/>
+        </w:rPr>
+        <w:t>International Journal on Document Analysis and Recognition</w:t>
+      </w:r>
+      <w:r>
+        <w:rPr>
+          <w:rStyle w:val="lev"/>
+          <w:rFonts w:eastAsiaTheme="majorEastAsia"/>
+          <w:lang w:val="en-US"/>
+        </w:rPr>
+        <w:t>, 2025)</w:t>
+      </w:r>
+    </w:p>
+    <w:p>
+      <w:pPr>
+        <w:pStyle w:val="not-prose"/>
+        <w:rPr>
+          <w:rFonts w:eastAsiaTheme="majorEastAsia"/>
+          <w:lang w:val="en-US"/>
+        </w:rPr>
+      </w:pPr>
+      <w:r>
+        <w:rPr>
+          <w:lang w:val="en-US"/>
+        </w:rPr>
+        <w:t>Towards fully automated process…</w:t>
+      </w:r>
+    </w:p>
+    <w:p>
+      <w:pPr>
+        <w:pStyle w:val="NormalWeb"/>
+        <w:rPr>
+          <w:lang w:val="fr-FR"/>
+        </w:rPr>
+      </w:pPr>
+      <w:r>
+        <w:rPr>
+          <w:lang w:val="fr-FR"/>
+        </w:rPr>
+        <w:t xml:space="preserve">Cet article présente un cadre </w:t>
+      </w:r>
+      <w:r>
+        <w:rPr>
+          <w:rStyle w:val="lev"/>
+          <w:rFonts w:eastAsiaTheme="majorEastAsia"/>
+          <w:lang w:val="fr-FR"/>
+        </w:rPr>
+        <w:t>d’IA pour la détection automatique de symboles dans des plans de construction complexes</w:t>
+      </w:r>
+      <w:r>
+        <w:rPr>
+          <w:lang w:val="fr-FR"/>
+        </w:rPr>
+        <w:t xml:space="preserve"> (plomberie, HVAC, etc.) afin d’automatiser la </w:t>
+      </w:r>
+      <w:r>
+        <w:rPr>
+          <w:rStyle w:val="lev"/>
+          <w:rFonts w:eastAsiaTheme="majorEastAsia"/>
+          <w:lang w:val="fr-FR"/>
+        </w:rPr>
+        <w:t>numérisation et l’analyse des dessins techniques</w:t>
+      </w:r>
+      <w:r>
+        <w:rPr>
+          <w:lang w:val="fr-FR"/>
+        </w:rPr>
+        <w:t>.</w:t>
+      </w:r>
+    </w:p>
+    <w:p>
+      <w:pPr>
+        <w:pStyle w:val="NormalWeb"/>
+        <w:numPr>
+          <w:ilvl w:val="0"/>
+          <w:numId w:val="17"/>
+        </w:numPr>
+        <w:rPr>
+          <w:lang w:val="fr-FR"/>
+        </w:rPr>
+      </w:pPr>
+      <w:r>
+        <w:rPr>
+          <w:rStyle w:val="lev"/>
+          <w:rFonts w:eastAsiaTheme="majorEastAsia"/>
+          <w:lang w:val="fr-FR"/>
+        </w:rPr>
+        <w:t>Contexte :</w:t>
+      </w:r>
+      <w:r>
+        <w:rPr>
+          <w:lang w:val="fr-FR"/>
+        </w:rPr>
+        <w:t xml:space="preserve"> Les dessins de construction restent souvent non numérisés ; leur analyse manuelle est lente et coûteuse.</w:t>
+      </w:r>
+    </w:p>
+    <w:p>
+      <w:pPr>
+        <w:pStyle w:val="NormalWeb"/>
+        <w:numPr>
+          <w:ilvl w:val="0"/>
+          <w:numId w:val="17"/>
+        </w:numPr>
+        <w:rPr>
+          <w:lang w:val="fr-FR"/>
+        </w:rPr>
+      </w:pPr>
+      <w:r>
+        <w:rPr>
+          <w:rStyle w:val="lev"/>
+          <w:rFonts w:eastAsiaTheme="majorEastAsia"/>
+          <w:lang w:val="fr-FR"/>
+        </w:rPr>
+        <w:t>Objectif :</w:t>
+      </w:r>
+      <w:r>
+        <w:rPr>
+          <w:lang w:val="fr-FR"/>
+        </w:rPr>
+        <w:t xml:space="preserve"> Automatiser la </w:t>
+      </w:r>
+      <w:r>
+        <w:rPr>
+          <w:rStyle w:val="lev"/>
+          <w:rFonts w:eastAsiaTheme="majorEastAsia"/>
+          <w:lang w:val="fr-FR"/>
+        </w:rPr>
+        <w:t>reconnaissance des symboles techniques</w:t>
+      </w:r>
+      <w:r>
+        <w:rPr>
+          <w:lang w:val="fr-FR"/>
+        </w:rPr>
+        <w:t xml:space="preserve"> pour faciliter le </w:t>
+      </w:r>
+      <w:proofErr w:type="spellStart"/>
+      <w:r>
+        <w:rPr>
+          <w:rStyle w:val="lev"/>
+          <w:rFonts w:eastAsiaTheme="majorEastAsia"/>
+          <w:lang w:val="fr-FR"/>
+        </w:rPr>
+        <w:t>material</w:t>
+      </w:r>
+      <w:proofErr w:type="spellEnd"/>
+      <w:r>
+        <w:rPr>
+          <w:rStyle w:val="lev"/>
+          <w:rFonts w:eastAsiaTheme="majorEastAsia"/>
+          <w:lang w:val="fr-FR"/>
+        </w:rPr>
+        <w:t xml:space="preserve"> takeoff</w:t>
+      </w:r>
+      <w:r>
+        <w:rPr>
+          <w:lang w:val="fr-FR"/>
+        </w:rPr>
+        <w:t xml:space="preserve"> (liste des matériaux).</w:t>
+      </w:r>
+    </w:p>
+    <w:p>
+      <w:pPr>
+        <w:pStyle w:val="NormalWeb"/>
+        <w:numPr>
+          <w:ilvl w:val="0"/>
+          <w:numId w:val="17"/>
+        </w:numPr>
+      </w:pPr>
+      <w:proofErr w:type="spellStart"/>
+      <w:proofErr w:type="gramStart"/>
+      <w:r>
+        <w:rPr>
+          <w:rStyle w:val="lev"/>
+          <w:rFonts w:eastAsiaTheme="majorEastAsia"/>
+        </w:rPr>
+        <w:t>Méthodologie</w:t>
+      </w:r>
+      <w:proofErr w:type="spellEnd"/>
+      <w:r>
+        <w:rPr>
+          <w:rStyle w:val="lev"/>
+          <w:rFonts w:eastAsiaTheme="majorEastAsia"/>
+        </w:rPr>
+        <w:t xml:space="preserve"> :</w:t>
+      </w:r>
+      <w:proofErr w:type="gramEnd"/>
+    </w:p>
+    <w:p>
+      <w:pPr>
+        <w:pStyle w:val="NormalWeb"/>
+        <w:numPr>
+          <w:ilvl w:val="1"/>
+          <w:numId w:val="17"/>
+        </w:numPr>
+        <w:rPr>
+          <w:lang w:val="fr-FR"/>
+        </w:rPr>
+      </w:pPr>
+      <w:r>
+        <w:rPr>
+          <w:lang w:val="fr-FR"/>
+        </w:rPr>
+        <w:t xml:space="preserve">Utilisation de </w:t>
+      </w:r>
+      <w:r>
+        <w:rPr>
+          <w:rStyle w:val="lev"/>
+          <w:rFonts w:eastAsiaTheme="majorEastAsia"/>
+          <w:lang w:val="fr-FR"/>
+        </w:rPr>
+        <w:t>YOLOv7</w:t>
+      </w:r>
+      <w:r>
+        <w:rPr>
+          <w:lang w:val="fr-FR"/>
+        </w:rPr>
+        <w:t xml:space="preserve"> (one-stage) et </w:t>
+      </w:r>
+      <w:proofErr w:type="spellStart"/>
+      <w:r>
+        <w:rPr>
+          <w:rStyle w:val="lev"/>
+          <w:rFonts w:eastAsiaTheme="majorEastAsia"/>
+          <w:lang w:val="fr-FR"/>
+        </w:rPr>
+        <w:t>Faster</w:t>
+      </w:r>
+      <w:proofErr w:type="spellEnd"/>
+      <w:r>
+        <w:rPr>
+          <w:rStyle w:val="lev"/>
+          <w:rFonts w:eastAsiaTheme="majorEastAsia"/>
+          <w:lang w:val="fr-FR"/>
+        </w:rPr>
+        <w:t xml:space="preserve"> R-CNN</w:t>
+      </w:r>
+      <w:r>
+        <w:rPr>
+          <w:lang w:val="fr-FR"/>
+        </w:rPr>
+        <w:t xml:space="preserve"> (</w:t>
+      </w:r>
+      <w:proofErr w:type="spellStart"/>
+      <w:r>
+        <w:rPr>
+          <w:lang w:val="fr-FR"/>
+        </w:rPr>
+        <w:t>two</w:t>
+      </w:r>
+      <w:proofErr w:type="spellEnd"/>
+      <w:r>
+        <w:rPr>
+          <w:lang w:val="fr-FR"/>
+        </w:rPr>
+        <w:t>-stage) sur des plans PDF haute résolution (≈14k×10k px).</w:t>
+      </w:r>
+    </w:p>
+    <w:p>
+      <w:pPr>
+        <w:pStyle w:val="NormalWeb"/>
+        <w:numPr>
+          <w:ilvl w:val="1"/>
+          <w:numId w:val="17"/>
+        </w:numPr>
+        <w:rPr>
+          <w:lang w:val="fr-FR"/>
+        </w:rPr>
+      </w:pPr>
+      <w:r>
+        <w:rPr>
+          <w:lang w:val="fr-FR"/>
+        </w:rPr>
+        <w:t>Dataset industriel de 198 plans annotés (≈6 200 symboles, 13 classes).</w:t>
+      </w:r>
+    </w:p>
+    <w:p>
+      <w:pPr>
+        <w:pStyle w:val="NormalWeb"/>
+        <w:numPr>
+          <w:ilvl w:val="1"/>
+          <w:numId w:val="17"/>
+        </w:numPr>
+        <w:rPr>
+          <w:lang w:val="fr-FR"/>
+        </w:rPr>
+      </w:pPr>
+      <w:r>
+        <w:rPr>
+          <w:lang w:val="fr-FR"/>
+        </w:rPr>
+        <w:t xml:space="preserve">Approche par </w:t>
+      </w:r>
+      <w:r>
+        <w:rPr>
+          <w:rStyle w:val="lev"/>
+          <w:rFonts w:eastAsiaTheme="majorEastAsia"/>
+          <w:lang w:val="fr-FR"/>
+        </w:rPr>
+        <w:t>patchs 640×640 px</w:t>
+      </w:r>
+      <w:r>
+        <w:rPr>
+          <w:lang w:val="fr-FR"/>
+        </w:rPr>
+        <w:t>, prétraitement et suppression des bords inutiles.</w:t>
+      </w:r>
+    </w:p>
+    <w:p>
+      <w:pPr>
+        <w:pStyle w:val="NormalWeb"/>
+        <w:numPr>
+          <w:ilvl w:val="0"/>
+          <w:numId w:val="17"/>
+        </w:numPr>
+      </w:pPr>
+      <w:proofErr w:type="spellStart"/>
+      <w:proofErr w:type="gramStart"/>
+      <w:r>
+        <w:rPr>
+          <w:rStyle w:val="lev"/>
+          <w:rFonts w:eastAsiaTheme="majorEastAsia"/>
+        </w:rPr>
+        <w:t>Résultats</w:t>
+      </w:r>
+      <w:proofErr w:type="spellEnd"/>
+      <w:r>
+        <w:rPr>
+          <w:rStyle w:val="lev"/>
+          <w:rFonts w:eastAsiaTheme="majorEastAsia"/>
+        </w:rPr>
+        <w:t xml:space="preserve"> :</w:t>
+      </w:r>
+      <w:proofErr w:type="gramEnd"/>
+    </w:p>
+    <w:p>
+      <w:pPr>
+        <w:pStyle w:val="NormalWeb"/>
+        <w:numPr>
+          <w:ilvl w:val="1"/>
+          <w:numId w:val="17"/>
+        </w:numPr>
+      </w:pPr>
+      <w:proofErr w:type="spellStart"/>
+      <w:proofErr w:type="gramStart"/>
+      <w:r>
+        <w:rPr>
+          <w:rStyle w:val="lev"/>
+          <w:rFonts w:eastAsiaTheme="majorEastAsia"/>
+        </w:rPr>
+        <w:t>mAP</w:t>
+      </w:r>
+      <w:proofErr w:type="spellEnd"/>
+      <w:r>
+        <w:rPr>
+          <w:rStyle w:val="lev"/>
+          <w:rFonts w:eastAsiaTheme="majorEastAsia"/>
+        </w:rPr>
+        <w:t xml:space="preserve"> :</w:t>
+      </w:r>
+      <w:proofErr w:type="gramEnd"/>
+      <w:r>
+        <w:t xml:space="preserve"> 79 % (YOLOv7) et 83 % (</w:t>
+      </w:r>
+      <w:proofErr w:type="spellStart"/>
+      <w:r>
+        <w:t>Faster</w:t>
+      </w:r>
+      <w:proofErr w:type="spellEnd"/>
+      <w:r>
+        <w:t xml:space="preserve"> R-CNN).</w:t>
+      </w:r>
+    </w:p>
+    <w:p>
+      <w:pPr>
+        <w:pStyle w:val="NormalWeb"/>
+        <w:numPr>
+          <w:ilvl w:val="1"/>
+          <w:numId w:val="17"/>
+        </w:numPr>
+        <w:rPr>
+          <w:lang w:val="fr-FR"/>
+        </w:rPr>
+      </w:pPr>
+      <w:r>
+        <w:rPr>
+          <w:lang w:val="fr-FR"/>
+        </w:rPr>
+        <w:t>Forte réduction du temps d’analyse par rapport au traitement manuel.</w:t>
+      </w:r>
+    </w:p>
+    <w:p>
+      <w:pPr>
+        <w:pStyle w:val="NormalWeb"/>
+        <w:numPr>
+          <w:ilvl w:val="0"/>
+          <w:numId w:val="17"/>
+        </w:numPr>
+      </w:pPr>
+      <w:proofErr w:type="spellStart"/>
+      <w:proofErr w:type="gramStart"/>
+      <w:r>
+        <w:rPr>
+          <w:rStyle w:val="lev"/>
+          <w:rFonts w:eastAsiaTheme="majorEastAsia"/>
+        </w:rPr>
+        <w:t>Apports</w:t>
+      </w:r>
+      <w:proofErr w:type="spellEnd"/>
+      <w:r>
+        <w:rPr>
+          <w:rStyle w:val="lev"/>
+          <w:rFonts w:eastAsiaTheme="majorEastAsia"/>
+        </w:rPr>
+        <w:t xml:space="preserve"> :</w:t>
+      </w:r>
+      <w:proofErr w:type="gramEnd"/>
+    </w:p>
+    <w:p>
+      <w:pPr>
+        <w:pStyle w:val="NormalWeb"/>
+        <w:numPr>
+          <w:ilvl w:val="1"/>
+          <w:numId w:val="17"/>
+        </w:numPr>
+        <w:rPr>
+          <w:lang w:val="fr-FR"/>
+        </w:rPr>
+      </w:pPr>
+      <w:r>
+        <w:rPr>
+          <w:lang w:val="fr-FR"/>
+        </w:rPr>
+        <w:t xml:space="preserve">Première étude comparative de modèles DL sur des </w:t>
+      </w:r>
+      <w:r>
+        <w:rPr>
+          <w:rStyle w:val="lev"/>
+          <w:rFonts w:eastAsiaTheme="majorEastAsia"/>
+          <w:lang w:val="fr-FR"/>
+        </w:rPr>
+        <w:t>plans industriels réels</w:t>
+      </w:r>
+      <w:r>
+        <w:rPr>
+          <w:lang w:val="fr-FR"/>
+        </w:rPr>
+        <w:t>.</w:t>
+      </w:r>
+    </w:p>
+    <w:p>
+      <w:pPr>
+        <w:pStyle w:val="NormalWeb"/>
+        <w:numPr>
+          <w:ilvl w:val="1"/>
+          <w:numId w:val="17"/>
+        </w:numPr>
+        <w:rPr>
+          <w:lang w:val="fr-FR"/>
+        </w:rPr>
+      </w:pPr>
+      <w:r>
+        <w:rPr>
+          <w:lang w:val="fr-FR"/>
+        </w:rPr>
+        <w:t>Application directe à la digitalisation et au contrôle qualité.</w:t>
+      </w:r>
+    </w:p>
+    <w:p>
+      <w:pPr>
+        <w:pStyle w:val="NormalWeb"/>
+        <w:numPr>
+          <w:ilvl w:val="0"/>
+          <w:numId w:val="17"/>
+        </w:numPr>
+      </w:pPr>
+      <w:proofErr w:type="gramStart"/>
+      <w:r>
+        <w:rPr>
+          <w:rStyle w:val="lev"/>
+          <w:rFonts w:eastAsiaTheme="majorEastAsia"/>
+        </w:rPr>
+        <w:t>Limites :</w:t>
+      </w:r>
+      <w:proofErr w:type="gramEnd"/>
+    </w:p>
+    <w:p>
+      <w:pPr>
+        <w:pStyle w:val="NormalWeb"/>
+        <w:numPr>
+          <w:ilvl w:val="1"/>
+          <w:numId w:val="17"/>
+        </w:numPr>
+        <w:rPr>
+          <w:lang w:val="fr-FR"/>
+        </w:rPr>
+      </w:pPr>
+      <w:r>
+        <w:rPr>
+          <w:lang w:val="fr-FR"/>
+        </w:rPr>
+        <w:t>Classes déséquilibrées, petite taille des symboles, besoin de grands volumes d’annotations.</w:t>
+      </w:r>
+    </w:p>
+    <w:p>
+      <w:pPr>
+        <w:pStyle w:val="Titre1"/>
+        <w:rPr>
+          <w:lang w:val="en-US"/>
+        </w:rPr>
+      </w:pPr>
+      <w:r>
+        <w:rPr>
+          <w:rStyle w:val="lev"/>
+          <w:b/>
+          <w:bCs w:val="0"/>
+          <w:lang w:val="en-US"/>
+        </w:rPr>
+        <w:t>1. Earthwork Network Architecture (ENA): Research for Earthwork Quantity Estimation Method Improvement with Large Language Model</w:t>
+      </w:r>
+    </w:p>
+    <w:p>
+      <w:pPr>
+        <w:pStyle w:val="NormalWeb"/>
+        <w:rPr>
+          <w:rStyle w:val="relative"/>
+          <w:rFonts w:eastAsiaTheme="majorEastAsia"/>
+          <w:lang w:val="en-US"/>
+        </w:rPr>
+      </w:pPr>
+      <w:r>
+        <w:rPr>
+          <w:rStyle w:val="lev"/>
+          <w:rFonts w:eastAsiaTheme="majorEastAsia"/>
+          <w:lang w:val="en-US"/>
+        </w:rPr>
+        <w:t>(</w:t>
+      </w:r>
+      <w:proofErr w:type="spellStart"/>
+      <w:r>
+        <w:rPr>
+          <w:rStyle w:val="lev"/>
+          <w:rFonts w:eastAsiaTheme="majorEastAsia"/>
+          <w:lang w:val="en-US"/>
+        </w:rPr>
+        <w:t>Taewook</w:t>
+      </w:r>
+      <w:proofErr w:type="spellEnd"/>
+      <w:r>
+        <w:rPr>
+          <w:rStyle w:val="lev"/>
+          <w:rFonts w:eastAsiaTheme="majorEastAsia"/>
+          <w:lang w:val="en-US"/>
+        </w:rPr>
+        <w:t xml:space="preserve"> Kang &amp; </w:t>
+      </w:r>
+      <w:proofErr w:type="spellStart"/>
+      <w:r>
+        <w:rPr>
+          <w:rStyle w:val="lev"/>
+          <w:rFonts w:eastAsiaTheme="majorEastAsia"/>
+          <w:lang w:val="en-US"/>
+        </w:rPr>
+        <w:t>Kyubyung</w:t>
+      </w:r>
+      <w:proofErr w:type="spellEnd"/>
+      <w:r>
+        <w:rPr>
+          <w:rStyle w:val="lev"/>
+          <w:rFonts w:eastAsiaTheme="majorEastAsia"/>
+          <w:lang w:val="en-US"/>
+        </w:rPr>
+        <w:t xml:space="preserve"> Kang, </w:t>
+      </w:r>
+      <w:r>
+        <w:rPr>
+          <w:rStyle w:val="Accentuation"/>
+          <w:rFonts w:eastAsiaTheme="majorEastAsia"/>
+          <w:b/>
+          <w:bCs/>
+          <w:lang w:val="en-US"/>
+        </w:rPr>
+        <w:t>Applied Sciences</w:t>
+      </w:r>
+      <w:r>
+        <w:rPr>
+          <w:rStyle w:val="lev"/>
+          <w:rFonts w:eastAsiaTheme="majorEastAsia"/>
+          <w:lang w:val="en-US"/>
+        </w:rPr>
+        <w:t>, 2024)</w:t>
+      </w:r>
+    </w:p>
+    <w:p>
+      <w:pPr>
+        <w:pStyle w:val="not-prose"/>
+        <w:rPr>
+          <w:rFonts w:eastAsiaTheme="majorEastAsia"/>
+          <w:lang w:val="fr-FR"/>
+        </w:rPr>
+      </w:pPr>
+      <w:proofErr w:type="spellStart"/>
+      <w:r>
+        <w:rPr>
+          <w:lang w:val="fr-FR"/>
+        </w:rPr>
+        <w:t>Earthwork</w:t>
+      </w:r>
+      <w:proofErr w:type="spellEnd"/>
+      <w:r>
+        <w:rPr>
+          <w:lang w:val="fr-FR"/>
+        </w:rPr>
+        <w:t xml:space="preserve"> Network Architecture …</w:t>
+      </w:r>
+    </w:p>
+    <w:p>
+      <w:pPr>
+        <w:pStyle w:val="NormalWeb"/>
+      </w:pPr>
+      <w:r>
+        <w:rPr>
+          <w:lang w:val="fr-FR"/>
+        </w:rPr>
+        <w:t xml:space="preserve">Cet article introduit une </w:t>
+      </w:r>
+      <w:r>
+        <w:rPr>
+          <w:rStyle w:val="lev"/>
+          <w:rFonts w:eastAsiaTheme="majorEastAsia"/>
+          <w:lang w:val="fr-FR"/>
+        </w:rPr>
+        <w:t>architecture de réseau d’apprentissage profond (ENA)</w:t>
+      </w:r>
+      <w:r>
+        <w:rPr>
+          <w:lang w:val="fr-FR"/>
+        </w:rPr>
+        <w:t xml:space="preserve"> pour automatiser et améliorer la précision du </w:t>
+      </w:r>
+      <w:r>
+        <w:rPr>
+          <w:rStyle w:val="lev"/>
+          <w:rFonts w:eastAsiaTheme="majorEastAsia"/>
+          <w:lang w:val="fr-FR"/>
+        </w:rPr>
+        <w:t>calcul des volumes de terrassement (</w:t>
+      </w:r>
+      <w:proofErr w:type="spellStart"/>
+      <w:r>
+        <w:rPr>
+          <w:rStyle w:val="lev"/>
+          <w:rFonts w:eastAsiaTheme="majorEastAsia"/>
+          <w:lang w:val="fr-FR"/>
+        </w:rPr>
+        <w:t>earthwork</w:t>
+      </w:r>
+      <w:proofErr w:type="spellEnd"/>
+      <w:r>
+        <w:rPr>
+          <w:rStyle w:val="lev"/>
+          <w:rFonts w:eastAsiaTheme="majorEastAsia"/>
+          <w:lang w:val="fr-FR"/>
+        </w:rPr>
+        <w:t xml:space="preserve"> </w:t>
+      </w:r>
+      <w:proofErr w:type="spellStart"/>
+      <w:r>
+        <w:rPr>
+          <w:rStyle w:val="lev"/>
+          <w:rFonts w:eastAsiaTheme="majorEastAsia"/>
+          <w:lang w:val="fr-FR"/>
+        </w:rPr>
+        <w:lastRenderedPageBreak/>
+        <w:t>quantity</w:t>
+      </w:r>
+      <w:proofErr w:type="spellEnd"/>
+      <w:r>
+        <w:rPr>
+          <w:rStyle w:val="lev"/>
+          <w:rFonts w:eastAsiaTheme="majorEastAsia"/>
+          <w:lang w:val="fr-FR"/>
+        </w:rPr>
+        <w:t xml:space="preserve"> estimation)</w:t>
+      </w:r>
+      <w:r>
+        <w:rPr>
+          <w:lang w:val="fr-FR"/>
+        </w:rPr>
+        <w:t xml:space="preserve"> à partir de dessins CAD.</w:t>
+      </w:r>
+      <w:r>
+        <w:rPr>
+          <w:lang w:val="fr-FR"/>
+        </w:rPr>
+        <w:br/>
+      </w:r>
+      <w:proofErr w:type="spellStart"/>
+      <w:r>
+        <w:t>L’approche</w:t>
+      </w:r>
+      <w:proofErr w:type="spellEnd"/>
+      <w:r>
+        <w:t xml:space="preserve"> combine </w:t>
+      </w:r>
+      <w:r>
+        <w:rPr>
+          <w:rStyle w:val="lev"/>
+          <w:rFonts w:eastAsiaTheme="majorEastAsia"/>
+        </w:rPr>
+        <w:t>LLM</w:t>
+      </w:r>
+      <w:r>
+        <w:t xml:space="preserve">, </w:t>
+      </w:r>
+      <w:r>
+        <w:rPr>
+          <w:rStyle w:val="lev"/>
+          <w:rFonts w:eastAsiaTheme="majorEastAsia"/>
+        </w:rPr>
+        <w:t>Transformers</w:t>
+      </w:r>
+      <w:r>
+        <w:t xml:space="preserve">, </w:t>
+      </w:r>
+      <w:r>
+        <w:rPr>
+          <w:rStyle w:val="lev"/>
+          <w:rFonts w:eastAsiaTheme="majorEastAsia"/>
+        </w:rPr>
+        <w:t>LSTM</w:t>
+      </w:r>
+      <w:r>
+        <w:t xml:space="preserve"> et </w:t>
+      </w:r>
+      <w:r>
+        <w:rPr>
+          <w:rStyle w:val="lev"/>
+          <w:rFonts w:eastAsiaTheme="majorEastAsia"/>
+        </w:rPr>
+        <w:t>MLP</w:t>
+      </w:r>
+      <w:r>
+        <w:t>.</w:t>
+      </w:r>
+    </w:p>
+    <w:p>
+      <w:pPr>
+        <w:pStyle w:val="NormalWeb"/>
+        <w:numPr>
+          <w:ilvl w:val="0"/>
+          <w:numId w:val="18"/>
+        </w:numPr>
+        <w:rPr>
+          <w:lang w:val="fr-FR"/>
+        </w:rPr>
+      </w:pPr>
+      <w:r>
+        <w:rPr>
+          <w:rStyle w:val="lev"/>
+          <w:rFonts w:eastAsiaTheme="majorEastAsia"/>
+          <w:lang w:val="fr-FR"/>
+        </w:rPr>
+        <w:t>Problème :</w:t>
+      </w:r>
+      <w:r>
+        <w:rPr>
+          <w:lang w:val="fr-FR"/>
+        </w:rPr>
+        <w:t xml:space="preserve"> Les estimations de volumes de terrassement sont souvent manuelles, lentes et sujettes à erreur.</w:t>
+      </w:r>
+    </w:p>
+    <w:p>
+      <w:pPr>
+        <w:pStyle w:val="NormalWeb"/>
+        <w:numPr>
+          <w:ilvl w:val="0"/>
+          <w:numId w:val="18"/>
+        </w:numPr>
+      </w:pPr>
+      <w:proofErr w:type="spellStart"/>
+      <w:proofErr w:type="gramStart"/>
+      <w:r>
+        <w:rPr>
+          <w:rStyle w:val="lev"/>
+          <w:rFonts w:eastAsiaTheme="majorEastAsia"/>
+        </w:rPr>
+        <w:t>Méthodologie</w:t>
+      </w:r>
+      <w:proofErr w:type="spellEnd"/>
+      <w:r>
+        <w:rPr>
+          <w:rStyle w:val="lev"/>
+          <w:rFonts w:eastAsiaTheme="majorEastAsia"/>
+        </w:rPr>
+        <w:t xml:space="preserve"> :</w:t>
+      </w:r>
+      <w:proofErr w:type="gramEnd"/>
+    </w:p>
+    <w:p>
+      <w:pPr>
+        <w:pStyle w:val="NormalWeb"/>
+        <w:numPr>
+          <w:ilvl w:val="1"/>
+          <w:numId w:val="18"/>
+        </w:numPr>
+        <w:rPr>
+          <w:lang w:val="fr-FR"/>
+        </w:rPr>
+      </w:pPr>
+      <w:r>
+        <w:rPr>
+          <w:lang w:val="fr-FR"/>
+        </w:rPr>
+        <w:t xml:space="preserve">Module 1 : extraction topologique depuis des dessins 2D (zones de coupe/remblai, pentes, etc.) via la structure </w:t>
+      </w:r>
+      <w:r>
+        <w:rPr>
+          <w:rStyle w:val="lev"/>
+          <w:rFonts w:eastAsiaTheme="majorEastAsia"/>
+          <w:lang w:val="fr-FR"/>
+        </w:rPr>
+        <w:t xml:space="preserve">Half-Edge </w:t>
+      </w:r>
+      <w:proofErr w:type="spellStart"/>
+      <w:r>
+        <w:rPr>
+          <w:rStyle w:val="lev"/>
+          <w:rFonts w:eastAsiaTheme="majorEastAsia"/>
+          <w:lang w:val="fr-FR"/>
+        </w:rPr>
+        <w:t>Topology</w:t>
+      </w:r>
+      <w:proofErr w:type="spellEnd"/>
+      <w:r>
+        <w:rPr>
+          <w:lang w:val="fr-FR"/>
+        </w:rPr>
+        <w:t xml:space="preserve"> pour créer des </w:t>
+      </w:r>
+      <w:proofErr w:type="spellStart"/>
+      <w:r>
+        <w:rPr>
+          <w:lang w:val="fr-FR"/>
+        </w:rPr>
+        <w:t>polylignes</w:t>
+      </w:r>
+      <w:proofErr w:type="spellEnd"/>
+      <w:r>
+        <w:rPr>
+          <w:lang w:val="fr-FR"/>
+        </w:rPr>
+        <w:t xml:space="preserve"> fermées.</w:t>
+      </w:r>
+    </w:p>
+    <w:p>
+      <w:pPr>
+        <w:pStyle w:val="NormalWeb"/>
+        <w:numPr>
+          <w:ilvl w:val="1"/>
+          <w:numId w:val="18"/>
+        </w:numPr>
+        <w:rPr>
+          <w:lang w:val="fr-FR"/>
+        </w:rPr>
+      </w:pPr>
+      <w:r>
+        <w:rPr>
+          <w:lang w:val="fr-FR"/>
+        </w:rPr>
+        <w:t xml:space="preserve">Module 2 : entraînement de quatre modèles — MLP, LSTM, Transformer et </w:t>
+      </w:r>
+      <w:r>
+        <w:rPr>
+          <w:rStyle w:val="lev"/>
+          <w:rFonts w:eastAsiaTheme="majorEastAsia"/>
+          <w:lang w:val="fr-FR"/>
+        </w:rPr>
+        <w:t>LLM</w:t>
+      </w:r>
+      <w:r>
+        <w:rPr>
+          <w:lang w:val="fr-FR"/>
+        </w:rPr>
+        <w:t xml:space="preserve"> — sur ces données structurées.</w:t>
+      </w:r>
+    </w:p>
+    <w:p>
+      <w:pPr>
+        <w:pStyle w:val="NormalWeb"/>
+        <w:numPr>
+          <w:ilvl w:val="1"/>
+          <w:numId w:val="18"/>
+        </w:numPr>
+        <w:rPr>
+          <w:lang w:val="fr-FR"/>
+        </w:rPr>
+      </w:pPr>
+      <w:r>
+        <w:rPr>
+          <w:lang w:val="fr-FR"/>
+        </w:rPr>
+        <w:t xml:space="preserve">Module 3 : évaluation selon la </w:t>
+      </w:r>
+      <w:proofErr w:type="spellStart"/>
+      <w:r>
+        <w:rPr>
+          <w:rStyle w:val="lev"/>
+          <w:rFonts w:eastAsiaTheme="majorEastAsia"/>
+          <w:lang w:val="fr-FR"/>
+        </w:rPr>
+        <w:t>Quantity</w:t>
+      </w:r>
+      <w:proofErr w:type="spellEnd"/>
+      <w:r>
+        <w:rPr>
+          <w:rStyle w:val="lev"/>
+          <w:rFonts w:eastAsiaTheme="majorEastAsia"/>
+          <w:lang w:val="fr-FR"/>
+        </w:rPr>
+        <w:t xml:space="preserve"> Takeoff Classification </w:t>
+      </w:r>
+      <w:proofErr w:type="spellStart"/>
+      <w:r>
+        <w:rPr>
+          <w:rStyle w:val="lev"/>
+          <w:rFonts w:eastAsiaTheme="majorEastAsia"/>
+          <w:lang w:val="fr-FR"/>
+        </w:rPr>
+        <w:t>accuracy</w:t>
+      </w:r>
+      <w:proofErr w:type="spellEnd"/>
+      <w:r>
+        <w:rPr>
+          <w:rStyle w:val="lev"/>
+          <w:rFonts w:eastAsiaTheme="majorEastAsia"/>
+          <w:lang w:val="fr-FR"/>
+        </w:rPr>
+        <w:t xml:space="preserve"> (</w:t>
+      </w:r>
+      <w:proofErr w:type="spellStart"/>
+      <w:r>
+        <w:rPr>
+          <w:rStyle w:val="lev"/>
+          <w:rFonts w:eastAsiaTheme="majorEastAsia"/>
+          <w:lang w:val="fr-FR"/>
+        </w:rPr>
+        <w:t>QTCacc</w:t>
+      </w:r>
+      <w:proofErr w:type="spellEnd"/>
+      <w:r>
+        <w:rPr>
+          <w:rStyle w:val="lev"/>
+          <w:rFonts w:eastAsiaTheme="majorEastAsia"/>
+          <w:lang w:val="fr-FR"/>
+        </w:rPr>
+        <w:t>)</w:t>
+      </w:r>
+      <w:r>
+        <w:rPr>
+          <w:lang w:val="fr-FR"/>
+        </w:rPr>
+        <w:t>.</w:t>
+      </w:r>
+    </w:p>
+    <w:p>
+      <w:pPr>
+        <w:pStyle w:val="NormalWeb"/>
+        <w:numPr>
+          <w:ilvl w:val="0"/>
+          <w:numId w:val="18"/>
+        </w:numPr>
+      </w:pPr>
+      <w:proofErr w:type="spellStart"/>
+      <w:proofErr w:type="gramStart"/>
+      <w:r>
+        <w:rPr>
+          <w:rStyle w:val="lev"/>
+          <w:rFonts w:eastAsiaTheme="majorEastAsia"/>
+        </w:rPr>
+        <w:t>Résultats</w:t>
+      </w:r>
+      <w:proofErr w:type="spellEnd"/>
+      <w:r>
+        <w:rPr>
+          <w:rStyle w:val="lev"/>
+          <w:rFonts w:eastAsiaTheme="majorEastAsia"/>
+        </w:rPr>
+        <w:t xml:space="preserve"> :</w:t>
+      </w:r>
+      <w:proofErr w:type="gramEnd"/>
+    </w:p>
+    <w:p>
+      <w:pPr>
+        <w:pStyle w:val="NormalWeb"/>
+        <w:numPr>
+          <w:ilvl w:val="1"/>
+          <w:numId w:val="18"/>
+        </w:numPr>
+        <w:rPr>
+          <w:lang w:val="fr-FR"/>
+        </w:rPr>
+      </w:pPr>
+      <w:r>
+        <w:rPr>
+          <w:lang w:val="fr-FR"/>
+        </w:rPr>
+        <w:t>LLM &gt; Transformer &gt; LSTM &gt; MLP en précision et convergence.</w:t>
+      </w:r>
+    </w:p>
+    <w:p>
+      <w:pPr>
+        <w:pStyle w:val="NormalWeb"/>
+        <w:numPr>
+          <w:ilvl w:val="1"/>
+          <w:numId w:val="18"/>
+        </w:numPr>
+        <w:rPr>
+          <w:lang w:val="fr-FR"/>
+        </w:rPr>
+      </w:pPr>
+      <w:r>
+        <w:rPr>
+          <w:lang w:val="fr-FR"/>
+        </w:rPr>
+        <w:t xml:space="preserve">LLM atteint </w:t>
+      </w:r>
+      <w:r>
+        <w:rPr>
+          <w:rStyle w:val="lev"/>
+          <w:rFonts w:eastAsiaTheme="majorEastAsia"/>
+          <w:lang w:val="fr-FR"/>
+        </w:rPr>
+        <w:t>97,17 % de précision</w:t>
+      </w:r>
+      <w:r>
+        <w:rPr>
+          <w:lang w:val="fr-FR"/>
+        </w:rPr>
+        <w:t>, mais avec un coût computationnel élevé.</w:t>
+      </w:r>
+    </w:p>
+    <w:p>
+      <w:pPr>
+        <w:pStyle w:val="NormalWeb"/>
+        <w:numPr>
+          <w:ilvl w:val="0"/>
+          <w:numId w:val="18"/>
+        </w:numPr>
+        <w:rPr>
+          <w:lang w:val="fr-FR"/>
+        </w:rPr>
+      </w:pPr>
+      <w:r>
+        <w:rPr>
+          <w:rStyle w:val="lev"/>
+          <w:rFonts w:eastAsiaTheme="majorEastAsia"/>
+          <w:lang w:val="fr-FR"/>
+        </w:rPr>
+        <w:t>Apport :</w:t>
+      </w:r>
+      <w:r>
+        <w:rPr>
+          <w:lang w:val="fr-FR"/>
+        </w:rPr>
+        <w:t xml:space="preserve"> Première utilisation démontrée de </w:t>
+      </w:r>
+      <w:r>
+        <w:rPr>
+          <w:rStyle w:val="lev"/>
+          <w:rFonts w:eastAsiaTheme="majorEastAsia"/>
+          <w:lang w:val="fr-FR"/>
+        </w:rPr>
+        <w:t>LLM pour interpréter des dessins CAD non structurés</w:t>
+      </w:r>
+      <w:r>
+        <w:rPr>
+          <w:lang w:val="fr-FR"/>
+        </w:rPr>
+        <w:t xml:space="preserve"> et automatiser les estimations de terrassement.</w:t>
+      </w:r>
+    </w:p>
+    <w:p>
+      <w:pPr>
+        <w:pStyle w:val="Titre1"/>
+        <w:rPr>
+          <w:lang w:val="en-US"/>
+        </w:rPr>
+      </w:pPr>
+      <w:r>
+        <w:rPr>
+          <w:rStyle w:val="lev"/>
+          <w:b/>
+          <w:bCs w:val="0"/>
+          <w:lang w:val="en-US"/>
+        </w:rPr>
+        <w:t>2. Enhanced Automated Construction Quantity Takeoff: Integrating LLMs with Data Extraction, Symbol Mapping, and Rule-based Reasoning</w:t>
+      </w:r>
+    </w:p>
+    <w:p>
+      <w:pPr>
+        <w:pStyle w:val="NormalWeb"/>
+        <w:rPr>
+          <w:rStyle w:val="relative"/>
+          <w:rFonts w:eastAsiaTheme="majorEastAsia"/>
+          <w:lang w:val="fr-FR"/>
+        </w:rPr>
+      </w:pPr>
+      <w:r>
+        <w:rPr>
+          <w:rStyle w:val="lev"/>
+          <w:rFonts w:eastAsiaTheme="majorEastAsia"/>
+          <w:lang w:val="fr-FR"/>
+        </w:rPr>
+        <w:t>(</w:t>
+      </w:r>
+      <w:proofErr w:type="spellStart"/>
+      <w:r>
+        <w:rPr>
+          <w:rStyle w:val="lev"/>
+          <w:rFonts w:eastAsiaTheme="majorEastAsia"/>
+          <w:lang w:val="fr-FR"/>
+        </w:rPr>
+        <w:t>Hongxu</w:t>
+      </w:r>
+      <w:proofErr w:type="spellEnd"/>
+      <w:r>
+        <w:rPr>
+          <w:rStyle w:val="lev"/>
+          <w:rFonts w:eastAsiaTheme="majorEastAsia"/>
+          <w:lang w:val="fr-FR"/>
+        </w:rPr>
+        <w:t xml:space="preserve"> Pu et al., 2025, </w:t>
+      </w:r>
+      <w:proofErr w:type="spellStart"/>
+      <w:r>
+        <w:rPr>
+          <w:rStyle w:val="lev"/>
+          <w:rFonts w:eastAsiaTheme="majorEastAsia"/>
+          <w:lang w:val="fr-FR"/>
+        </w:rPr>
+        <w:t>preprint</w:t>
+      </w:r>
+      <w:proofErr w:type="spellEnd"/>
+      <w:r>
+        <w:rPr>
+          <w:rStyle w:val="lev"/>
+          <w:rFonts w:eastAsiaTheme="majorEastAsia"/>
+          <w:lang w:val="fr-FR"/>
+        </w:rPr>
+        <w:t xml:space="preserve"> SSRN)</w:t>
+      </w:r>
+    </w:p>
+    <w:p>
+      <w:pPr>
+        <w:pStyle w:val="not-prose"/>
+        <w:rPr>
+          <w:rFonts w:eastAsiaTheme="majorEastAsia"/>
+          <w:lang w:val="fr-FR"/>
+        </w:rPr>
+      </w:pPr>
+      <w:proofErr w:type="spellStart"/>
+      <w:r>
+        <w:rPr>
+          <w:lang w:val="fr-FR"/>
+        </w:rPr>
+        <w:t>OCR+multimod</w:t>
+      </w:r>
+      <w:proofErr w:type="spellEnd"/>
+    </w:p>
+    <w:p>
+      <w:pPr>
+        <w:pStyle w:val="NormalWeb"/>
+        <w:rPr>
+          <w:lang w:val="fr-FR"/>
+        </w:rPr>
+      </w:pPr>
+      <w:r>
+        <w:rPr>
+          <w:lang w:val="fr-FR"/>
+        </w:rPr>
+        <w:t xml:space="preserve">Cet article propose une approche </w:t>
+      </w:r>
+      <w:r>
+        <w:rPr>
+          <w:rStyle w:val="lev"/>
+          <w:rFonts w:eastAsiaTheme="majorEastAsia"/>
+          <w:lang w:val="fr-FR"/>
+        </w:rPr>
+        <w:t>multimodale et raisonnée</w:t>
+      </w:r>
+      <w:r>
+        <w:rPr>
+          <w:lang w:val="fr-FR"/>
+        </w:rPr>
+        <w:t xml:space="preserve"> pour automatiser le </w:t>
+      </w:r>
+      <w:proofErr w:type="spellStart"/>
+      <w:r>
+        <w:rPr>
+          <w:rStyle w:val="lev"/>
+          <w:rFonts w:eastAsiaTheme="majorEastAsia"/>
+          <w:lang w:val="fr-FR"/>
+        </w:rPr>
+        <w:t>Quantity</w:t>
+      </w:r>
+      <w:proofErr w:type="spellEnd"/>
+      <w:r>
+        <w:rPr>
+          <w:rStyle w:val="lev"/>
+          <w:rFonts w:eastAsiaTheme="majorEastAsia"/>
+          <w:lang w:val="fr-FR"/>
+        </w:rPr>
+        <w:t xml:space="preserve"> Takeoff (QTO)</w:t>
+      </w:r>
+      <w:r>
+        <w:rPr>
+          <w:lang w:val="fr-FR"/>
+        </w:rPr>
+        <w:t xml:space="preserve"> à partir de </w:t>
+      </w:r>
+      <w:r>
+        <w:rPr>
+          <w:rStyle w:val="lev"/>
+          <w:rFonts w:eastAsiaTheme="majorEastAsia"/>
+          <w:lang w:val="fr-FR"/>
+        </w:rPr>
+        <w:t>documents 2D traditionnels</w:t>
+      </w:r>
+      <w:r>
+        <w:rPr>
+          <w:lang w:val="fr-FR"/>
+        </w:rPr>
+        <w:t xml:space="preserve"> (plans et textes, sans BIM).</w:t>
+      </w:r>
+    </w:p>
+    <w:p>
+      <w:pPr>
+        <w:pStyle w:val="NormalWeb"/>
+        <w:numPr>
+          <w:ilvl w:val="0"/>
+          <w:numId w:val="19"/>
+        </w:numPr>
+        <w:rPr>
+          <w:lang w:val="fr-FR"/>
+        </w:rPr>
+      </w:pPr>
+      <w:r>
+        <w:rPr>
+          <w:rStyle w:val="lev"/>
+          <w:rFonts w:eastAsiaTheme="majorEastAsia"/>
+          <w:lang w:val="fr-FR"/>
+        </w:rPr>
+        <w:t>Problème :</w:t>
+      </w:r>
+      <w:r>
+        <w:rPr>
+          <w:lang w:val="fr-FR"/>
+        </w:rPr>
+        <w:t xml:space="preserve"> Les méthodes QTO manuelles sont lentes et sujettes à erreur ; BIM aide mais reste peu disponible.</w:t>
+      </w:r>
+    </w:p>
+    <w:p>
+      <w:pPr>
+        <w:pStyle w:val="NormalWeb"/>
+        <w:numPr>
+          <w:ilvl w:val="0"/>
+          <w:numId w:val="19"/>
+        </w:numPr>
+        <w:rPr>
+          <w:lang w:val="fr-FR"/>
+        </w:rPr>
+      </w:pPr>
+      <w:r>
+        <w:rPr>
+          <w:rStyle w:val="lev"/>
+          <w:rFonts w:eastAsiaTheme="majorEastAsia"/>
+          <w:lang w:val="fr-FR"/>
+        </w:rPr>
+        <w:t>Objectif :</w:t>
+      </w:r>
+      <w:r>
+        <w:rPr>
+          <w:lang w:val="fr-FR"/>
+        </w:rPr>
+        <w:t xml:space="preserve"> Exploiter des </w:t>
+      </w:r>
+      <w:proofErr w:type="spellStart"/>
+      <w:r>
+        <w:rPr>
+          <w:rStyle w:val="lev"/>
+          <w:rFonts w:eastAsiaTheme="majorEastAsia"/>
+          <w:lang w:val="fr-FR"/>
+        </w:rPr>
+        <w:t>LLMs</w:t>
+      </w:r>
+      <w:proofErr w:type="spellEnd"/>
+      <w:r>
+        <w:rPr>
+          <w:rStyle w:val="lev"/>
+          <w:rFonts w:eastAsiaTheme="majorEastAsia"/>
+          <w:lang w:val="fr-FR"/>
+        </w:rPr>
+        <w:t xml:space="preserve"> multimodaux</w:t>
+      </w:r>
+      <w:r>
+        <w:rPr>
+          <w:lang w:val="fr-FR"/>
+        </w:rPr>
+        <w:t xml:space="preserve"> pour extraire et interpréter automatiquement les quantités depuis des plans PDF, avec une logique explicable.</w:t>
+      </w:r>
+    </w:p>
+    <w:p>
+      <w:pPr>
+        <w:pStyle w:val="NormalWeb"/>
+        <w:numPr>
+          <w:ilvl w:val="0"/>
+          <w:numId w:val="19"/>
+        </w:numPr>
+      </w:pPr>
+      <w:proofErr w:type="spellStart"/>
+      <w:proofErr w:type="gramStart"/>
+      <w:r>
+        <w:rPr>
+          <w:rStyle w:val="lev"/>
+          <w:rFonts w:eastAsiaTheme="majorEastAsia"/>
+        </w:rPr>
+        <w:t>Méthodologie</w:t>
+      </w:r>
+      <w:proofErr w:type="spellEnd"/>
+      <w:r>
+        <w:rPr>
+          <w:rStyle w:val="lev"/>
+          <w:rFonts w:eastAsiaTheme="majorEastAsia"/>
+        </w:rPr>
+        <w:t xml:space="preserve"> :</w:t>
+      </w:r>
+      <w:proofErr w:type="gramEnd"/>
+    </w:p>
+    <w:p>
+      <w:pPr>
+        <w:pStyle w:val="NormalWeb"/>
+        <w:numPr>
+          <w:ilvl w:val="1"/>
+          <w:numId w:val="19"/>
+        </w:numPr>
+        <w:rPr>
+          <w:lang w:val="fr-FR"/>
+        </w:rPr>
+      </w:pPr>
+      <w:proofErr w:type="spellStart"/>
+      <w:r>
+        <w:rPr>
+          <w:rStyle w:val="lev"/>
+          <w:rFonts w:eastAsiaTheme="majorEastAsia"/>
+          <w:lang w:val="fr-FR"/>
+        </w:rPr>
+        <w:t>Parsing</w:t>
+      </w:r>
+      <w:proofErr w:type="spellEnd"/>
+      <w:r>
+        <w:rPr>
+          <w:rStyle w:val="lev"/>
+          <w:rFonts w:eastAsiaTheme="majorEastAsia"/>
+          <w:lang w:val="fr-FR"/>
+        </w:rPr>
+        <w:t xml:space="preserve"> des règles QTO</w:t>
+      </w:r>
+      <w:r>
+        <w:rPr>
+          <w:lang w:val="fr-FR"/>
+        </w:rPr>
+        <w:t xml:space="preserve"> (règles externes codées en formules).</w:t>
+      </w:r>
+    </w:p>
+    <w:p>
+      <w:pPr>
+        <w:pStyle w:val="NormalWeb"/>
+        <w:numPr>
+          <w:ilvl w:val="1"/>
+          <w:numId w:val="19"/>
+        </w:numPr>
+        <w:rPr>
+          <w:lang w:val="fr-FR"/>
+        </w:rPr>
+      </w:pPr>
+      <w:r>
+        <w:rPr>
+          <w:rStyle w:val="lev"/>
+          <w:rFonts w:eastAsiaTheme="majorEastAsia"/>
+          <w:lang w:val="fr-FR"/>
+        </w:rPr>
+        <w:t>Extraction de données</w:t>
+      </w:r>
+      <w:r>
+        <w:rPr>
+          <w:lang w:val="fr-FR"/>
+        </w:rPr>
+        <w:t xml:space="preserve"> et </w:t>
+      </w:r>
+      <w:r>
+        <w:rPr>
+          <w:rStyle w:val="lev"/>
+          <w:rFonts w:eastAsiaTheme="majorEastAsia"/>
+          <w:lang w:val="fr-FR"/>
+        </w:rPr>
+        <w:t>mappage des symboles</w:t>
+      </w:r>
+      <w:r>
+        <w:rPr>
+          <w:lang w:val="fr-FR"/>
+        </w:rPr>
+        <w:t xml:space="preserve"> via OCR et détection.</w:t>
+      </w:r>
+    </w:p>
+    <w:p>
+      <w:pPr>
+        <w:pStyle w:val="NormalWeb"/>
+        <w:numPr>
+          <w:ilvl w:val="1"/>
+          <w:numId w:val="19"/>
+        </w:numPr>
+        <w:rPr>
+          <w:lang w:val="fr-FR"/>
+        </w:rPr>
+      </w:pPr>
+      <w:r>
+        <w:rPr>
+          <w:rStyle w:val="lev"/>
+          <w:rFonts w:eastAsiaTheme="majorEastAsia"/>
+          <w:lang w:val="fr-FR"/>
+        </w:rPr>
+        <w:t>Raisonnement en chaîne (Chain-of-</w:t>
+      </w:r>
+      <w:proofErr w:type="spellStart"/>
+      <w:r>
+        <w:rPr>
+          <w:rStyle w:val="lev"/>
+          <w:rFonts w:eastAsiaTheme="majorEastAsia"/>
+          <w:lang w:val="fr-FR"/>
+        </w:rPr>
+        <w:t>Thought</w:t>
+      </w:r>
+      <w:proofErr w:type="spellEnd"/>
+      <w:r>
+        <w:rPr>
+          <w:rStyle w:val="lev"/>
+          <w:rFonts w:eastAsiaTheme="majorEastAsia"/>
+          <w:lang w:val="fr-FR"/>
+        </w:rPr>
+        <w:t>)</w:t>
+      </w:r>
+      <w:r>
+        <w:rPr>
+          <w:lang w:val="fr-FR"/>
+        </w:rPr>
+        <w:t xml:space="preserve"> fondé sur des règles de domaine pour des calculs explicables.</w:t>
+      </w:r>
+    </w:p>
+    <w:p>
+      <w:pPr>
+        <w:pStyle w:val="NormalWeb"/>
+        <w:numPr>
+          <w:ilvl w:val="0"/>
+          <w:numId w:val="19"/>
+        </w:numPr>
+      </w:pPr>
+      <w:proofErr w:type="spellStart"/>
+      <w:proofErr w:type="gramStart"/>
+      <w:r>
+        <w:rPr>
+          <w:rStyle w:val="lev"/>
+          <w:rFonts w:eastAsiaTheme="majorEastAsia"/>
+        </w:rPr>
+        <w:t>Résultats</w:t>
+      </w:r>
+      <w:proofErr w:type="spellEnd"/>
+      <w:r>
+        <w:rPr>
+          <w:rStyle w:val="lev"/>
+          <w:rFonts w:eastAsiaTheme="majorEastAsia"/>
+        </w:rPr>
+        <w:t xml:space="preserve"> :</w:t>
+      </w:r>
+      <w:proofErr w:type="gramEnd"/>
+    </w:p>
+    <w:p>
+      <w:pPr>
+        <w:pStyle w:val="NormalWeb"/>
+        <w:numPr>
+          <w:ilvl w:val="1"/>
+          <w:numId w:val="20"/>
+        </w:numPr>
+        <w:rPr>
+          <w:lang w:val="fr-FR"/>
+        </w:rPr>
+      </w:pPr>
+      <w:r>
+        <w:rPr>
+          <w:lang w:val="fr-FR"/>
+        </w:rPr>
+        <w:t>LLM général (ex. GPT-4o) → erreurs importantes.</w:t>
+      </w:r>
+    </w:p>
+    <w:p>
+      <w:pPr>
+        <w:pStyle w:val="NormalWeb"/>
+        <w:numPr>
+          <w:ilvl w:val="1"/>
+          <w:numId w:val="20"/>
+        </w:numPr>
+        <w:rPr>
+          <w:lang w:val="fr-FR"/>
+        </w:rPr>
+      </w:pPr>
+      <w:r>
+        <w:rPr>
+          <w:lang w:val="fr-FR"/>
+        </w:rPr>
+        <w:t>LLM enrichi par règles et symboles → résultats précis, traçables et cohérents.</w:t>
+      </w:r>
+    </w:p>
+    <w:p>
+      <w:pPr>
+        <w:pStyle w:val="NormalWeb"/>
+        <w:numPr>
+          <w:ilvl w:val="0"/>
+          <w:numId w:val="19"/>
+        </w:numPr>
+        <w:rPr>
+          <w:lang w:val="fr-FR"/>
+        </w:rPr>
+      </w:pPr>
+      <w:r>
+        <w:rPr>
+          <w:rStyle w:val="lev"/>
+          <w:rFonts w:eastAsiaTheme="majorEastAsia"/>
+          <w:lang w:val="fr-FR"/>
+        </w:rPr>
+        <w:t>Apport :</w:t>
+      </w:r>
+      <w:r>
+        <w:rPr>
+          <w:lang w:val="fr-FR"/>
+        </w:rPr>
+        <w:t xml:space="preserve"> Introduction du </w:t>
+      </w:r>
+      <w:r>
+        <w:rPr>
+          <w:rStyle w:val="lev"/>
+          <w:rFonts w:eastAsiaTheme="majorEastAsia"/>
+          <w:lang w:val="fr-FR"/>
+        </w:rPr>
+        <w:t>raisonnement explicable</w:t>
+      </w:r>
+      <w:r>
+        <w:rPr>
+          <w:lang w:val="fr-FR"/>
+        </w:rPr>
+        <w:t xml:space="preserve"> pour le QTO automatisé sans BIM, combinant LLM + OCR + logique experte.</w:t>
+      </w:r>
+    </w:p>
+    <w:p>
+      <w:pPr>
+        <w:pStyle w:val="Titre1"/>
+        <w:rPr>
+          <w:lang w:val="en-US"/>
+        </w:rPr>
+      </w:pPr>
+      <w:r>
+        <w:rPr>
+          <w:rStyle w:val="lev"/>
+          <w:b/>
+          <w:bCs w:val="0"/>
+          <w:lang w:val="en-US"/>
+        </w:rPr>
+        <w:lastRenderedPageBreak/>
+        <w:t>Symbol Spotting on Digital Architectural Floor Plans Using a Deep Learning-Based Framework</w:t>
+      </w:r>
+    </w:p>
+    <w:p>
+      <w:pPr>
+        <w:pStyle w:val="NormalWeb"/>
+        <w:rPr>
+          <w:rStyle w:val="relative"/>
+          <w:rFonts w:eastAsiaTheme="majorEastAsia"/>
+          <w:lang w:val="en-US"/>
+        </w:rPr>
+      </w:pPr>
+      <w:r>
+        <w:rPr>
+          <w:rStyle w:val="lev"/>
+          <w:rFonts w:eastAsiaTheme="majorEastAsia"/>
+          <w:lang w:val="en-US"/>
+        </w:rPr>
+        <w:t>(</w:t>
+      </w:r>
+      <w:proofErr w:type="spellStart"/>
+      <w:r>
+        <w:rPr>
+          <w:rStyle w:val="lev"/>
+          <w:rFonts w:eastAsiaTheme="majorEastAsia"/>
+          <w:lang w:val="en-US"/>
+        </w:rPr>
+        <w:t>Rezvanifar</w:t>
+      </w:r>
+      <w:proofErr w:type="spellEnd"/>
+      <w:r>
+        <w:rPr>
+          <w:rStyle w:val="lev"/>
+          <w:rFonts w:eastAsiaTheme="majorEastAsia"/>
+          <w:lang w:val="en-US"/>
+        </w:rPr>
+        <w:t xml:space="preserve"> et al., University of Victoria, 2020)</w:t>
+      </w:r>
+    </w:p>
+    <w:p>
+      <w:pPr>
+        <w:pStyle w:val="not-prose"/>
+        <w:rPr>
+          <w:rFonts w:eastAsiaTheme="majorEastAsia"/>
+          <w:lang w:val="en-US"/>
+        </w:rPr>
+      </w:pPr>
+      <w:r>
+        <w:rPr>
+          <w:lang w:val="en-US"/>
+        </w:rPr>
+        <w:t>Symbol Spotting on Digital Arch…</w:t>
+      </w:r>
+    </w:p>
+    <w:p>
+      <w:pPr>
+        <w:pStyle w:val="NormalWeb"/>
+        <w:rPr>
+          <w:lang w:val="fr-FR"/>
+        </w:rPr>
+      </w:pPr>
+      <w:r>
+        <w:rPr>
+          <w:lang w:val="fr-FR"/>
+        </w:rPr>
+        <w:t xml:space="preserve">Cet article introduit une approche basée sur </w:t>
+      </w:r>
+      <w:r>
+        <w:rPr>
+          <w:rStyle w:val="lev"/>
+          <w:rFonts w:eastAsiaTheme="majorEastAsia"/>
+          <w:lang w:val="fr-FR"/>
+        </w:rPr>
+        <w:t>YOLOv2</w:t>
+      </w:r>
+      <w:r>
+        <w:rPr>
+          <w:lang w:val="fr-FR"/>
+        </w:rPr>
+        <w:t xml:space="preserve"> pour la </w:t>
+      </w:r>
+      <w:r>
+        <w:rPr>
+          <w:rStyle w:val="lev"/>
+          <w:rFonts w:eastAsiaTheme="majorEastAsia"/>
+          <w:lang w:val="fr-FR"/>
+        </w:rPr>
+        <w:t>détection automatique de symboles architecturaux</w:t>
+      </w:r>
+      <w:r>
+        <w:rPr>
+          <w:lang w:val="fr-FR"/>
+        </w:rPr>
+        <w:t xml:space="preserve"> dans des plans numériques réels.</w:t>
+      </w:r>
+    </w:p>
+    <w:p>
+      <w:pPr>
+        <w:pStyle w:val="NormalWeb"/>
+        <w:numPr>
+          <w:ilvl w:val="0"/>
+          <w:numId w:val="21"/>
+        </w:numPr>
+        <w:rPr>
+          <w:lang w:val="fr-FR"/>
+        </w:rPr>
+      </w:pPr>
+      <w:r>
+        <w:rPr>
+          <w:rStyle w:val="lev"/>
+          <w:rFonts w:eastAsiaTheme="majorEastAsia"/>
+          <w:lang w:val="fr-FR"/>
+        </w:rPr>
+        <w:t>Problème :</w:t>
+      </w:r>
+      <w:r>
+        <w:rPr>
+          <w:lang w:val="fr-FR"/>
+        </w:rPr>
+        <w:t xml:space="preserve"> Les symboles architecturaux varient fortement (ex. différentes notations pour un lavabo), souvent masqués ou superposés.</w:t>
+      </w:r>
+    </w:p>
+    <w:p>
+      <w:pPr>
+        <w:pStyle w:val="NormalWeb"/>
+        <w:numPr>
+          <w:ilvl w:val="0"/>
+          <w:numId w:val="21"/>
+        </w:numPr>
+      </w:pPr>
+      <w:proofErr w:type="spellStart"/>
+      <w:proofErr w:type="gramStart"/>
+      <w:r>
+        <w:rPr>
+          <w:rStyle w:val="lev"/>
+          <w:rFonts w:eastAsiaTheme="majorEastAsia"/>
+        </w:rPr>
+        <w:t>Méthodologie</w:t>
+      </w:r>
+      <w:proofErr w:type="spellEnd"/>
+      <w:r>
+        <w:rPr>
+          <w:rStyle w:val="lev"/>
+          <w:rFonts w:eastAsiaTheme="majorEastAsia"/>
+        </w:rPr>
+        <w:t xml:space="preserve"> :</w:t>
+      </w:r>
+      <w:proofErr w:type="gramEnd"/>
+    </w:p>
+    <w:p>
+      <w:pPr>
+        <w:pStyle w:val="NormalWeb"/>
+        <w:numPr>
+          <w:ilvl w:val="1"/>
+          <w:numId w:val="21"/>
+        </w:numPr>
+        <w:rPr>
+          <w:lang w:val="fr-FR"/>
+        </w:rPr>
+      </w:pPr>
+      <w:r>
+        <w:rPr>
+          <w:lang w:val="fr-FR"/>
+        </w:rPr>
+        <w:t xml:space="preserve">Détection d’objets par </w:t>
+      </w:r>
+      <w:r>
+        <w:rPr>
+          <w:rStyle w:val="lev"/>
+          <w:rFonts w:eastAsiaTheme="majorEastAsia"/>
+          <w:lang w:val="fr-FR"/>
+        </w:rPr>
+        <w:t>YOLOv2</w:t>
+      </w:r>
+      <w:r>
+        <w:rPr>
+          <w:lang w:val="fr-FR"/>
+        </w:rPr>
+        <w:t xml:space="preserve"> sur des plans haute résolution (~5400×3600 px).</w:t>
+      </w:r>
+    </w:p>
+    <w:p>
+      <w:pPr>
+        <w:pStyle w:val="NormalWeb"/>
+        <w:numPr>
+          <w:ilvl w:val="1"/>
+          <w:numId w:val="21"/>
+        </w:numPr>
+        <w:rPr>
+          <w:lang w:val="fr-FR"/>
+        </w:rPr>
+      </w:pPr>
+      <w:r>
+        <w:rPr>
+          <w:lang w:val="fr-FR"/>
+        </w:rPr>
+        <w:t xml:space="preserve">Stratégie de </w:t>
+      </w:r>
+      <w:proofErr w:type="spellStart"/>
+      <w:r>
+        <w:rPr>
+          <w:rStyle w:val="lev"/>
+          <w:rFonts w:eastAsiaTheme="majorEastAsia"/>
+          <w:lang w:val="fr-FR"/>
+        </w:rPr>
+        <w:t>tiling</w:t>
+      </w:r>
+      <w:proofErr w:type="spellEnd"/>
+      <w:r>
+        <w:rPr>
+          <w:lang w:val="fr-FR"/>
+        </w:rPr>
+        <w:t xml:space="preserve"> pour gérer la petite taille relative des symboles.</w:t>
+      </w:r>
+    </w:p>
+    <w:p>
+      <w:pPr>
+        <w:pStyle w:val="NormalWeb"/>
+        <w:numPr>
+          <w:ilvl w:val="1"/>
+          <w:numId w:val="21"/>
+        </w:numPr>
+        <w:rPr>
+          <w:lang w:val="fr-FR"/>
+        </w:rPr>
+      </w:pPr>
+      <w:r>
+        <w:rPr>
+          <w:lang w:val="fr-FR"/>
+        </w:rPr>
+        <w:t xml:space="preserve">Entraînement sur </w:t>
+      </w:r>
+      <w:r>
+        <w:rPr>
+          <w:rStyle w:val="lev"/>
+          <w:rFonts w:eastAsiaTheme="majorEastAsia"/>
+          <w:lang w:val="fr-FR"/>
+        </w:rPr>
+        <w:t>115 plans réels</w:t>
+      </w:r>
+      <w:r>
+        <w:rPr>
+          <w:lang w:val="fr-FR"/>
+        </w:rPr>
+        <w:t xml:space="preserve"> annotés (12 classes de symboles).</w:t>
+      </w:r>
+    </w:p>
+    <w:p>
+      <w:pPr>
+        <w:pStyle w:val="NormalWeb"/>
+        <w:numPr>
+          <w:ilvl w:val="0"/>
+          <w:numId w:val="21"/>
+        </w:numPr>
+      </w:pPr>
+      <w:proofErr w:type="spellStart"/>
+      <w:proofErr w:type="gramStart"/>
+      <w:r>
+        <w:rPr>
+          <w:rStyle w:val="lev"/>
+          <w:rFonts w:eastAsiaTheme="majorEastAsia"/>
+        </w:rPr>
+        <w:t>Résultats</w:t>
+      </w:r>
+      <w:proofErr w:type="spellEnd"/>
+      <w:r>
+        <w:rPr>
+          <w:rStyle w:val="lev"/>
+          <w:rFonts w:eastAsiaTheme="majorEastAsia"/>
+        </w:rPr>
+        <w:t xml:space="preserve"> :</w:t>
+      </w:r>
+      <w:proofErr w:type="gramEnd"/>
+    </w:p>
+    <w:p>
+      <w:pPr>
+        <w:pStyle w:val="NormalWeb"/>
+        <w:numPr>
+          <w:ilvl w:val="1"/>
+          <w:numId w:val="21"/>
+        </w:numPr>
+        <w:rPr>
+          <w:lang w:val="fr-FR"/>
+        </w:rPr>
+      </w:pPr>
+      <w:r>
+        <w:rPr>
+          <w:lang w:val="fr-FR"/>
+        </w:rPr>
+        <w:t>Détection robuste malgré occlusions, bruit et variations de style.</w:t>
+      </w:r>
+    </w:p>
+    <w:p>
+      <w:pPr>
+        <w:pStyle w:val="NormalWeb"/>
+        <w:numPr>
+          <w:ilvl w:val="1"/>
+          <w:numId w:val="21"/>
+        </w:numPr>
+        <w:rPr>
+          <w:lang w:val="fr-FR"/>
+        </w:rPr>
+      </w:pPr>
+      <w:r>
+        <w:rPr>
+          <w:lang w:val="fr-FR"/>
+        </w:rPr>
+        <w:t>Meilleure performance que les méthodes “on-the-</w:t>
+      </w:r>
+      <w:proofErr w:type="spellStart"/>
+      <w:r>
+        <w:rPr>
+          <w:lang w:val="fr-FR"/>
+        </w:rPr>
+        <w:t>fly</w:t>
+      </w:r>
+      <w:proofErr w:type="spellEnd"/>
+      <w:r>
+        <w:rPr>
+          <w:lang w:val="fr-FR"/>
+        </w:rPr>
+        <w:t>” sans apprentissage.</w:t>
+      </w:r>
+    </w:p>
+    <w:p>
+      <w:pPr>
+        <w:pStyle w:val="NormalWeb"/>
+        <w:numPr>
+          <w:ilvl w:val="0"/>
+          <w:numId w:val="21"/>
+        </w:numPr>
+        <w:rPr>
+          <w:lang w:val="fr-FR"/>
+        </w:rPr>
+      </w:pPr>
+      <w:r>
+        <w:rPr>
+          <w:rStyle w:val="lev"/>
+          <w:rFonts w:eastAsiaTheme="majorEastAsia"/>
+          <w:lang w:val="fr-FR"/>
+        </w:rPr>
+        <w:t>Apport :</w:t>
+      </w:r>
+      <w:r>
+        <w:rPr>
+          <w:lang w:val="fr-FR"/>
+        </w:rPr>
+        <w:t xml:space="preserve"> Application efficace du </w:t>
+      </w:r>
+      <w:proofErr w:type="spellStart"/>
+      <w:r>
+        <w:rPr>
+          <w:rStyle w:val="lev"/>
+          <w:rFonts w:eastAsiaTheme="majorEastAsia"/>
+          <w:lang w:val="fr-FR"/>
+        </w:rPr>
+        <w:t>deep</w:t>
+      </w:r>
+      <w:proofErr w:type="spellEnd"/>
+      <w:r>
+        <w:rPr>
+          <w:rStyle w:val="lev"/>
+          <w:rFonts w:eastAsiaTheme="majorEastAsia"/>
+          <w:lang w:val="fr-FR"/>
+        </w:rPr>
+        <w:t xml:space="preserve"> </w:t>
+      </w:r>
+      <w:proofErr w:type="spellStart"/>
+      <w:r>
+        <w:rPr>
+          <w:rStyle w:val="lev"/>
+          <w:rFonts w:eastAsiaTheme="majorEastAsia"/>
+          <w:lang w:val="fr-FR"/>
+        </w:rPr>
+        <w:t>learning</w:t>
+      </w:r>
+      <w:proofErr w:type="spellEnd"/>
+      <w:r>
+        <w:rPr>
+          <w:rStyle w:val="lev"/>
+          <w:rFonts w:eastAsiaTheme="majorEastAsia"/>
+          <w:lang w:val="fr-FR"/>
+        </w:rPr>
+        <w:t xml:space="preserve"> pour la reconnaissance de symboles architecturaux réels</w:t>
+      </w:r>
+      <w:r>
+        <w:rPr>
+          <w:lang w:val="fr-FR"/>
+        </w:rPr>
+        <w:t>, surmontant le manque d’uniformité graphique.</w:t>
+      </w:r>
+    </w:p>
+    <w:p>
+      <w:pPr>
+        <w:pStyle w:val="NormalWeb"/>
+        <w:rPr>
+          <w:lang w:val="fr-FR"/>
+        </w:rPr>
+      </w:pPr>
+    </w:p>
+    <w:p>
+      <w:pPr>
+        <w:rPr>
+          <w:lang w:val="fr-FR"/>
+        </w:rPr>
+      </w:pPr>
+    </w:p>
+    <w:p>
+      <w:pPr>
+        <w:rPr>
+          <w:lang w:val="fr-FR"/>
+        </w:rPr>
+      </w:pPr>
+    </w:p>
+    <w:p>
+      <w:pPr>
+        <w:pStyle w:val="Titre3"/>
+        <w:rPr>
+          <w:rStyle w:val="relative"/>
+          <w:lang w:val="en-US"/>
+        </w:rPr>
+      </w:pPr>
+      <w:r>
+        <w:rPr>
+          <w:rStyle w:val="lev"/>
+          <w:b w:val="0"/>
+          <w:bCs w:val="0"/>
+          <w:lang w:val="en-US"/>
+        </w:rPr>
+        <w:t>3. Yang et al. (2025) — “</w:t>
+      </w:r>
+      <w:proofErr w:type="spellStart"/>
+      <w:r>
+        <w:rPr>
+          <w:rStyle w:val="lev"/>
+          <w:b w:val="0"/>
+          <w:bCs w:val="0"/>
+          <w:lang w:val="en-US"/>
+        </w:rPr>
+        <w:t>CADSpotting</w:t>
+      </w:r>
+      <w:proofErr w:type="spellEnd"/>
+      <w:r>
+        <w:rPr>
+          <w:rStyle w:val="lev"/>
+          <w:b w:val="0"/>
+          <w:bCs w:val="0"/>
+          <w:lang w:val="en-US"/>
+        </w:rPr>
+        <w:t>: Robust Panoptic Symbol Spotting on Large-Scale CAD Drawings”</w:t>
+      </w:r>
+    </w:p>
+    <w:p>
+      <w:pPr>
+        <w:pStyle w:val="not-prose"/>
+        <w:outlineLvl w:val="3"/>
+        <w:rPr>
+          <w:rFonts w:eastAsiaTheme="majorEastAsia"/>
+          <w:b/>
+          <w:bCs/>
+          <w:sz w:val="27"/>
+          <w:szCs w:val="27"/>
+          <w:lang w:val="fr-FR"/>
+        </w:rPr>
+      </w:pPr>
+      <w:proofErr w:type="spellStart"/>
+      <w:r>
+        <w:rPr>
+          <w:b/>
+          <w:bCs/>
+          <w:sz w:val="27"/>
+          <w:szCs w:val="27"/>
+          <w:lang w:val="fr-FR"/>
+        </w:rPr>
+        <w:t>CADSpotting</w:t>
+      </w:r>
+      <w:proofErr w:type="spellEnd"/>
+      <w:r>
+        <w:rPr>
+          <w:b/>
+          <w:bCs/>
+          <w:sz w:val="27"/>
+          <w:szCs w:val="27"/>
+          <w:lang w:val="fr-FR"/>
+        </w:rPr>
+        <w:t xml:space="preserve">- </w:t>
+      </w:r>
+      <w:proofErr w:type="spellStart"/>
+      <w:r>
+        <w:rPr>
+          <w:b/>
+          <w:bCs/>
+          <w:sz w:val="27"/>
+          <w:szCs w:val="27"/>
+          <w:lang w:val="fr-FR"/>
+        </w:rPr>
+        <w:t>Robust</w:t>
+      </w:r>
+      <w:proofErr w:type="spellEnd"/>
+      <w:r>
+        <w:rPr>
+          <w:b/>
+          <w:bCs/>
+          <w:sz w:val="27"/>
+          <w:szCs w:val="27"/>
+          <w:lang w:val="fr-FR"/>
+        </w:rPr>
+        <w:t xml:space="preserve"> </w:t>
+      </w:r>
+      <w:proofErr w:type="spellStart"/>
+      <w:r>
+        <w:rPr>
+          <w:b/>
+          <w:bCs/>
+          <w:sz w:val="27"/>
+          <w:szCs w:val="27"/>
+          <w:lang w:val="fr-FR"/>
+        </w:rPr>
+        <w:t>Panoptic</w:t>
+      </w:r>
+      <w:proofErr w:type="spellEnd"/>
+      <w:r>
+        <w:rPr>
+          <w:b/>
+          <w:bCs/>
+          <w:sz w:val="27"/>
+          <w:szCs w:val="27"/>
+          <w:lang w:val="fr-FR"/>
+        </w:rPr>
+        <w:t xml:space="preserve"> Sy…</w:t>
+      </w:r>
+    </w:p>
+    <w:p>
+      <w:pPr>
+        <w:pStyle w:val="NormalWeb"/>
+        <w:rPr>
+          <w:lang w:val="fr-FR"/>
+        </w:rPr>
+      </w:pPr>
+      <w:proofErr w:type="spellStart"/>
+      <w:r>
+        <w:rPr>
+          <w:rStyle w:val="lev"/>
+          <w:rFonts w:eastAsiaTheme="majorEastAsia"/>
+          <w:lang w:val="fr-FR"/>
+        </w:rPr>
+        <w:t>CADSpotting</w:t>
+      </w:r>
+      <w:proofErr w:type="spellEnd"/>
+      <w:r>
+        <w:rPr>
+          <w:lang w:val="fr-FR"/>
+        </w:rPr>
+        <w:t xml:space="preserve"> est une méthode récente de </w:t>
+      </w:r>
+      <w:r>
+        <w:rPr>
+          <w:rStyle w:val="lev"/>
+          <w:rFonts w:eastAsiaTheme="majorEastAsia"/>
+          <w:lang w:val="fr-FR"/>
+        </w:rPr>
+        <w:t>détection panoptique de symboles</w:t>
+      </w:r>
+      <w:r>
+        <w:rPr>
+          <w:lang w:val="fr-FR"/>
+        </w:rPr>
+        <w:t xml:space="preserve"> (</w:t>
+      </w:r>
+      <w:proofErr w:type="spellStart"/>
+      <w:r>
+        <w:rPr>
+          <w:lang w:val="fr-FR"/>
+        </w:rPr>
+        <w:t>symbol</w:t>
+      </w:r>
+      <w:proofErr w:type="spellEnd"/>
+      <w:r>
+        <w:rPr>
+          <w:lang w:val="fr-FR"/>
+        </w:rPr>
+        <w:t xml:space="preserve"> spotting) dans des plans CAD de grande taille.</w:t>
+      </w:r>
+    </w:p>
+    <w:p>
+      <w:pPr>
+        <w:pStyle w:val="NormalWeb"/>
+        <w:numPr>
+          <w:ilvl w:val="0"/>
+          <w:numId w:val="25"/>
+        </w:numPr>
+        <w:rPr>
+          <w:lang w:val="fr-FR"/>
+        </w:rPr>
+      </w:pPr>
+      <w:r>
+        <w:rPr>
+          <w:rStyle w:val="lev"/>
+          <w:rFonts w:eastAsiaTheme="majorEastAsia"/>
+          <w:lang w:val="fr-FR"/>
+        </w:rPr>
+        <w:t>Problème :</w:t>
+      </w:r>
+      <w:r>
+        <w:rPr>
+          <w:lang w:val="fr-FR"/>
+        </w:rPr>
+        <w:t xml:space="preserve"> les approches classiques (YOLO, CNN, etc.) perdent la précision vectorielle et échouent sur les plans denses ou complexes.</w:t>
+      </w:r>
+    </w:p>
+    <w:p>
+      <w:pPr>
+        <w:pStyle w:val="NormalWeb"/>
+        <w:numPr>
+          <w:ilvl w:val="0"/>
+          <w:numId w:val="25"/>
+        </w:numPr>
+      </w:pPr>
+      <w:proofErr w:type="spellStart"/>
+      <w:r>
+        <w:rPr>
+          <w:rStyle w:val="lev"/>
+          <w:rFonts w:eastAsiaTheme="majorEastAsia"/>
+        </w:rPr>
+        <w:t>Solution</w:t>
+      </w:r>
+      <w:proofErr w:type="spellEnd"/>
+      <w:r>
+        <w:rPr>
+          <w:rStyle w:val="lev"/>
+          <w:rFonts w:eastAsiaTheme="majorEastAsia"/>
+        </w:rPr>
+        <w:t xml:space="preserve"> </w:t>
+      </w:r>
+      <w:proofErr w:type="spellStart"/>
+      <w:proofErr w:type="gramStart"/>
+      <w:r>
+        <w:rPr>
+          <w:rStyle w:val="lev"/>
+          <w:rFonts w:eastAsiaTheme="majorEastAsia"/>
+        </w:rPr>
+        <w:t>proposée</w:t>
+      </w:r>
+      <w:proofErr w:type="spellEnd"/>
+      <w:r>
+        <w:rPr>
+          <w:rStyle w:val="lev"/>
+          <w:rFonts w:eastAsiaTheme="majorEastAsia"/>
+        </w:rPr>
+        <w:t xml:space="preserve"> :</w:t>
+      </w:r>
+      <w:proofErr w:type="gramEnd"/>
+    </w:p>
+    <w:p>
+      <w:pPr>
+        <w:pStyle w:val="NormalWeb"/>
+        <w:numPr>
+          <w:ilvl w:val="1"/>
+          <w:numId w:val="25"/>
+        </w:numPr>
+        <w:rPr>
+          <w:lang w:val="fr-FR"/>
+        </w:rPr>
+      </w:pPr>
+      <w:r>
+        <w:rPr>
+          <w:lang w:val="fr-FR"/>
+        </w:rPr>
+        <w:t xml:space="preserve">Représentation </w:t>
+      </w:r>
+      <w:r>
+        <w:rPr>
+          <w:rStyle w:val="lev"/>
+          <w:rFonts w:eastAsiaTheme="majorEastAsia"/>
+          <w:lang w:val="fr-FR"/>
+        </w:rPr>
+        <w:t>point cloud 3D unifiée</w:t>
+      </w:r>
+      <w:r>
+        <w:rPr>
+          <w:lang w:val="fr-FR"/>
+        </w:rPr>
+        <w:t xml:space="preserve"> : les primitives (lignes, arcs, cercles) sont converties en </w:t>
+      </w:r>
+      <w:r>
+        <w:rPr>
+          <w:rStyle w:val="lev"/>
+          <w:rFonts w:eastAsiaTheme="majorEastAsia"/>
+          <w:lang w:val="fr-FR"/>
+        </w:rPr>
+        <w:t>points denses</w:t>
+      </w:r>
+      <w:r>
+        <w:rPr>
+          <w:lang w:val="fr-FR"/>
+        </w:rPr>
+        <w:t xml:space="preserve"> avec seulement leurs coordonnées.</w:t>
+      </w:r>
+    </w:p>
+    <w:p>
+      <w:pPr>
+        <w:pStyle w:val="NormalWeb"/>
+        <w:numPr>
+          <w:ilvl w:val="1"/>
+          <w:numId w:val="25"/>
+        </w:numPr>
+        <w:rPr>
+          <w:lang w:val="fr-FR"/>
+        </w:rPr>
+      </w:pPr>
+      <w:r>
+        <w:rPr>
+          <w:lang w:val="fr-FR"/>
+        </w:rPr>
+        <w:t xml:space="preserve">Utilisation d’un </w:t>
+      </w:r>
+      <w:r>
+        <w:rPr>
+          <w:rStyle w:val="lev"/>
+          <w:rFonts w:eastAsiaTheme="majorEastAsia"/>
+          <w:lang w:val="fr-FR"/>
+        </w:rPr>
+        <w:t>modèle Point Transformer v3 (PTv3)</w:t>
+      </w:r>
+      <w:r>
+        <w:rPr>
+          <w:lang w:val="fr-FR"/>
+        </w:rPr>
+        <w:t xml:space="preserve"> pour l’extraction de caractéristiques géométriques robustes.</w:t>
+      </w:r>
+    </w:p>
+    <w:p>
+      <w:pPr>
+        <w:pStyle w:val="NormalWeb"/>
+        <w:numPr>
+          <w:ilvl w:val="1"/>
+          <w:numId w:val="25"/>
+        </w:numPr>
+        <w:rPr>
+          <w:lang w:val="fr-FR"/>
+        </w:rPr>
+      </w:pPr>
+      <w:r>
+        <w:rPr>
+          <w:rStyle w:val="lev"/>
+          <w:rFonts w:eastAsiaTheme="majorEastAsia"/>
+          <w:lang w:val="fr-FR"/>
+        </w:rPr>
+        <w:t xml:space="preserve">Primitive Mixed </w:t>
+      </w:r>
+      <w:proofErr w:type="spellStart"/>
+      <w:r>
+        <w:rPr>
+          <w:rStyle w:val="lev"/>
+          <w:rFonts w:eastAsiaTheme="majorEastAsia"/>
+          <w:lang w:val="fr-FR"/>
+        </w:rPr>
+        <w:t>Pooling</w:t>
+      </w:r>
+      <w:proofErr w:type="spellEnd"/>
+      <w:r>
+        <w:rPr>
+          <w:rStyle w:val="lev"/>
+          <w:rFonts w:eastAsiaTheme="majorEastAsia"/>
+          <w:lang w:val="fr-FR"/>
+        </w:rPr>
+        <w:t xml:space="preserve"> (PMP)</w:t>
+      </w:r>
+      <w:r>
+        <w:rPr>
+          <w:lang w:val="fr-FR"/>
+        </w:rPr>
+        <w:t xml:space="preserve"> pour agréger les features point par point.</w:t>
+      </w:r>
+    </w:p>
+    <w:p>
+      <w:pPr>
+        <w:pStyle w:val="NormalWeb"/>
+        <w:numPr>
+          <w:ilvl w:val="1"/>
+          <w:numId w:val="25"/>
+        </w:numPr>
+        <w:rPr>
+          <w:lang w:val="fr-FR"/>
+        </w:rPr>
+      </w:pPr>
+      <w:r>
+        <w:rPr>
+          <w:rStyle w:val="lev"/>
+          <w:rFonts w:eastAsiaTheme="majorEastAsia"/>
+          <w:lang w:val="fr-FR"/>
+        </w:rPr>
+        <w:t>Transformer léger</w:t>
+      </w:r>
+      <w:r>
+        <w:rPr>
+          <w:lang w:val="fr-FR"/>
+        </w:rPr>
+        <w:t xml:space="preserve"> pour la segmentation panoptique (</w:t>
+      </w:r>
+      <w:proofErr w:type="spellStart"/>
+      <w:r>
+        <w:rPr>
+          <w:lang w:val="fr-FR"/>
+        </w:rPr>
+        <w:t>semantic</w:t>
+      </w:r>
+      <w:proofErr w:type="spellEnd"/>
+      <w:r>
+        <w:rPr>
+          <w:lang w:val="fr-FR"/>
+        </w:rPr>
+        <w:t xml:space="preserve"> + instance).</w:t>
+      </w:r>
+    </w:p>
+    <w:p>
+      <w:pPr>
+        <w:pStyle w:val="NormalWeb"/>
+        <w:numPr>
+          <w:ilvl w:val="1"/>
+          <w:numId w:val="25"/>
+        </w:numPr>
+        <w:rPr>
+          <w:lang w:val="fr-FR"/>
+        </w:rPr>
+      </w:pPr>
+      <w:r>
+        <w:rPr>
+          <w:lang w:val="fr-FR"/>
+        </w:rPr>
+        <w:t xml:space="preserve">Nouvelle méthode </w:t>
+      </w:r>
+      <w:proofErr w:type="spellStart"/>
+      <w:r>
+        <w:rPr>
+          <w:rStyle w:val="lev"/>
+          <w:rFonts w:eastAsiaTheme="majorEastAsia"/>
+          <w:lang w:val="fr-FR"/>
+        </w:rPr>
+        <w:t>Sliding</w:t>
+      </w:r>
+      <w:proofErr w:type="spellEnd"/>
+      <w:r>
+        <w:rPr>
+          <w:rStyle w:val="lev"/>
+          <w:rFonts w:eastAsiaTheme="majorEastAsia"/>
+          <w:lang w:val="fr-FR"/>
+        </w:rPr>
+        <w:t xml:space="preserve"> </w:t>
+      </w:r>
+      <w:proofErr w:type="spellStart"/>
+      <w:r>
+        <w:rPr>
+          <w:rStyle w:val="lev"/>
+          <w:rFonts w:eastAsiaTheme="majorEastAsia"/>
+          <w:lang w:val="fr-FR"/>
+        </w:rPr>
+        <w:t>Window</w:t>
+      </w:r>
+      <w:proofErr w:type="spellEnd"/>
+      <w:r>
+        <w:rPr>
+          <w:rStyle w:val="lev"/>
+          <w:rFonts w:eastAsiaTheme="majorEastAsia"/>
+          <w:lang w:val="fr-FR"/>
+        </w:rPr>
+        <w:t xml:space="preserve"> </w:t>
+      </w:r>
+      <w:proofErr w:type="spellStart"/>
+      <w:r>
+        <w:rPr>
+          <w:rStyle w:val="lev"/>
+          <w:rFonts w:eastAsiaTheme="majorEastAsia"/>
+          <w:lang w:val="fr-FR"/>
+        </w:rPr>
+        <w:t>Aggregation</w:t>
+      </w:r>
+      <w:proofErr w:type="spellEnd"/>
+      <w:r>
+        <w:rPr>
+          <w:rStyle w:val="lev"/>
+          <w:rFonts w:eastAsiaTheme="majorEastAsia"/>
+          <w:lang w:val="fr-FR"/>
+        </w:rPr>
+        <w:t xml:space="preserve"> (SWA)</w:t>
+      </w:r>
+      <w:r>
+        <w:rPr>
+          <w:lang w:val="fr-FR"/>
+        </w:rPr>
+        <w:t xml:space="preserve"> pour gérer les grands dessins sans perte de cohérence spatiale.</w:t>
+      </w:r>
+    </w:p>
+    <w:p>
+      <w:pPr>
+        <w:pStyle w:val="NormalWeb"/>
+        <w:numPr>
+          <w:ilvl w:val="0"/>
+          <w:numId w:val="25"/>
+        </w:numPr>
+      </w:pPr>
+      <w:proofErr w:type="spellStart"/>
+      <w:proofErr w:type="gramStart"/>
+      <w:r>
+        <w:rPr>
+          <w:rStyle w:val="lev"/>
+          <w:rFonts w:eastAsiaTheme="majorEastAsia"/>
+        </w:rPr>
+        <w:t>Dataset</w:t>
+      </w:r>
+      <w:proofErr w:type="spellEnd"/>
+      <w:r>
+        <w:rPr>
+          <w:rStyle w:val="lev"/>
+          <w:rFonts w:eastAsiaTheme="majorEastAsia"/>
+        </w:rPr>
+        <w:t xml:space="preserve"> :</w:t>
+      </w:r>
+      <w:proofErr w:type="gramEnd"/>
+    </w:p>
+    <w:p>
+      <w:pPr>
+        <w:pStyle w:val="NormalWeb"/>
+        <w:numPr>
+          <w:ilvl w:val="1"/>
+          <w:numId w:val="25"/>
+        </w:numPr>
+        <w:rPr>
+          <w:lang w:val="fr-FR"/>
+        </w:rPr>
+      </w:pPr>
+      <w:r>
+        <w:rPr>
+          <w:lang w:val="fr-FR"/>
+        </w:rPr>
+        <w:t xml:space="preserve">Introduction du </w:t>
+      </w:r>
+      <w:r>
+        <w:rPr>
+          <w:rStyle w:val="lev"/>
+          <w:rFonts w:eastAsiaTheme="majorEastAsia"/>
+          <w:lang w:val="fr-FR"/>
+        </w:rPr>
+        <w:t>LS-CAD</w:t>
+      </w:r>
+      <w:r>
+        <w:rPr>
+          <w:lang w:val="fr-FR"/>
+        </w:rPr>
+        <w:t>, premier jeu de données massif (45 plans annotés, &gt;1 000 m² chacun, milliers de primitives).</w:t>
+      </w:r>
+    </w:p>
+    <w:p>
+      <w:pPr>
+        <w:pStyle w:val="NormalWeb"/>
+        <w:numPr>
+          <w:ilvl w:val="0"/>
+          <w:numId w:val="25"/>
+        </w:numPr>
+      </w:pPr>
+      <w:proofErr w:type="spellStart"/>
+      <w:proofErr w:type="gramStart"/>
+      <w:r>
+        <w:rPr>
+          <w:rStyle w:val="lev"/>
+          <w:rFonts w:eastAsiaTheme="majorEastAsia"/>
+        </w:rPr>
+        <w:t>Résultats</w:t>
+      </w:r>
+      <w:proofErr w:type="spellEnd"/>
+      <w:r>
+        <w:rPr>
+          <w:rStyle w:val="lev"/>
+          <w:rFonts w:eastAsiaTheme="majorEastAsia"/>
+        </w:rPr>
+        <w:t xml:space="preserve"> :</w:t>
+      </w:r>
+      <w:proofErr w:type="gramEnd"/>
+    </w:p>
+    <w:p>
+      <w:pPr>
+        <w:pStyle w:val="NormalWeb"/>
+        <w:numPr>
+          <w:ilvl w:val="1"/>
+          <w:numId w:val="25"/>
+        </w:numPr>
+        <w:rPr>
+          <w:lang w:val="fr-FR"/>
+        </w:rPr>
+      </w:pPr>
+      <w:r>
+        <w:rPr>
+          <w:rStyle w:val="lev"/>
+          <w:rFonts w:eastAsiaTheme="majorEastAsia"/>
+          <w:lang w:val="fr-FR"/>
+        </w:rPr>
+        <w:t>F1 = 92,8</w:t>
+      </w:r>
+      <w:r>
+        <w:rPr>
+          <w:lang w:val="fr-FR"/>
+        </w:rPr>
+        <w:t xml:space="preserve">, </w:t>
+      </w:r>
+      <w:proofErr w:type="spellStart"/>
+      <w:r>
+        <w:rPr>
+          <w:rStyle w:val="lev"/>
+          <w:rFonts w:eastAsiaTheme="majorEastAsia"/>
+          <w:lang w:val="fr-FR"/>
+        </w:rPr>
+        <w:t>mAP</w:t>
+      </w:r>
+      <w:proofErr w:type="spellEnd"/>
+      <w:r>
+        <w:rPr>
+          <w:rStyle w:val="lev"/>
+          <w:rFonts w:eastAsiaTheme="majorEastAsia"/>
+          <w:lang w:val="fr-FR"/>
+        </w:rPr>
+        <w:t xml:space="preserve"> = 66,3</w:t>
+      </w:r>
+      <w:r>
+        <w:rPr>
+          <w:lang w:val="fr-FR"/>
+        </w:rPr>
+        <w:t xml:space="preserve">, </w:t>
+      </w:r>
+      <w:r>
+        <w:rPr>
+          <w:rStyle w:val="lev"/>
+          <w:rFonts w:eastAsiaTheme="majorEastAsia"/>
+          <w:lang w:val="fr-FR"/>
+        </w:rPr>
+        <w:t>PQ = 87,4</w:t>
+      </w:r>
+      <w:r>
+        <w:rPr>
+          <w:lang w:val="fr-FR"/>
+        </w:rPr>
+        <w:t xml:space="preserve"> — soit les meilleures performances actuelles sur </w:t>
+      </w:r>
+      <w:proofErr w:type="spellStart"/>
+      <w:r>
+        <w:rPr>
+          <w:lang w:val="fr-FR"/>
+        </w:rPr>
+        <w:t>FloorPlanCAD</w:t>
+      </w:r>
+      <w:proofErr w:type="spellEnd"/>
+      <w:r>
+        <w:rPr>
+          <w:lang w:val="fr-FR"/>
+        </w:rPr>
+        <w:t xml:space="preserve"> et LS-CAD.</w:t>
+      </w:r>
+    </w:p>
+    <w:p>
+      <w:pPr>
+        <w:pStyle w:val="NormalWeb"/>
+        <w:numPr>
+          <w:ilvl w:val="1"/>
+          <w:numId w:val="25"/>
+        </w:numPr>
+        <w:rPr>
+          <w:lang w:val="fr-FR"/>
+        </w:rPr>
+      </w:pPr>
+      <w:r>
+        <w:rPr>
+          <w:lang w:val="fr-FR"/>
+        </w:rPr>
+        <w:t>Génère des reconstructions 3D paramétriques automatiques dans Blender à partir des segments détectés.</w:t>
+      </w:r>
+    </w:p>
+    <w:p>
+      <w:pPr>
+        <w:pStyle w:val="NormalWeb"/>
+        <w:numPr>
+          <w:ilvl w:val="0"/>
+          <w:numId w:val="25"/>
+        </w:numPr>
+      </w:pPr>
+      <w:proofErr w:type="spellStart"/>
+      <w:proofErr w:type="gramStart"/>
+      <w:r>
+        <w:rPr>
+          <w:rStyle w:val="lev"/>
+          <w:rFonts w:eastAsiaTheme="majorEastAsia"/>
+        </w:rPr>
+        <w:t>Apport</w:t>
+      </w:r>
+      <w:proofErr w:type="spellEnd"/>
+      <w:r>
+        <w:rPr>
+          <w:rStyle w:val="lev"/>
+          <w:rFonts w:eastAsiaTheme="majorEastAsia"/>
+        </w:rPr>
+        <w:t xml:space="preserve"> :</w:t>
+      </w:r>
+      <w:proofErr w:type="gramEnd"/>
+    </w:p>
+    <w:p>
+      <w:pPr>
+        <w:pStyle w:val="NormalWeb"/>
+        <w:numPr>
+          <w:ilvl w:val="1"/>
+          <w:numId w:val="25"/>
+        </w:numPr>
+        <w:rPr>
+          <w:lang w:val="fr-FR"/>
+        </w:rPr>
+      </w:pPr>
+      <w:r>
+        <w:rPr>
+          <w:lang w:val="fr-FR"/>
+        </w:rPr>
+        <w:t xml:space="preserve">Première approche </w:t>
+      </w:r>
+      <w:r>
+        <w:rPr>
+          <w:rStyle w:val="lev"/>
+          <w:rFonts w:eastAsiaTheme="majorEastAsia"/>
+          <w:lang w:val="fr-FR"/>
+        </w:rPr>
+        <w:t>end-to-end</w:t>
+      </w:r>
+      <w:r>
+        <w:rPr>
+          <w:lang w:val="fr-FR"/>
+        </w:rPr>
+        <w:t xml:space="preserve"> combinant segmentation vectorielle et </w:t>
+      </w:r>
+      <w:r>
+        <w:rPr>
+          <w:rStyle w:val="lev"/>
+          <w:rFonts w:eastAsiaTheme="majorEastAsia"/>
+          <w:lang w:val="fr-FR"/>
+        </w:rPr>
+        <w:t>modélisation 3D automatique</w:t>
+      </w:r>
+      <w:r>
+        <w:rPr>
+          <w:lang w:val="fr-FR"/>
+        </w:rPr>
+        <w:t>.</w:t>
+      </w:r>
+    </w:p>
+    <w:p>
+      <w:pPr>
+        <w:pStyle w:val="NormalWeb"/>
+        <w:numPr>
+          <w:ilvl w:val="1"/>
+          <w:numId w:val="25"/>
+        </w:numPr>
+        <w:rPr>
+          <w:lang w:val="fr-FR"/>
+        </w:rPr>
+      </w:pPr>
+      <w:r>
+        <w:rPr>
+          <w:lang w:val="fr-FR"/>
+        </w:rPr>
+        <w:t>Très robuste face à la diversité des symboles et à l’échelle des plans.</w:t>
+      </w:r>
+    </w:p>
+    <w:p>
+      <w:pPr>
+        <w:pStyle w:val="NormalWeb"/>
+        <w:numPr>
+          <w:ilvl w:val="1"/>
+          <w:numId w:val="25"/>
+        </w:numPr>
+        <w:rPr>
+          <w:lang w:val="fr-FR"/>
+        </w:rPr>
+      </w:pPr>
+      <w:r>
+        <w:rPr>
+          <w:lang w:val="fr-FR"/>
+        </w:rPr>
+        <w:t xml:space="preserve">Pose les bases d’un futur standard pour la </w:t>
+      </w:r>
+      <w:r>
+        <w:rPr>
+          <w:rStyle w:val="lev"/>
+          <w:rFonts w:eastAsiaTheme="majorEastAsia"/>
+          <w:lang w:val="fr-FR"/>
+        </w:rPr>
+        <w:t>compréhension sémantique des plans CAD</w:t>
+      </w:r>
+      <w:r>
+        <w:rPr>
+          <w:lang w:val="fr-FR"/>
+        </w:rPr>
+        <w:t xml:space="preserve"> à grande échelle.</w:t>
+      </w:r>
+    </w:p>
+    <w:p>
+      <w:pPr>
+        <w:pStyle w:val="NormalWeb"/>
+        <w:rPr>
+          <w:lang w:val="fr-FR"/>
+        </w:rPr>
+      </w:pPr>
+    </w:p>
+    <w:p>
+      <w:pPr>
+        <w:pStyle w:val="NormalWeb"/>
+        <w:rPr>
+          <w:lang w:val="fr-FR"/>
+        </w:rPr>
+      </w:pPr>
+    </w:p>
+    <w:p>
+      <w:pPr>
+        <w:pStyle w:val="Titre1"/>
+        <w:rPr>
+          <w:lang w:val="fr-FR"/>
+        </w:rPr>
+      </w:pPr>
+      <w:r>
+        <w:rPr>
+          <w:highlight w:val="yellow"/>
+          <w:lang w:val="fr-FR"/>
+        </w:rPr>
+        <w:t>PLAN 3D</w:t>
+      </w:r>
+      <w:r>
+        <w:rPr>
+          <w:lang w:val="fr-FR"/>
+        </w:rPr>
+        <w:t xml:space="preserve"> </w:t>
+      </w:r>
+    </w:p>
+    <w:p>
+      <w:pPr>
+        <w:pStyle w:val="Titre1"/>
+        <w:rPr>
+          <w:lang w:val="fr-FR"/>
+        </w:rPr>
+      </w:pPr>
+    </w:p>
+    <w:p>
+      <w:pPr>
+        <w:pStyle w:val="Titre1"/>
+        <w:rPr>
+          <w:rStyle w:val="relative"/>
+          <w:lang w:val="fr-FR"/>
+        </w:rPr>
+      </w:pPr>
+      <w:r>
+        <w:rPr>
+          <w:rStyle w:val="lev"/>
+          <w:b/>
+          <w:bCs w:val="0"/>
+          <w:lang w:val="fr-FR"/>
+        </w:rPr>
+        <w:t>4. AI-</w:t>
+      </w:r>
+      <w:proofErr w:type="spellStart"/>
+      <w:r>
+        <w:rPr>
+          <w:rStyle w:val="lev"/>
+          <w:b/>
+          <w:bCs w:val="0"/>
+          <w:lang w:val="fr-FR"/>
+        </w:rPr>
+        <w:t>augmented</w:t>
+      </w:r>
+      <w:proofErr w:type="spellEnd"/>
+      <w:r>
+        <w:rPr>
+          <w:rStyle w:val="lev"/>
+          <w:b/>
+          <w:bCs w:val="0"/>
+          <w:lang w:val="fr-FR"/>
+        </w:rPr>
+        <w:t xml:space="preserve"> Construction </w:t>
+      </w:r>
+      <w:proofErr w:type="spellStart"/>
+      <w:r>
+        <w:rPr>
+          <w:rStyle w:val="lev"/>
+          <w:b/>
+          <w:bCs w:val="0"/>
+          <w:lang w:val="fr-FR"/>
+        </w:rPr>
+        <w:t>Cost</w:t>
+      </w:r>
+      <w:proofErr w:type="spellEnd"/>
+      <w:r>
+        <w:rPr>
+          <w:rStyle w:val="lev"/>
+          <w:b/>
+          <w:bCs w:val="0"/>
+          <w:lang w:val="fr-FR"/>
+        </w:rPr>
+        <w:t xml:space="preserve"> </w:t>
+      </w:r>
+      <w:proofErr w:type="gramStart"/>
+      <w:r>
+        <w:rPr>
+          <w:rStyle w:val="lev"/>
+          <w:b/>
+          <w:bCs w:val="0"/>
+          <w:lang w:val="fr-FR"/>
+        </w:rPr>
+        <w:t>Estimation:</w:t>
+      </w:r>
+      <w:proofErr w:type="gramEnd"/>
+      <w:r>
+        <w:rPr>
+          <w:rStyle w:val="lev"/>
+          <w:b/>
+          <w:bCs w:val="0"/>
+          <w:lang w:val="fr-FR"/>
+        </w:rPr>
+        <w:t xml:space="preserve"> An Ensemble NLP Model (</w:t>
+      </w:r>
+      <w:proofErr w:type="spellStart"/>
+      <w:r>
+        <w:rPr>
+          <w:rStyle w:val="lev"/>
+          <w:b/>
+          <w:bCs w:val="0"/>
+          <w:lang w:val="fr-FR"/>
+        </w:rPr>
+        <w:t>Jafary</w:t>
+      </w:r>
+      <w:proofErr w:type="spellEnd"/>
+      <w:r>
+        <w:rPr>
+          <w:rStyle w:val="lev"/>
+          <w:b/>
+          <w:bCs w:val="0"/>
+          <w:lang w:val="fr-FR"/>
+        </w:rPr>
+        <w:t xml:space="preserve"> et al., </w:t>
+      </w:r>
+      <w:r>
+        <w:rPr>
+          <w:rStyle w:val="Accentuation"/>
+          <w:lang w:val="fr-FR"/>
+        </w:rPr>
+        <w:t>Int. Journal of Construction Management</w:t>
+      </w:r>
+      <w:r>
+        <w:rPr>
+          <w:rStyle w:val="lev"/>
+          <w:b/>
+          <w:bCs w:val="0"/>
+          <w:lang w:val="fr-FR"/>
+        </w:rPr>
+        <w:t>, 2025)</w:t>
+      </w:r>
+    </w:p>
+    <w:p>
+      <w:pPr>
+        <w:pStyle w:val="not-prose"/>
+        <w:outlineLvl w:val="3"/>
+        <w:rPr>
+          <w:rFonts w:eastAsiaTheme="majorEastAsia"/>
+          <w:b/>
+          <w:bCs/>
+          <w:sz w:val="27"/>
+          <w:szCs w:val="27"/>
+          <w:lang w:val="fr-FR"/>
+        </w:rPr>
+      </w:pPr>
+      <w:r>
+        <w:rPr>
+          <w:b/>
+          <w:bCs/>
+          <w:sz w:val="27"/>
+          <w:szCs w:val="27"/>
+          <w:lang w:val="fr-FR"/>
+        </w:rPr>
+        <w:t>AI-</w:t>
+      </w:r>
+      <w:proofErr w:type="spellStart"/>
+      <w:r>
+        <w:rPr>
+          <w:b/>
+          <w:bCs/>
+          <w:sz w:val="27"/>
+          <w:szCs w:val="27"/>
+          <w:lang w:val="fr-FR"/>
+        </w:rPr>
+        <w:t>augmented</w:t>
+      </w:r>
+      <w:proofErr w:type="spellEnd"/>
+      <w:r>
+        <w:rPr>
+          <w:b/>
+          <w:bCs/>
+          <w:sz w:val="27"/>
+          <w:szCs w:val="27"/>
+          <w:lang w:val="fr-FR"/>
+        </w:rPr>
+        <w:t xml:space="preserve"> construction </w:t>
+      </w:r>
+      <w:proofErr w:type="spellStart"/>
+      <w:r>
+        <w:rPr>
+          <w:b/>
+          <w:bCs/>
+          <w:sz w:val="27"/>
+          <w:szCs w:val="27"/>
+          <w:lang w:val="fr-FR"/>
+        </w:rPr>
+        <w:t>cost</w:t>
+      </w:r>
+      <w:proofErr w:type="spellEnd"/>
+      <w:r>
+        <w:rPr>
+          <w:b/>
+          <w:bCs/>
+          <w:sz w:val="27"/>
+          <w:szCs w:val="27"/>
+          <w:lang w:val="fr-FR"/>
+        </w:rPr>
+        <w:t xml:space="preserve"> …</w:t>
+      </w:r>
+    </w:p>
+    <w:p>
+      <w:pPr>
+        <w:pStyle w:val="NormalWeb"/>
+        <w:rPr>
+          <w:lang w:val="fr-FR"/>
+        </w:rPr>
+      </w:pPr>
+      <w:r>
+        <w:rPr>
+          <w:lang w:val="fr-FR"/>
+        </w:rPr>
+        <w:t xml:space="preserve">Cet article présente une méthode </w:t>
+      </w:r>
+      <w:r>
+        <w:rPr>
+          <w:rStyle w:val="lev"/>
+          <w:rFonts w:eastAsiaTheme="majorEastAsia"/>
+          <w:lang w:val="fr-FR"/>
+        </w:rPr>
+        <w:t>NLP + IA</w:t>
+      </w:r>
+      <w:r>
+        <w:rPr>
+          <w:lang w:val="fr-FR"/>
+        </w:rPr>
+        <w:t xml:space="preserve"> pour </w:t>
+      </w:r>
+      <w:r>
+        <w:rPr>
+          <w:rStyle w:val="lev"/>
+          <w:rFonts w:eastAsiaTheme="majorEastAsia"/>
+          <w:lang w:val="fr-FR"/>
+        </w:rPr>
+        <w:t>aligner automatiquement les métrés (QTO)</w:t>
+      </w:r>
+      <w:r>
+        <w:rPr>
+          <w:lang w:val="fr-FR"/>
+        </w:rPr>
+        <w:t xml:space="preserve"> issus de BIM avec les </w:t>
+      </w:r>
+      <w:r>
+        <w:rPr>
+          <w:rStyle w:val="lev"/>
+          <w:rFonts w:eastAsiaTheme="majorEastAsia"/>
+          <w:lang w:val="fr-FR"/>
+        </w:rPr>
+        <w:t>indices de coûts (CCI)</w:t>
+      </w:r>
+      <w:r>
+        <w:rPr>
+          <w:lang w:val="fr-FR"/>
+        </w:rPr>
+        <w:t xml:space="preserve"> utilisés en estimation budgétaire.</w:t>
+      </w:r>
+    </w:p>
+    <w:p>
+      <w:pPr>
+        <w:pStyle w:val="NormalWeb"/>
+        <w:numPr>
+          <w:ilvl w:val="0"/>
+          <w:numId w:val="22"/>
+        </w:numPr>
+      </w:pPr>
+      <w:proofErr w:type="spellStart"/>
+      <w:proofErr w:type="gramStart"/>
+      <w:r>
+        <w:rPr>
+          <w:rStyle w:val="lev"/>
+          <w:rFonts w:eastAsiaTheme="majorEastAsia"/>
+        </w:rPr>
+        <w:t>Problème</w:t>
+      </w:r>
+      <w:proofErr w:type="spellEnd"/>
+      <w:r>
+        <w:rPr>
+          <w:rStyle w:val="lev"/>
+          <w:rFonts w:eastAsiaTheme="majorEastAsia"/>
+        </w:rPr>
+        <w:t xml:space="preserve"> :</w:t>
+      </w:r>
+      <w:proofErr w:type="gramEnd"/>
+    </w:p>
+    <w:p>
+      <w:pPr>
+        <w:pStyle w:val="NormalWeb"/>
+        <w:numPr>
+          <w:ilvl w:val="1"/>
+          <w:numId w:val="22"/>
+        </w:numPr>
+        <w:rPr>
+          <w:lang w:val="fr-FR"/>
+        </w:rPr>
+      </w:pPr>
+      <w:r>
+        <w:rPr>
+          <w:lang w:val="fr-FR"/>
+        </w:rPr>
+        <w:t>Les quantités extraites de BIM (</w:t>
+      </w:r>
+      <w:proofErr w:type="spellStart"/>
+      <w:r>
+        <w:rPr>
+          <w:lang w:val="fr-FR"/>
+        </w:rPr>
+        <w:t>QTOs</w:t>
+      </w:r>
+      <w:proofErr w:type="spellEnd"/>
+      <w:r>
+        <w:rPr>
+          <w:lang w:val="fr-FR"/>
+        </w:rPr>
+        <w:t>) ne s’alignent pas toujours avec les nomenclatures des bases de coûts (</w:t>
+      </w:r>
+      <w:proofErr w:type="spellStart"/>
+      <w:r>
+        <w:rPr>
+          <w:lang w:val="fr-FR"/>
+        </w:rPr>
+        <w:t>MasterFormat</w:t>
+      </w:r>
+      <w:proofErr w:type="spellEnd"/>
+      <w:r>
+        <w:rPr>
+          <w:lang w:val="fr-FR"/>
+        </w:rPr>
+        <w:t xml:space="preserve">, </w:t>
+      </w:r>
+      <w:proofErr w:type="spellStart"/>
+      <w:r>
+        <w:rPr>
+          <w:lang w:val="fr-FR"/>
+        </w:rPr>
+        <w:t>UniFormat</w:t>
+      </w:r>
+      <w:proofErr w:type="spellEnd"/>
+      <w:r>
+        <w:rPr>
+          <w:lang w:val="fr-FR"/>
+        </w:rPr>
+        <w:t>, etc.).</w:t>
+      </w:r>
+    </w:p>
+    <w:p>
+      <w:pPr>
+        <w:pStyle w:val="NormalWeb"/>
+        <w:numPr>
+          <w:ilvl w:val="1"/>
+          <w:numId w:val="22"/>
+        </w:numPr>
+        <w:rPr>
+          <w:lang w:val="fr-FR"/>
+        </w:rPr>
+      </w:pPr>
+      <w:r>
+        <w:rPr>
+          <w:lang w:val="fr-FR"/>
+        </w:rPr>
+        <w:t>L’appariement manuel est long et sujet à erreur.</w:t>
+      </w:r>
+    </w:p>
+    <w:p>
+      <w:pPr>
+        <w:pStyle w:val="NormalWeb"/>
+        <w:numPr>
+          <w:ilvl w:val="0"/>
+          <w:numId w:val="22"/>
+        </w:numPr>
+      </w:pPr>
+      <w:proofErr w:type="spellStart"/>
+      <w:proofErr w:type="gramStart"/>
+      <w:r>
+        <w:rPr>
+          <w:rStyle w:val="lev"/>
+          <w:rFonts w:eastAsiaTheme="majorEastAsia"/>
+        </w:rPr>
+        <w:t>Méthode</w:t>
+      </w:r>
+      <w:proofErr w:type="spellEnd"/>
+      <w:r>
+        <w:rPr>
+          <w:rStyle w:val="lev"/>
+          <w:rFonts w:eastAsiaTheme="majorEastAsia"/>
+        </w:rPr>
+        <w:t xml:space="preserve"> :</w:t>
+      </w:r>
+      <w:proofErr w:type="gramEnd"/>
+    </w:p>
+    <w:p>
+      <w:pPr>
+        <w:pStyle w:val="NormalWeb"/>
+        <w:numPr>
+          <w:ilvl w:val="1"/>
+          <w:numId w:val="22"/>
+        </w:numPr>
+        <w:rPr>
+          <w:lang w:val="fr-FR"/>
+        </w:rPr>
+      </w:pPr>
+      <w:r>
+        <w:rPr>
+          <w:lang w:val="fr-FR"/>
+        </w:rPr>
+        <w:t xml:space="preserve">Modèle </w:t>
+      </w:r>
+      <w:r>
+        <w:rPr>
+          <w:rStyle w:val="lev"/>
+          <w:rFonts w:eastAsiaTheme="majorEastAsia"/>
+          <w:lang w:val="fr-FR"/>
+        </w:rPr>
+        <w:t>ensemble NLP</w:t>
+      </w:r>
+      <w:r>
+        <w:rPr>
+          <w:lang w:val="fr-FR"/>
+        </w:rPr>
+        <w:t xml:space="preserve"> (plusieurs algorithmes combinés) pour faire correspondre les descriptions textuelles des </w:t>
+      </w:r>
+      <w:proofErr w:type="spellStart"/>
+      <w:r>
+        <w:rPr>
+          <w:lang w:val="fr-FR"/>
+        </w:rPr>
+        <w:t>QTOs</w:t>
+      </w:r>
+      <w:proofErr w:type="spellEnd"/>
+      <w:r>
+        <w:rPr>
+          <w:lang w:val="fr-FR"/>
+        </w:rPr>
+        <w:t xml:space="preserve"> avec les libellés des CCI.</w:t>
+      </w:r>
+    </w:p>
+    <w:p>
+      <w:pPr>
+        <w:pStyle w:val="NormalWeb"/>
+        <w:numPr>
+          <w:ilvl w:val="1"/>
+          <w:numId w:val="22"/>
+        </w:numPr>
+        <w:rPr>
+          <w:lang w:val="fr-FR"/>
+        </w:rPr>
+      </w:pPr>
+      <w:r>
+        <w:rPr>
+          <w:lang w:val="fr-FR"/>
+        </w:rPr>
+        <w:t>Apprentissage supervisé sur un projet résidentiel de grande hauteur.</w:t>
+      </w:r>
+    </w:p>
+    <w:p>
+      <w:pPr>
+        <w:pStyle w:val="NormalWeb"/>
+        <w:numPr>
+          <w:ilvl w:val="0"/>
+          <w:numId w:val="22"/>
+        </w:numPr>
+      </w:pPr>
+      <w:proofErr w:type="spellStart"/>
+      <w:proofErr w:type="gramStart"/>
+      <w:r>
+        <w:rPr>
+          <w:rStyle w:val="lev"/>
+          <w:rFonts w:eastAsiaTheme="majorEastAsia"/>
+        </w:rPr>
+        <w:t>Résultats</w:t>
+      </w:r>
+      <w:proofErr w:type="spellEnd"/>
+      <w:r>
+        <w:rPr>
+          <w:rStyle w:val="lev"/>
+          <w:rFonts w:eastAsiaTheme="majorEastAsia"/>
+        </w:rPr>
+        <w:t xml:space="preserve"> :</w:t>
+      </w:r>
+      <w:proofErr w:type="gramEnd"/>
+    </w:p>
+    <w:p>
+      <w:pPr>
+        <w:pStyle w:val="NormalWeb"/>
+        <w:numPr>
+          <w:ilvl w:val="1"/>
+          <w:numId w:val="22"/>
+        </w:numPr>
+        <w:rPr>
+          <w:lang w:val="fr-FR"/>
+        </w:rPr>
+      </w:pPr>
+      <w:r>
+        <w:rPr>
+          <w:rStyle w:val="lev"/>
+          <w:rFonts w:eastAsiaTheme="majorEastAsia"/>
+          <w:lang w:val="fr-FR"/>
+        </w:rPr>
+        <w:t>82,96 % d’accord</w:t>
+      </w:r>
+      <w:r>
+        <w:rPr>
+          <w:lang w:val="fr-FR"/>
+        </w:rPr>
+        <w:t xml:space="preserve"> avec les estimateurs humains.</w:t>
+      </w:r>
+    </w:p>
+    <w:p>
+      <w:pPr>
+        <w:pStyle w:val="NormalWeb"/>
+        <w:numPr>
+          <w:ilvl w:val="1"/>
+          <w:numId w:val="22"/>
+        </w:numPr>
+        <w:rPr>
+          <w:lang w:val="fr-FR"/>
+        </w:rPr>
+      </w:pPr>
+      <w:r>
+        <w:rPr>
+          <w:rStyle w:val="lev"/>
+          <w:rFonts w:eastAsiaTheme="majorEastAsia"/>
+          <w:lang w:val="fr-FR"/>
+        </w:rPr>
+        <w:t>Écart de coût global : -2,05 %</w:t>
+      </w:r>
+      <w:r>
+        <w:rPr>
+          <w:lang w:val="fr-FR"/>
+        </w:rPr>
+        <w:t xml:space="preserve"> par rapport aux estimations expertes.</w:t>
+      </w:r>
+    </w:p>
+    <w:p>
+      <w:pPr>
+        <w:pStyle w:val="NormalWeb"/>
+        <w:numPr>
+          <w:ilvl w:val="0"/>
+          <w:numId w:val="22"/>
+        </w:numPr>
+      </w:pPr>
+      <w:proofErr w:type="spellStart"/>
+      <w:proofErr w:type="gramStart"/>
+      <w:r>
+        <w:rPr>
+          <w:rStyle w:val="lev"/>
+          <w:rFonts w:eastAsiaTheme="majorEastAsia"/>
+        </w:rPr>
+        <w:t>Apport</w:t>
+      </w:r>
+      <w:proofErr w:type="spellEnd"/>
+      <w:r>
+        <w:rPr>
+          <w:rStyle w:val="lev"/>
+          <w:rFonts w:eastAsiaTheme="majorEastAsia"/>
+        </w:rPr>
+        <w:t xml:space="preserve"> :</w:t>
+      </w:r>
+      <w:proofErr w:type="gramEnd"/>
+    </w:p>
+    <w:p>
+      <w:pPr>
+        <w:pStyle w:val="NormalWeb"/>
+        <w:numPr>
+          <w:ilvl w:val="1"/>
+          <w:numId w:val="22"/>
+        </w:numPr>
+        <w:rPr>
+          <w:lang w:val="fr-FR"/>
+        </w:rPr>
+      </w:pPr>
+      <w:r>
+        <w:rPr>
+          <w:lang w:val="fr-FR"/>
+        </w:rPr>
+        <w:t>Réduit la subjectivité et le temps d’analyse pour les QS.</w:t>
+      </w:r>
+    </w:p>
+    <w:p>
+      <w:pPr>
+        <w:pStyle w:val="NormalWeb"/>
+        <w:numPr>
+          <w:ilvl w:val="1"/>
+          <w:numId w:val="22"/>
+        </w:numPr>
+        <w:rPr>
+          <w:lang w:val="fr-FR"/>
+        </w:rPr>
+      </w:pPr>
+      <w:r>
+        <w:rPr>
+          <w:lang w:val="fr-FR"/>
+        </w:rPr>
+        <w:t xml:space="preserve">Sert de </w:t>
+      </w:r>
+      <w:r>
+        <w:rPr>
+          <w:rStyle w:val="lev"/>
+          <w:rFonts w:eastAsiaTheme="majorEastAsia"/>
+          <w:lang w:val="fr-FR"/>
+        </w:rPr>
+        <w:t>système d’alerte</w:t>
+      </w:r>
+      <w:r>
+        <w:rPr>
+          <w:lang w:val="fr-FR"/>
+        </w:rPr>
+        <w:t xml:space="preserve"> indiquant les divergences entre humain et IA.</w:t>
+      </w:r>
+    </w:p>
+    <w:p>
+      <w:pPr>
+        <w:pStyle w:val="NormalWeb"/>
+        <w:numPr>
+          <w:ilvl w:val="1"/>
+          <w:numId w:val="22"/>
+        </w:numPr>
+        <w:rPr>
+          <w:lang w:val="fr-FR"/>
+        </w:rPr>
+      </w:pPr>
+      <w:r>
+        <w:rPr>
+          <w:lang w:val="fr-FR"/>
+        </w:rPr>
+        <w:t xml:space="preserve">Étape importante vers une </w:t>
+      </w:r>
+      <w:r>
+        <w:rPr>
+          <w:rStyle w:val="lev"/>
+          <w:rFonts w:eastAsiaTheme="majorEastAsia"/>
+          <w:lang w:val="fr-FR"/>
+        </w:rPr>
+        <w:t>estimation automatisée et fiable</w:t>
+      </w:r>
+      <w:r>
+        <w:rPr>
+          <w:lang w:val="fr-FR"/>
+        </w:rPr>
+        <w:t xml:space="preserve"> des coûts dans les workflows BIM.</w:t>
+      </w:r>
+    </w:p>
+    <w:p>
+      <w:r>
+        <w:pict w14:anchorId="2E22DDE6">
+          <v:rect id="_x0000_i1029" style="width:0;height:1.5pt" o:hralign="center" o:hrstd="t" o:hr="t" fillcolor="#a0a0a0" stroked="f"/>
+        </w:pict>
+      </w:r>
+    </w:p>
+    <w:p>
+      <w:pPr>
+        <w:pStyle w:val="Titre1"/>
+        <w:rPr>
+          <w:rStyle w:val="relative"/>
+          <w:lang w:val="en-US"/>
+        </w:rPr>
+      </w:pPr>
+      <w:r>
+        <w:rPr>
+          <w:rFonts w:ascii="Segoe UI Emoji" w:hAnsi="Segoe UI Emoji" w:cs="Segoe UI Emoji"/>
+        </w:rPr>
+        <w:lastRenderedPageBreak/>
+        <w:t>🧮</w:t>
+      </w:r>
+      <w:r>
+        <w:rPr>
+          <w:lang w:val="en-US"/>
+        </w:rPr>
+        <w:t xml:space="preserve"> </w:t>
+      </w:r>
+      <w:r>
+        <w:rPr>
+          <w:rStyle w:val="lev"/>
+          <w:b/>
+          <w:bCs w:val="0"/>
+          <w:lang w:val="en-US"/>
+        </w:rPr>
+        <w:t xml:space="preserve">5. Generation of a Construction Planning from a 3D CAD Model (de Vries &amp; </w:t>
+      </w:r>
+      <w:proofErr w:type="spellStart"/>
+      <w:r>
+        <w:rPr>
+          <w:rStyle w:val="lev"/>
+          <w:b/>
+          <w:bCs w:val="0"/>
+          <w:lang w:val="en-US"/>
+        </w:rPr>
+        <w:t>Harink</w:t>
+      </w:r>
+      <w:proofErr w:type="spellEnd"/>
+      <w:r>
+        <w:rPr>
+          <w:rStyle w:val="lev"/>
+          <w:b/>
+          <w:bCs w:val="0"/>
+          <w:lang w:val="en-US"/>
+        </w:rPr>
+        <w:t xml:space="preserve">, </w:t>
+      </w:r>
+      <w:r>
+        <w:rPr>
+          <w:rStyle w:val="Accentuation"/>
+          <w:lang w:val="en-US"/>
+        </w:rPr>
+        <w:t>Automation in Construction</w:t>
+      </w:r>
+      <w:r>
+        <w:rPr>
+          <w:rStyle w:val="lev"/>
+          <w:b/>
+          <w:bCs w:val="0"/>
+          <w:lang w:val="en-US"/>
+        </w:rPr>
+        <w:t>, 2007)</w:t>
+      </w:r>
+    </w:p>
+    <w:p>
+      <w:pPr>
+        <w:pStyle w:val="not-prose"/>
+        <w:outlineLvl w:val="3"/>
+        <w:rPr>
+          <w:rFonts w:eastAsiaTheme="majorEastAsia"/>
+          <w:b/>
+          <w:bCs/>
+          <w:sz w:val="27"/>
+          <w:szCs w:val="27"/>
+          <w:lang w:val="en-US"/>
+        </w:rPr>
+      </w:pPr>
+      <w:r>
+        <w:rPr>
+          <w:b/>
+          <w:bCs/>
+          <w:sz w:val="27"/>
+          <w:szCs w:val="27"/>
+          <w:lang w:val="en-US"/>
+        </w:rPr>
+        <w:t>Generation of a construction pl…</w:t>
+      </w:r>
+    </w:p>
+    <w:p>
+      <w:pPr>
+        <w:pStyle w:val="NormalWeb"/>
+        <w:rPr>
+          <w:lang w:val="fr-FR"/>
+        </w:rPr>
+      </w:pPr>
+      <w:r>
+        <w:rPr>
+          <w:lang w:val="fr-FR"/>
+        </w:rPr>
+        <w:t xml:space="preserve">Travail pionnier sur la </w:t>
+      </w:r>
+      <w:r>
+        <w:rPr>
+          <w:rStyle w:val="lev"/>
+          <w:rFonts w:eastAsiaTheme="majorEastAsia"/>
+          <w:lang w:val="fr-FR"/>
+        </w:rPr>
+        <w:t>génération automatique de plannings de construction</w:t>
+      </w:r>
+      <w:r>
+        <w:rPr>
+          <w:lang w:val="fr-FR"/>
+        </w:rPr>
+        <w:t xml:space="preserve"> à partir de modèles 3D CAD.</w:t>
+      </w:r>
+    </w:p>
+    <w:p>
+      <w:pPr>
+        <w:pStyle w:val="NormalWeb"/>
+        <w:numPr>
+          <w:ilvl w:val="0"/>
+          <w:numId w:val="23"/>
+        </w:numPr>
+        <w:rPr>
+          <w:lang w:val="fr-FR"/>
+        </w:rPr>
+      </w:pPr>
+      <w:r>
+        <w:rPr>
+          <w:rStyle w:val="lev"/>
+          <w:rFonts w:eastAsiaTheme="majorEastAsia"/>
+          <w:lang w:val="fr-FR"/>
+        </w:rPr>
+        <w:t>Contexte :</w:t>
+      </w:r>
+      <w:r>
+        <w:rPr>
+          <w:lang w:val="fr-FR"/>
+        </w:rPr>
+        <w:t xml:space="preserve"> les outils 4D CAD (Navisworks, </w:t>
+      </w:r>
+      <w:proofErr w:type="spellStart"/>
+      <w:r>
+        <w:rPr>
+          <w:lang w:val="fr-FR"/>
+        </w:rPr>
+        <w:t>InVizn</w:t>
+      </w:r>
+      <w:proofErr w:type="spellEnd"/>
+      <w:r>
+        <w:rPr>
+          <w:lang w:val="fr-FR"/>
+        </w:rPr>
+        <w:t>) simulent les processus mais dépendent toujours d’un planificateur humain.</w:t>
+      </w:r>
+    </w:p>
+    <w:p>
+      <w:pPr>
+        <w:pStyle w:val="NormalWeb"/>
+        <w:numPr>
+          <w:ilvl w:val="0"/>
+          <w:numId w:val="23"/>
+        </w:numPr>
+        <w:rPr>
+          <w:lang w:val="fr-FR"/>
+        </w:rPr>
+      </w:pPr>
+      <w:r>
+        <w:rPr>
+          <w:rStyle w:val="lev"/>
+          <w:rFonts w:eastAsiaTheme="majorEastAsia"/>
+          <w:lang w:val="fr-FR"/>
+        </w:rPr>
+        <w:t>Objectif :</w:t>
+      </w:r>
+      <w:r>
+        <w:rPr>
+          <w:lang w:val="fr-FR"/>
+        </w:rPr>
+        <w:t xml:space="preserve"> dériver automatiquement l’ordre des activités à partir du </w:t>
+      </w:r>
+      <w:r>
+        <w:rPr>
+          <w:rStyle w:val="lev"/>
+          <w:rFonts w:eastAsiaTheme="majorEastAsia"/>
+          <w:lang w:val="fr-FR"/>
+        </w:rPr>
+        <w:t>modèle géométrique</w:t>
+      </w:r>
+      <w:r>
+        <w:rPr>
+          <w:lang w:val="fr-FR"/>
+        </w:rPr>
+        <w:t xml:space="preserve"> du bâtiment.</w:t>
+      </w:r>
+    </w:p>
+    <w:p>
+      <w:pPr>
+        <w:pStyle w:val="NormalWeb"/>
+        <w:numPr>
+          <w:ilvl w:val="0"/>
+          <w:numId w:val="23"/>
+        </w:numPr>
+      </w:pPr>
+      <w:proofErr w:type="spellStart"/>
+      <w:proofErr w:type="gramStart"/>
+      <w:r>
+        <w:rPr>
+          <w:rStyle w:val="lev"/>
+          <w:rFonts w:eastAsiaTheme="majorEastAsia"/>
+        </w:rPr>
+        <w:t>Méthode</w:t>
+      </w:r>
+      <w:proofErr w:type="spellEnd"/>
+      <w:r>
+        <w:rPr>
+          <w:rStyle w:val="lev"/>
+          <w:rFonts w:eastAsiaTheme="majorEastAsia"/>
+        </w:rPr>
+        <w:t xml:space="preserve"> :</w:t>
+      </w:r>
+      <w:proofErr w:type="gramEnd"/>
+    </w:p>
+    <w:p>
+      <w:pPr>
+        <w:pStyle w:val="NormalWeb"/>
+        <w:numPr>
+          <w:ilvl w:val="1"/>
+          <w:numId w:val="23"/>
+        </w:numPr>
+        <w:rPr>
+          <w:lang w:val="fr-FR"/>
+        </w:rPr>
+      </w:pPr>
+      <w:r>
+        <w:rPr>
+          <w:lang w:val="fr-FR"/>
+        </w:rPr>
+        <w:t>Analyse topologique du modèle solide :</w:t>
+      </w:r>
+    </w:p>
+    <w:p>
+      <w:pPr>
+        <w:pStyle w:val="NormalWeb"/>
+        <w:numPr>
+          <w:ilvl w:val="2"/>
+          <w:numId w:val="23"/>
+        </w:numPr>
+        <w:rPr>
+          <w:lang w:val="fr-FR"/>
+        </w:rPr>
+      </w:pPr>
+      <w:r>
+        <w:rPr>
+          <w:lang w:val="fr-FR"/>
+        </w:rPr>
+        <w:t>Détection d’adjacences (verticales/horizontales) entre composants.</w:t>
+      </w:r>
+    </w:p>
+    <w:p>
+      <w:pPr>
+        <w:pStyle w:val="NormalWeb"/>
+        <w:numPr>
+          <w:ilvl w:val="2"/>
+          <w:numId w:val="23"/>
+        </w:numPr>
+        <w:rPr>
+          <w:lang w:val="fr-FR"/>
+        </w:rPr>
+      </w:pPr>
+      <w:r>
+        <w:rPr>
+          <w:lang w:val="fr-FR"/>
+        </w:rPr>
+        <w:t xml:space="preserve">Génération d’un </w:t>
+      </w:r>
+      <w:r>
+        <w:rPr>
+          <w:rStyle w:val="lev"/>
+          <w:rFonts w:eastAsiaTheme="majorEastAsia"/>
+          <w:lang w:val="fr-FR"/>
+        </w:rPr>
+        <w:t>graphe orienté</w:t>
+      </w:r>
+      <w:r>
+        <w:rPr>
+          <w:lang w:val="fr-FR"/>
+        </w:rPr>
+        <w:t xml:space="preserve"> représentant les dépendances de construction.</w:t>
+      </w:r>
+    </w:p>
+    <w:p>
+      <w:pPr>
+        <w:pStyle w:val="NormalWeb"/>
+        <w:numPr>
+          <w:ilvl w:val="1"/>
+          <w:numId w:val="23"/>
+        </w:numPr>
+        <w:rPr>
+          <w:lang w:val="fr-FR"/>
+        </w:rPr>
+      </w:pPr>
+      <w:r>
+        <w:rPr>
+          <w:lang w:val="fr-FR"/>
+        </w:rPr>
+        <w:t xml:space="preserve">Test de deux approches : grille 3D (inefficace) et </w:t>
+      </w:r>
+      <w:r>
+        <w:rPr>
+          <w:rStyle w:val="lev"/>
+          <w:rFonts w:eastAsiaTheme="majorEastAsia"/>
+          <w:lang w:val="fr-FR"/>
+        </w:rPr>
+        <w:t>représentation solide</w:t>
+      </w:r>
+      <w:r>
+        <w:rPr>
+          <w:lang w:val="fr-FR"/>
+        </w:rPr>
+        <w:t xml:space="preserve"> (plus robuste).</w:t>
+      </w:r>
+    </w:p>
+    <w:p>
+      <w:pPr>
+        <w:pStyle w:val="NormalWeb"/>
+        <w:numPr>
+          <w:ilvl w:val="0"/>
+          <w:numId w:val="23"/>
+        </w:numPr>
+      </w:pPr>
+      <w:proofErr w:type="spellStart"/>
+      <w:proofErr w:type="gramStart"/>
+      <w:r>
+        <w:rPr>
+          <w:rStyle w:val="lev"/>
+          <w:rFonts w:eastAsiaTheme="majorEastAsia"/>
+        </w:rPr>
+        <w:t>Résultats</w:t>
+      </w:r>
+      <w:proofErr w:type="spellEnd"/>
+      <w:r>
+        <w:rPr>
+          <w:rStyle w:val="lev"/>
+          <w:rFonts w:eastAsiaTheme="majorEastAsia"/>
+        </w:rPr>
+        <w:t xml:space="preserve"> :</w:t>
+      </w:r>
+      <w:proofErr w:type="gramEnd"/>
+    </w:p>
+    <w:p>
+      <w:pPr>
+        <w:pStyle w:val="NormalWeb"/>
+        <w:numPr>
+          <w:ilvl w:val="1"/>
+          <w:numId w:val="23"/>
+        </w:numPr>
+        <w:rPr>
+          <w:lang w:val="fr-FR"/>
+        </w:rPr>
+      </w:pPr>
+      <w:r>
+        <w:rPr>
+          <w:lang w:val="fr-FR"/>
+        </w:rPr>
+        <w:t>Les plannings générés respectent globalement les logiques de construction.</w:t>
+      </w:r>
+    </w:p>
+    <w:p>
+      <w:pPr>
+        <w:pStyle w:val="NormalWeb"/>
+        <w:numPr>
+          <w:ilvl w:val="1"/>
+          <w:numId w:val="23"/>
+        </w:numPr>
+        <w:rPr>
+          <w:lang w:val="fr-FR"/>
+        </w:rPr>
+      </w:pPr>
+      <w:r>
+        <w:rPr>
+          <w:lang w:val="fr-FR"/>
+        </w:rPr>
+        <w:t>Des écarts subsistent pour les éléments non structuraux (dépendant de l’expertise humaine).</w:t>
+      </w:r>
+    </w:p>
+    <w:p>
+      <w:pPr>
+        <w:pStyle w:val="NormalWeb"/>
+        <w:numPr>
+          <w:ilvl w:val="0"/>
+          <w:numId w:val="23"/>
+        </w:numPr>
+      </w:pPr>
+      <w:proofErr w:type="spellStart"/>
+      <w:proofErr w:type="gramStart"/>
+      <w:r>
+        <w:rPr>
+          <w:rStyle w:val="lev"/>
+          <w:rFonts w:eastAsiaTheme="majorEastAsia"/>
+        </w:rPr>
+        <w:t>Apport</w:t>
+      </w:r>
+      <w:proofErr w:type="spellEnd"/>
+      <w:r>
+        <w:rPr>
+          <w:rStyle w:val="lev"/>
+          <w:rFonts w:eastAsiaTheme="majorEastAsia"/>
+        </w:rPr>
+        <w:t xml:space="preserve"> :</w:t>
+      </w:r>
+      <w:proofErr w:type="gramEnd"/>
+    </w:p>
+    <w:p>
+      <w:pPr>
+        <w:pStyle w:val="NormalWeb"/>
+        <w:numPr>
+          <w:ilvl w:val="1"/>
+          <w:numId w:val="23"/>
+        </w:numPr>
+        <w:rPr>
+          <w:lang w:val="fr-FR"/>
+        </w:rPr>
+      </w:pPr>
+      <w:r>
+        <w:rPr>
+          <w:lang w:val="fr-FR"/>
+        </w:rPr>
+        <w:t xml:space="preserve">Première formalisation du </w:t>
+      </w:r>
+      <w:r>
+        <w:rPr>
+          <w:rStyle w:val="lev"/>
+          <w:rFonts w:eastAsiaTheme="majorEastAsia"/>
+          <w:lang w:val="fr-FR"/>
+        </w:rPr>
+        <w:t>raccord entre géométrie 3D et planification automatique</w:t>
+      </w:r>
+      <w:r>
+        <w:rPr>
+          <w:lang w:val="fr-FR"/>
+        </w:rPr>
+        <w:t>.</w:t>
+      </w:r>
+    </w:p>
+    <w:p>
+      <w:pPr>
+        <w:pStyle w:val="NormalWeb"/>
+        <w:numPr>
+          <w:ilvl w:val="1"/>
+          <w:numId w:val="23"/>
+        </w:numPr>
+        <w:rPr>
+          <w:lang w:val="fr-FR"/>
+        </w:rPr>
+      </w:pPr>
+      <w:r>
+        <w:rPr>
+          <w:lang w:val="fr-FR"/>
+        </w:rPr>
+        <w:t>Base conceptuelle des approches modernes BIM + IA (ex. : Al-Sinan 2024).</w:t>
+      </w:r>
+    </w:p>
+    <w:p>
+      <w:pPr>
+        <w:pStyle w:val="Titre1"/>
+        <w:rPr>
+          <w:rStyle w:val="relative"/>
+          <w:lang w:val="en-US"/>
+        </w:rPr>
+      </w:pPr>
+      <w:r>
+        <w:rPr>
+          <w:rStyle w:val="lev"/>
+          <w:b/>
+          <w:bCs w:val="0"/>
+          <w:lang w:val="en-US"/>
+        </w:rPr>
+        <w:t xml:space="preserve">1. Generation of Construction Scheduling through Machine Learning and BIM: A Blueprint (Al-Sinan et al., </w:t>
+      </w:r>
+      <w:r>
+        <w:rPr>
+          <w:rStyle w:val="Accentuation"/>
+          <w:lang w:val="en-US"/>
+        </w:rPr>
+        <w:t>Buildings</w:t>
+      </w:r>
+      <w:r>
+        <w:rPr>
+          <w:rStyle w:val="lev"/>
+          <w:b/>
+          <w:bCs w:val="0"/>
+          <w:lang w:val="en-US"/>
+        </w:rPr>
+        <w:t>, 2024)</w:t>
+      </w:r>
+    </w:p>
+    <w:p>
+      <w:pPr>
+        <w:pStyle w:val="not-prose"/>
+        <w:outlineLvl w:val="3"/>
+        <w:rPr>
+          <w:rFonts w:eastAsiaTheme="majorEastAsia"/>
+          <w:b/>
+          <w:bCs/>
+          <w:sz w:val="27"/>
+          <w:szCs w:val="27"/>
+          <w:lang w:val="fr-FR"/>
+        </w:rPr>
+      </w:pPr>
+      <w:r>
+        <w:rPr>
+          <w:b/>
+          <w:bCs/>
+          <w:sz w:val="27"/>
+          <w:szCs w:val="27"/>
+          <w:lang w:val="fr-FR"/>
+        </w:rPr>
+        <w:t xml:space="preserve">Generation of Construction </w:t>
+      </w:r>
+      <w:proofErr w:type="spellStart"/>
+      <w:r>
+        <w:rPr>
+          <w:b/>
+          <w:bCs/>
+          <w:sz w:val="27"/>
+          <w:szCs w:val="27"/>
+          <w:lang w:val="fr-FR"/>
+        </w:rPr>
+        <w:t>Sche</w:t>
+      </w:r>
+      <w:proofErr w:type="spellEnd"/>
+      <w:r>
+        <w:rPr>
+          <w:b/>
+          <w:bCs/>
+          <w:sz w:val="27"/>
+          <w:szCs w:val="27"/>
+          <w:lang w:val="fr-FR"/>
+        </w:rPr>
+        <w:t>…</w:t>
+      </w:r>
+    </w:p>
+    <w:p>
+      <w:pPr>
+        <w:pStyle w:val="NormalWeb"/>
+        <w:rPr>
+          <w:lang w:val="fr-FR"/>
+        </w:rPr>
+      </w:pPr>
+      <w:r>
+        <w:rPr>
+          <w:lang w:val="fr-FR"/>
+        </w:rPr>
+        <w:t xml:space="preserve">Cet article présente un </w:t>
+      </w:r>
+      <w:r>
+        <w:rPr>
+          <w:rStyle w:val="lev"/>
+          <w:rFonts w:eastAsiaTheme="majorEastAsia"/>
+          <w:lang w:val="fr-FR"/>
+        </w:rPr>
+        <w:t>cadre conceptuel</w:t>
+      </w:r>
+      <w:r>
+        <w:rPr>
+          <w:lang w:val="fr-FR"/>
+        </w:rPr>
+        <w:t xml:space="preserve"> pour générer automatiquement des plannings de construction à partir de modèles </w:t>
+      </w:r>
+      <w:r>
+        <w:rPr>
+          <w:rStyle w:val="lev"/>
+          <w:rFonts w:eastAsiaTheme="majorEastAsia"/>
+          <w:lang w:val="fr-FR"/>
+        </w:rPr>
+        <w:t>BIM (IFC)</w:t>
+      </w:r>
+      <w:r>
+        <w:rPr>
+          <w:lang w:val="fr-FR"/>
+        </w:rPr>
+        <w:t xml:space="preserve"> grâce au </w:t>
+      </w:r>
+      <w:r>
+        <w:rPr>
+          <w:rStyle w:val="lev"/>
+          <w:rFonts w:eastAsiaTheme="majorEastAsia"/>
+          <w:lang w:val="fr-FR"/>
+        </w:rPr>
+        <w:t xml:space="preserve">machine </w:t>
+      </w:r>
+      <w:proofErr w:type="spellStart"/>
+      <w:r>
+        <w:rPr>
+          <w:rStyle w:val="lev"/>
+          <w:rFonts w:eastAsiaTheme="majorEastAsia"/>
+          <w:lang w:val="fr-FR"/>
+        </w:rPr>
+        <w:t>learning</w:t>
+      </w:r>
+      <w:proofErr w:type="spellEnd"/>
+      <w:r>
+        <w:rPr>
+          <w:rStyle w:val="lev"/>
+          <w:rFonts w:eastAsiaTheme="majorEastAsia"/>
+          <w:lang w:val="fr-FR"/>
+        </w:rPr>
+        <w:t xml:space="preserve"> (ML)</w:t>
+      </w:r>
+      <w:r>
+        <w:rPr>
+          <w:lang w:val="fr-FR"/>
+        </w:rPr>
+        <w:t>.</w:t>
+      </w:r>
+    </w:p>
+    <w:p>
+      <w:pPr>
+        <w:pStyle w:val="NormalWeb"/>
+        <w:numPr>
+          <w:ilvl w:val="0"/>
+          <w:numId w:val="24"/>
+        </w:numPr>
+        <w:rPr>
+          <w:lang w:val="fr-FR"/>
+        </w:rPr>
+      </w:pPr>
+      <w:r>
+        <w:rPr>
+          <w:rStyle w:val="lev"/>
+          <w:rFonts w:eastAsiaTheme="majorEastAsia"/>
+          <w:lang w:val="fr-FR"/>
+        </w:rPr>
+        <w:t>Objectif :</w:t>
+      </w:r>
+      <w:r>
+        <w:rPr>
+          <w:lang w:val="fr-FR"/>
+        </w:rPr>
+        <w:t xml:space="preserve"> concevoir un système autonome capable de produire des plannings de construction complets (durée, coût, ressources) directement à partir de données 3D BIM.</w:t>
+      </w:r>
+    </w:p>
+    <w:p>
+      <w:pPr>
+        <w:pStyle w:val="NormalWeb"/>
+        <w:numPr>
+          <w:ilvl w:val="0"/>
+          <w:numId w:val="24"/>
+        </w:numPr>
+      </w:pPr>
+      <w:proofErr w:type="spellStart"/>
+      <w:proofErr w:type="gramStart"/>
+      <w:r>
+        <w:rPr>
+          <w:rStyle w:val="lev"/>
+          <w:rFonts w:eastAsiaTheme="majorEastAsia"/>
+        </w:rPr>
+        <w:t>Méthodologie</w:t>
+      </w:r>
+      <w:proofErr w:type="spellEnd"/>
+      <w:r>
+        <w:rPr>
+          <w:rStyle w:val="lev"/>
+          <w:rFonts w:eastAsiaTheme="majorEastAsia"/>
+        </w:rPr>
+        <w:t xml:space="preserve"> :</w:t>
+      </w:r>
+      <w:proofErr w:type="gramEnd"/>
+    </w:p>
+    <w:p>
+      <w:pPr>
+        <w:pStyle w:val="NormalWeb"/>
+        <w:numPr>
+          <w:ilvl w:val="1"/>
+          <w:numId w:val="24"/>
+        </w:numPr>
+        <w:rPr>
+          <w:lang w:val="fr-FR"/>
+        </w:rPr>
+      </w:pPr>
+      <w:r>
+        <w:rPr>
+          <w:lang w:val="fr-FR"/>
+        </w:rPr>
+        <w:lastRenderedPageBreak/>
+        <w:t>Utilisation de projets passés pour entraîner un modèle ML : les fichiers BIM servent d’entrée et les plannings experts comme étiquettes de référence.</w:t>
+      </w:r>
+    </w:p>
+    <w:p>
+      <w:pPr>
+        <w:pStyle w:val="NormalWeb"/>
+        <w:numPr>
+          <w:ilvl w:val="1"/>
+          <w:numId w:val="24"/>
+        </w:numPr>
+        <w:rPr>
+          <w:lang w:val="fr-FR"/>
+        </w:rPr>
+      </w:pPr>
+      <w:r>
+        <w:rPr>
+          <w:lang w:val="fr-FR"/>
+        </w:rPr>
+        <w:t>L’apprentissage vise à généraliser les séquences d’activités et les besoins en ressources.</w:t>
+      </w:r>
+    </w:p>
+    <w:p>
+      <w:pPr>
+        <w:pStyle w:val="NormalWeb"/>
+        <w:numPr>
+          <w:ilvl w:val="0"/>
+          <w:numId w:val="24"/>
+        </w:numPr>
+      </w:pPr>
+      <w:proofErr w:type="spellStart"/>
+      <w:proofErr w:type="gramStart"/>
+      <w:r>
+        <w:rPr>
+          <w:rStyle w:val="lev"/>
+          <w:rFonts w:eastAsiaTheme="majorEastAsia"/>
+        </w:rPr>
+        <w:t>Innovation</w:t>
+      </w:r>
+      <w:proofErr w:type="spellEnd"/>
+      <w:r>
+        <w:rPr>
+          <w:rStyle w:val="lev"/>
+          <w:rFonts w:eastAsiaTheme="majorEastAsia"/>
+        </w:rPr>
+        <w:t xml:space="preserve"> :</w:t>
+      </w:r>
+      <w:proofErr w:type="gramEnd"/>
+    </w:p>
+    <w:p>
+      <w:pPr>
+        <w:pStyle w:val="NormalWeb"/>
+        <w:numPr>
+          <w:ilvl w:val="1"/>
+          <w:numId w:val="24"/>
+        </w:numPr>
+        <w:rPr>
+          <w:lang w:val="fr-FR"/>
+        </w:rPr>
+      </w:pPr>
+      <w:r>
+        <w:rPr>
+          <w:lang w:val="fr-FR"/>
+        </w:rPr>
+        <w:t xml:space="preserve">Contrairement aux approches précédentes fondées sur des </w:t>
+      </w:r>
+      <w:r>
+        <w:rPr>
+          <w:rStyle w:val="lev"/>
+          <w:rFonts w:eastAsiaTheme="majorEastAsia"/>
+          <w:lang w:val="fr-FR"/>
+        </w:rPr>
+        <w:t>règles manuelles ou matrices de contraintes</w:t>
+      </w:r>
+      <w:r>
+        <w:rPr>
+          <w:lang w:val="fr-FR"/>
+        </w:rPr>
+        <w:t>, cette solution s’appuie sur un modèle ML pour ordonner automatiquement les tâches.</w:t>
+      </w:r>
+    </w:p>
+    <w:p>
+      <w:pPr>
+        <w:pStyle w:val="NormalWeb"/>
+        <w:numPr>
+          <w:ilvl w:val="1"/>
+          <w:numId w:val="24"/>
+        </w:numPr>
+        <w:rPr>
+          <w:lang w:val="fr-FR"/>
+        </w:rPr>
+      </w:pPr>
+      <w:r>
+        <w:rPr>
+          <w:lang w:val="fr-FR"/>
+        </w:rPr>
+        <w:t xml:space="preserve">Intègre la possibilité d’utiliser des </w:t>
+      </w:r>
+      <w:proofErr w:type="spellStart"/>
+      <w:r>
+        <w:rPr>
+          <w:rStyle w:val="lev"/>
+          <w:rFonts w:eastAsiaTheme="majorEastAsia"/>
+          <w:lang w:val="fr-FR"/>
+        </w:rPr>
+        <w:t>LLMs</w:t>
+      </w:r>
+      <w:proofErr w:type="spellEnd"/>
+      <w:r>
+        <w:rPr>
+          <w:lang w:val="fr-FR"/>
+        </w:rPr>
+        <w:t xml:space="preserve"> (comme </w:t>
+      </w:r>
+      <w:proofErr w:type="spellStart"/>
+      <w:r>
+        <w:rPr>
+          <w:lang w:val="fr-FR"/>
+        </w:rPr>
+        <w:t>ChatGPT</w:t>
+      </w:r>
+      <w:proofErr w:type="spellEnd"/>
+      <w:r>
+        <w:rPr>
+          <w:lang w:val="fr-FR"/>
+        </w:rPr>
+        <w:t xml:space="preserve">) et des </w:t>
+      </w:r>
+      <w:r>
+        <w:rPr>
+          <w:rStyle w:val="lev"/>
+          <w:rFonts w:eastAsiaTheme="majorEastAsia"/>
+          <w:lang w:val="fr-FR"/>
+        </w:rPr>
+        <w:t>NLP Transformers</w:t>
+      </w:r>
+      <w:r>
+        <w:rPr>
+          <w:lang w:val="fr-FR"/>
+        </w:rPr>
+        <w:t xml:space="preserve"> pour traiter les descriptions textuelles de tâches.</w:t>
+      </w:r>
+    </w:p>
+    <w:p>
+      <w:pPr>
+        <w:pStyle w:val="NormalWeb"/>
+        <w:numPr>
+          <w:ilvl w:val="0"/>
+          <w:numId w:val="24"/>
+        </w:numPr>
+      </w:pPr>
+      <w:proofErr w:type="spellStart"/>
+      <w:proofErr w:type="gramStart"/>
+      <w:r>
+        <w:rPr>
+          <w:rStyle w:val="lev"/>
+          <w:rFonts w:eastAsiaTheme="majorEastAsia"/>
+        </w:rPr>
+        <w:t>Apport</w:t>
+      </w:r>
+      <w:proofErr w:type="spellEnd"/>
+      <w:r>
+        <w:rPr>
+          <w:rStyle w:val="lev"/>
+          <w:rFonts w:eastAsiaTheme="majorEastAsia"/>
+        </w:rPr>
+        <w:t xml:space="preserve"> :</w:t>
+      </w:r>
+      <w:proofErr w:type="gramEnd"/>
+    </w:p>
+    <w:p>
+      <w:pPr>
+        <w:pStyle w:val="NormalWeb"/>
+        <w:numPr>
+          <w:ilvl w:val="1"/>
+          <w:numId w:val="24"/>
+        </w:numPr>
+        <w:rPr>
+          <w:lang w:val="fr-FR"/>
+        </w:rPr>
+      </w:pPr>
+      <w:r>
+        <w:rPr>
+          <w:lang w:val="fr-FR"/>
+        </w:rPr>
+        <w:t xml:space="preserve">Pose les bases d’un futur </w:t>
+      </w:r>
+      <w:r>
+        <w:rPr>
+          <w:rStyle w:val="lev"/>
+          <w:rFonts w:eastAsiaTheme="majorEastAsia"/>
+          <w:lang w:val="fr-FR"/>
+        </w:rPr>
+        <w:t>système autonome de planification</w:t>
+      </w:r>
+      <w:r>
+        <w:rPr>
+          <w:lang w:val="fr-FR"/>
+        </w:rPr>
+        <w:t xml:space="preserve"> des projets BIM.</w:t>
+      </w:r>
+    </w:p>
+    <w:p>
+      <w:pPr>
+        <w:pStyle w:val="NormalWeb"/>
+        <w:numPr>
+          <w:ilvl w:val="1"/>
+          <w:numId w:val="24"/>
+        </w:numPr>
+        <w:rPr>
+          <w:lang w:val="fr-FR"/>
+        </w:rPr>
+      </w:pPr>
+      <w:r>
+        <w:rPr>
+          <w:lang w:val="fr-FR"/>
+        </w:rPr>
+        <w:t>Vise à réduire le travail manuel des planificateurs tout en maintenant une cohérence entre coûts, délais et ressources.</w:t>
+      </w:r>
     </w:p>
     <w:p>
       <w:pPr>
@@ -1127,6 +6589,151 @@
     </w:lvl>
   </w:abstractNum>
   <w:abstractNum w:abstractNumId="1" w15:restartNumberingAfterBreak="0">
+    <w:nsid w:val="1B956826"/>
+    <w:multiLevelType w:val="multilevel"/>
+    <w:tmpl w:val="A740C0DA"/>
+    <w:lvl w:ilvl="0">
+      <w:start w:val="1"/>
+      <w:numFmt w:val="bullet"/>
+      <w:lvlText w:val=""/>
+      <w:lvlJc w:val="left"/>
+      <w:pPr>
+        <w:tabs>
+          <w:tab w:val="num" w:pos="720"/>
+        </w:tabs>
+        <w:ind w:left="720" w:hanging="360"/>
+      </w:pPr>
+      <w:rPr>
+        <w:rFonts w:ascii="Symbol" w:hAnsi="Symbol" w:hint="default"/>
+        <w:sz w:val="20"/>
+      </w:rPr>
+    </w:lvl>
+    <w:lvl w:ilvl="1">
+      <w:start w:val="1"/>
+      <w:numFmt w:val="decimal"/>
+      <w:lvlText w:val="%2."/>
+      <w:lvlJc w:val="left"/>
+      <w:pPr>
+        <w:tabs>
+          <w:tab w:val="num" w:pos="1440"/>
+        </w:tabs>
+        <w:ind w:left="1440" w:hanging="360"/>
+      </w:pPr>
+    </w:lvl>
+    <w:lvl w:ilvl="2" w:tentative="1">
+      <w:start w:val="1"/>
+      <w:numFmt w:val="bullet"/>
+      <w:lvlText w:val=""/>
+      <w:lvlJc w:val="left"/>
+      <w:pPr>
+        <w:tabs>
+          <w:tab w:val="num" w:pos="2160"/>
+        </w:tabs>
+        <w:ind w:left="2160" w:hanging="360"/>
+      </w:pPr>
+      <w:rPr>
+        <w:rFonts w:ascii="Wingdings" w:hAnsi="Wingdings" w:hint="default"/>
+        <w:sz w:val="20"/>
+      </w:rPr>
+    </w:lvl>
+    <w:lvl w:ilvl="3" w:tentative="1">
+      <w:start w:val="1"/>
+      <w:numFmt w:val="bullet"/>
+      <w:lvlText w:val=""/>
+      <w:lvlJc w:val="left"/>
+      <w:pPr>
+        <w:tabs>
+          <w:tab w:val="num" w:pos="2880"/>
+        </w:tabs>
+        <w:ind w:left="2880" w:hanging="360"/>
+      </w:pPr>
+      <w:rPr>
+        <w:rFonts w:ascii="Wingdings" w:hAnsi="Wingdings" w:hint="default"/>
+        <w:sz w:val="20"/>
+      </w:rPr>
+    </w:lvl>
+    <w:lvl w:ilvl="4" w:tentative="1">
+      <w:start w:val="1"/>
+      <w:numFmt w:val="bullet"/>
+      <w:lvlText w:val=""/>
+      <w:lvlJc w:val="left"/>
+      <w:pPr>
+        <w:tabs>
+          <w:tab w:val="num" w:pos="3600"/>
+        </w:tabs>
+        <w:ind w:left="3600" w:hanging="360"/>
+      </w:pPr>
+      <w:rPr>
+        <w:rFonts w:ascii="Wingdings" w:hAnsi="Wingdings" w:hint="default"/>
+        <w:sz w:val="20"/>
+      </w:rPr>
+    </w:lvl>
+    <w:lvl w:ilvl="5" w:tentative="1">
+      <w:start w:val="1"/>
+      <w:numFmt w:val="bullet"/>
+      <w:lvlText w:val=""/>
+      <w:lvlJc w:val="left"/>
+      <w:pPr>
+        <w:tabs>
+          <w:tab w:val="num" w:pos="4320"/>
+        </w:tabs>
+        <w:ind w:left="4320" w:hanging="360"/>
+      </w:pPr>
+      <w:rPr>
+        <w:rFonts w:ascii="Wingdings" w:hAnsi="Wingdings" w:hint="default"/>
+        <w:sz w:val="20"/>
+      </w:rPr>
+    </w:lvl>
+    <w:lvl w:ilvl="6" w:tentative="1">
+      <w:start w:val="1"/>
+      <w:numFmt w:val="bullet"/>
+      <w:lvlText w:val=""/>
+      <w:lvlJc w:val="left"/>
+      <w:pPr>
+        <w:tabs>
+          <w:tab w:val="num" w:pos="5040"/>
+        </w:tabs>
+        <w:ind w:left="5040" w:hanging="360"/>
+      </w:pPr>
+      <w:rPr>
+        <w:rFonts w:ascii="Wingdings" w:hAnsi="Wingdings" w:hint="default"/>
+        <w:sz w:val="20"/>
+      </w:rPr>
+    </w:lvl>
+    <w:lvl w:ilvl="7" w:tentative="1">
+      <w:start w:val="1"/>
+      <w:numFmt w:val="bullet"/>
+      <w:lvlText w:val=""/>
+      <w:lvlJc w:val="left"/>
+      <w:pPr>
+        <w:tabs>
+          <w:tab w:val="num" w:pos="5760"/>
+        </w:tabs>
+        <w:ind w:left="5760" w:hanging="360"/>
+      </w:pPr>
+      <w:rPr>
+        <w:rFonts w:ascii="Wingdings" w:hAnsi="Wingdings" w:hint="default"/>
+        <w:sz w:val="20"/>
+      </w:rPr>
+    </w:lvl>
+    <w:lvl w:ilvl="8" w:tentative="1">
+      <w:start w:val="1"/>
+      <w:numFmt w:val="bullet"/>
+      <w:lvlText w:val=""/>
+      <w:lvlJc w:val="left"/>
+      <w:pPr>
+        <w:tabs>
+          <w:tab w:val="num" w:pos="6480"/>
+        </w:tabs>
+        <w:ind w:left="6480" w:hanging="360"/>
+      </w:pPr>
+      <w:rPr>
+        <w:rFonts w:ascii="Wingdings" w:hAnsi="Wingdings" w:hint="default"/>
+        <w:sz w:val="20"/>
+      </w:rPr>
+    </w:lvl>
+  </w:abstractNum>
+  <w:abstractNum w:abstractNumId="2" w15:restartNumberingAfterBreak="0">
     <w:nsid w:val="1C8A0770"/>
     <w:multiLevelType w:val="hybridMultilevel"/>
     <w:tmpl w:val="EEE68510"/>
@@ -1239,7 +6846,305 @@
       </w:rPr>
     </w:lvl>
   </w:abstractNum>
-  <w:abstractNum w:abstractNumId="2" w15:restartNumberingAfterBreak="0">
+  <w:abstractNum w:abstractNumId="3" w15:restartNumberingAfterBreak="0">
+    <w:nsid w:val="1FF3691E"/>
+    <w:multiLevelType w:val="multilevel"/>
+    <w:tmpl w:val="EF6A69C2"/>
+    <w:lvl w:ilvl="0">
+      <w:start w:val="1"/>
+      <w:numFmt w:val="bullet"/>
+      <w:lvlText w:val=""/>
+      <w:lvlJc w:val="left"/>
+      <w:pPr>
+        <w:tabs>
+          <w:tab w:val="num" w:pos="720"/>
+        </w:tabs>
+        <w:ind w:left="720" w:hanging="360"/>
+      </w:pPr>
+      <w:rPr>
+        <w:rFonts w:ascii="Symbol" w:hAnsi="Symbol" w:hint="default"/>
+        <w:sz w:val="20"/>
+      </w:rPr>
+    </w:lvl>
+    <w:lvl w:ilvl="1">
+      <w:start w:val="1"/>
+      <w:numFmt w:val="bullet"/>
+      <w:lvlText w:val="o"/>
+      <w:lvlJc w:val="left"/>
+      <w:pPr>
+        <w:tabs>
+          <w:tab w:val="num" w:pos="1440"/>
+        </w:tabs>
+        <w:ind w:left="1440" w:hanging="360"/>
+      </w:pPr>
+      <w:rPr>
+        <w:rFonts w:ascii="Courier New" w:hAnsi="Courier New" w:hint="default"/>
+        <w:sz w:val="20"/>
+      </w:rPr>
+    </w:lvl>
+    <w:lvl w:ilvl="2" w:tentative="1">
+      <w:start w:val="1"/>
+      <w:numFmt w:val="bullet"/>
+      <w:lvlText w:val=""/>
+      <w:lvlJc w:val="left"/>
+      <w:pPr>
+        <w:tabs>
+          <w:tab w:val="num" w:pos="2160"/>
+        </w:tabs>
+        <w:ind w:left="2160" w:hanging="360"/>
+      </w:pPr>
+      <w:rPr>
+        <w:rFonts w:ascii="Wingdings" w:hAnsi="Wingdings" w:hint="default"/>
+        <w:sz w:val="20"/>
+      </w:rPr>
+    </w:lvl>
+    <w:lvl w:ilvl="3" w:tentative="1">
+      <w:start w:val="1"/>
+      <w:numFmt w:val="bullet"/>
+      <w:lvlText w:val=""/>
+      <w:lvlJc w:val="left"/>
+      <w:pPr>
+        <w:tabs>
+          <w:tab w:val="num" w:pos="2880"/>
+        </w:tabs>
+        <w:ind w:left="2880" w:hanging="360"/>
+      </w:pPr>
+      <w:rPr>
+        <w:rFonts w:ascii="Wingdings" w:hAnsi="Wingdings" w:hint="default"/>
+        <w:sz w:val="20"/>
+      </w:rPr>
+    </w:lvl>
+    <w:lvl w:ilvl="4" w:tentative="1">
+      <w:start w:val="1"/>
+      <w:numFmt w:val="bullet"/>
+      <w:lvlText w:val=""/>
+      <w:lvlJc w:val="left"/>
+      <w:pPr>
+        <w:tabs>
+          <w:tab w:val="num" w:pos="3600"/>
+        </w:tabs>
+        <w:ind w:left="3600" w:hanging="360"/>
+      </w:pPr>
+      <w:rPr>
+        <w:rFonts w:ascii="Wingdings" w:hAnsi="Wingdings" w:hint="default"/>
+        <w:sz w:val="20"/>
+      </w:rPr>
+    </w:lvl>
+    <w:lvl w:ilvl="5" w:tentative="1">
+      <w:start w:val="1"/>
+      <w:numFmt w:val="bullet"/>
+      <w:lvlText w:val=""/>
+      <w:lvlJc w:val="left"/>
+      <w:pPr>
+        <w:tabs>
+          <w:tab w:val="num" w:pos="4320"/>
+        </w:tabs>
+        <w:ind w:left="4320" w:hanging="360"/>
+      </w:pPr>
+      <w:rPr>
+        <w:rFonts w:ascii="Wingdings" w:hAnsi="Wingdings" w:hint="default"/>
+        <w:sz w:val="20"/>
+      </w:rPr>
+    </w:lvl>
+    <w:lvl w:ilvl="6" w:tentative="1">
+      <w:start w:val="1"/>
+      <w:numFmt w:val="bullet"/>
+      <w:lvlText w:val=""/>
+      <w:lvlJc w:val="left"/>
+      <w:pPr>
+        <w:tabs>
+          <w:tab w:val="num" w:pos="5040"/>
+        </w:tabs>
+        <w:ind w:left="5040" w:hanging="360"/>
+      </w:pPr>
+      <w:rPr>
+        <w:rFonts w:ascii="Wingdings" w:hAnsi="Wingdings" w:hint="default"/>
+        <w:sz w:val="20"/>
+      </w:rPr>
+    </w:lvl>
+    <w:lvl w:ilvl="7" w:tentative="1">
+      <w:start w:val="1"/>
+      <w:numFmt w:val="bullet"/>
+      <w:lvlText w:val=""/>
+      <w:lvlJc w:val="left"/>
+      <w:pPr>
+        <w:tabs>
+          <w:tab w:val="num" w:pos="5760"/>
+        </w:tabs>
+        <w:ind w:left="5760" w:hanging="360"/>
+      </w:pPr>
+      <w:rPr>
+        <w:rFonts w:ascii="Wingdings" w:hAnsi="Wingdings" w:hint="default"/>
+        <w:sz w:val="20"/>
+      </w:rPr>
+    </w:lvl>
+    <w:lvl w:ilvl="8" w:tentative="1">
+      <w:start w:val="1"/>
+      <w:numFmt w:val="bullet"/>
+      <w:lvlText w:val=""/>
+      <w:lvlJc w:val="left"/>
+      <w:pPr>
+        <w:tabs>
+          <w:tab w:val="num" w:pos="6480"/>
+        </w:tabs>
+        <w:ind w:left="6480" w:hanging="360"/>
+      </w:pPr>
+      <w:rPr>
+        <w:rFonts w:ascii="Wingdings" w:hAnsi="Wingdings" w:hint="default"/>
+        <w:sz w:val="20"/>
+      </w:rPr>
+    </w:lvl>
+  </w:abstractNum>
+  <w:abstractNum w:abstractNumId="4" w15:restartNumberingAfterBreak="0">
+    <w:nsid w:val="234E2E01"/>
+    <w:multiLevelType w:val="multilevel"/>
+    <w:tmpl w:val="0F3CC720"/>
+    <w:lvl w:ilvl="0">
+      <w:start w:val="1"/>
+      <w:numFmt w:val="bullet"/>
+      <w:lvlText w:val=""/>
+      <w:lvlJc w:val="left"/>
+      <w:pPr>
+        <w:tabs>
+          <w:tab w:val="num" w:pos="720"/>
+        </w:tabs>
+        <w:ind w:left="720" w:hanging="360"/>
+      </w:pPr>
+      <w:rPr>
+        <w:rFonts w:ascii="Symbol" w:hAnsi="Symbol" w:hint="default"/>
+        <w:sz w:val="20"/>
+      </w:rPr>
+    </w:lvl>
+    <w:lvl w:ilvl="1">
+      <w:start w:val="1"/>
+      <w:numFmt w:val="bullet"/>
+      <w:lvlText w:val="o"/>
+      <w:lvlJc w:val="left"/>
+      <w:pPr>
+        <w:tabs>
+          <w:tab w:val="num" w:pos="1440"/>
+        </w:tabs>
+        <w:ind w:left="1440" w:hanging="360"/>
+      </w:pPr>
+      <w:rPr>
+        <w:rFonts w:ascii="Courier New" w:hAnsi="Courier New" w:hint="default"/>
+        <w:sz w:val="20"/>
+      </w:rPr>
+    </w:lvl>
+    <w:lvl w:ilvl="2" w:tentative="1">
+      <w:start w:val="1"/>
+      <w:numFmt w:val="bullet"/>
+      <w:lvlText w:val=""/>
+      <w:lvlJc w:val="left"/>
+      <w:pPr>
+        <w:tabs>
+          <w:tab w:val="num" w:pos="2160"/>
+        </w:tabs>
+        <w:ind w:left="2160" w:hanging="360"/>
+      </w:pPr>
+      <w:rPr>
+        <w:rFonts w:ascii="Wingdings" w:hAnsi="Wingdings" w:hint="default"/>
+        <w:sz w:val="20"/>
+      </w:rPr>
+    </w:lvl>
+    <w:lvl w:ilvl="3" w:tentative="1">
+      <w:start w:val="1"/>
+      <w:numFmt w:val="bullet"/>
+      <w:lvlText w:val=""/>
+      <w:lvlJc w:val="left"/>
+      <w:pPr>
+        <w:tabs>
+          <w:tab w:val="num" w:pos="2880"/>
+        </w:tabs>
+        <w:ind w:left="2880" w:hanging="360"/>
+      </w:pPr>
+      <w:rPr>
+        <w:rFonts w:ascii="Wingdings" w:hAnsi="Wingdings" w:hint="default"/>
+        <w:sz w:val="20"/>
+      </w:rPr>
+    </w:lvl>
+    <w:lvl w:ilvl="4" w:tentative="1">
+      <w:start w:val="1"/>
+      <w:numFmt w:val="bullet"/>
+      <w:lvlText w:val=""/>
+      <w:lvlJc w:val="left"/>
+      <w:pPr>
+        <w:tabs>
+          <w:tab w:val="num" w:pos="3600"/>
+        </w:tabs>
+        <w:ind w:left="3600" w:hanging="360"/>
+      </w:pPr>
+      <w:rPr>
+        <w:rFonts w:ascii="Wingdings" w:hAnsi="Wingdings" w:hint="default"/>
+        <w:sz w:val="20"/>
+      </w:rPr>
+    </w:lvl>
+    <w:lvl w:ilvl="5" w:tentative="1">
+      <w:start w:val="1"/>
+      <w:numFmt w:val="bullet"/>
+      <w:lvlText w:val=""/>
+      <w:lvlJc w:val="left"/>
+      <w:pPr>
+        <w:tabs>
+          <w:tab w:val="num" w:pos="4320"/>
+        </w:tabs>
+        <w:ind w:left="4320" w:hanging="360"/>
+      </w:pPr>
+      <w:rPr>
+        <w:rFonts w:ascii="Wingdings" w:hAnsi="Wingdings" w:hint="default"/>
+        <w:sz w:val="20"/>
+      </w:rPr>
+    </w:lvl>
+    <w:lvl w:ilvl="6" w:tentative="1">
+      <w:start w:val="1"/>
+      <w:numFmt w:val="bullet"/>
+      <w:lvlText w:val=""/>
+      <w:lvlJc w:val="left"/>
+      <w:pPr>
+        <w:tabs>
+          <w:tab w:val="num" w:pos="5040"/>
+        </w:tabs>
+        <w:ind w:left="5040" w:hanging="360"/>
+      </w:pPr>
+      <w:rPr>
+        <w:rFonts w:ascii="Wingdings" w:hAnsi="Wingdings" w:hint="default"/>
+        <w:sz w:val="20"/>
+      </w:rPr>
+    </w:lvl>
+    <w:lvl w:ilvl="7" w:tentative="1">
+      <w:start w:val="1"/>
+      <w:numFmt w:val="bullet"/>
+      <w:lvlText w:val=""/>
+      <w:lvlJc w:val="left"/>
+      <w:pPr>
+        <w:tabs>
+          <w:tab w:val="num" w:pos="5760"/>
+        </w:tabs>
+        <w:ind w:left="5760" w:hanging="360"/>
+      </w:pPr>
+      <w:rPr>
+        <w:rFonts w:ascii="Wingdings" w:hAnsi="Wingdings" w:hint="default"/>
+        <w:sz w:val="20"/>
+      </w:rPr>
+    </w:lvl>
+    <w:lvl w:ilvl="8" w:tentative="1">
+      <w:start w:val="1"/>
+      <w:numFmt w:val="bullet"/>
+      <w:lvlText w:val=""/>
+      <w:lvlJc w:val="left"/>
+      <w:pPr>
+        <w:tabs>
+          <w:tab w:val="num" w:pos="6480"/>
+        </w:tabs>
+        <w:ind w:left="6480" w:hanging="360"/>
+      </w:pPr>
+      <w:rPr>
+        <w:rFonts w:ascii="Wingdings" w:hAnsi="Wingdings" w:hint="default"/>
+        <w:sz w:val="20"/>
+      </w:rPr>
+    </w:lvl>
+  </w:abstractNum>
+  <w:abstractNum w:abstractNumId="5" w15:restartNumberingAfterBreak="0">
     <w:nsid w:val="29CA5529"/>
     <w:multiLevelType w:val="hybridMultilevel"/>
     <w:tmpl w:val="A016D80E"/>
@@ -1352,7 +7257,7 @@
       </w:rPr>
     </w:lvl>
   </w:abstractNum>
-  <w:abstractNum w:abstractNumId="3" w15:restartNumberingAfterBreak="0">
+  <w:abstractNum w:abstractNumId="6" w15:restartNumberingAfterBreak="0">
     <w:nsid w:val="32B57E4C"/>
     <w:multiLevelType w:val="hybridMultilevel"/>
     <w:tmpl w:val="10AE5A52"/>
@@ -1465,7 +7370,7 @@
       </w:rPr>
     </w:lvl>
   </w:abstractNum>
-  <w:abstractNum w:abstractNumId="4" w15:restartNumberingAfterBreak="0">
+  <w:abstractNum w:abstractNumId="7" w15:restartNumberingAfterBreak="0">
     <w:nsid w:val="3D7A3946"/>
     <w:multiLevelType w:val="hybridMultilevel"/>
     <w:tmpl w:val="761A26C6"/>
@@ -1578,7 +7483,7 @@
       </w:rPr>
     </w:lvl>
   </w:abstractNum>
-  <w:abstractNum w:abstractNumId="5" w15:restartNumberingAfterBreak="0">
+  <w:abstractNum w:abstractNumId="8" w15:restartNumberingAfterBreak="0">
     <w:nsid w:val="43EB5031"/>
     <w:multiLevelType w:val="hybridMultilevel"/>
     <w:tmpl w:val="ACDCFF82"/>
@@ -1691,7 +7596,7 @@
       </w:rPr>
     </w:lvl>
   </w:abstractNum>
-  <w:abstractNum w:abstractNumId="6" w15:restartNumberingAfterBreak="0">
+  <w:abstractNum w:abstractNumId="9" w15:restartNumberingAfterBreak="0">
     <w:nsid w:val="4A707A12"/>
     <w:multiLevelType w:val="multilevel"/>
     <w:tmpl w:val="A82C5032"/>
@@ -1840,7 +7745,7 @@
       </w:rPr>
     </w:lvl>
   </w:abstractNum>
-  <w:abstractNum w:abstractNumId="7" w15:restartNumberingAfterBreak="0">
+  <w:abstractNum w:abstractNumId="10" w15:restartNumberingAfterBreak="0">
     <w:nsid w:val="51753D3E"/>
     <w:multiLevelType w:val="hybridMultilevel"/>
     <w:tmpl w:val="47D0796C"/>
@@ -1953,7 +7858,156 @@
       </w:rPr>
     </w:lvl>
   </w:abstractNum>
-  <w:abstractNum w:abstractNumId="8" w15:restartNumberingAfterBreak="0">
+  <w:abstractNum w:abstractNumId="11" w15:restartNumberingAfterBreak="0">
+    <w:nsid w:val="557B0ABA"/>
+    <w:multiLevelType w:val="multilevel"/>
+    <w:tmpl w:val="5F1E7052"/>
+    <w:lvl w:ilvl="0">
+      <w:start w:val="1"/>
+      <w:numFmt w:val="bullet"/>
+      <w:lvlText w:val=""/>
+      <w:lvlJc w:val="left"/>
+      <w:pPr>
+        <w:tabs>
+          <w:tab w:val="num" w:pos="720"/>
+        </w:tabs>
+        <w:ind w:left="720" w:hanging="360"/>
+      </w:pPr>
+      <w:rPr>
+        <w:rFonts w:ascii="Symbol" w:hAnsi="Symbol" w:hint="default"/>
+        <w:sz w:val="20"/>
+      </w:rPr>
+    </w:lvl>
+    <w:lvl w:ilvl="1">
+      <w:start w:val="1"/>
+      <w:numFmt w:val="bullet"/>
+      <w:lvlText w:val="o"/>
+      <w:lvlJc w:val="left"/>
+      <w:pPr>
+        <w:tabs>
+          <w:tab w:val="num" w:pos="1440"/>
+        </w:tabs>
+        <w:ind w:left="1440" w:hanging="360"/>
+      </w:pPr>
+      <w:rPr>
+        <w:rFonts w:ascii="Courier New" w:hAnsi="Courier New" w:hint="default"/>
+        <w:sz w:val="20"/>
+      </w:rPr>
+    </w:lvl>
+    <w:lvl w:ilvl="2" w:tentative="1">
+      <w:start w:val="1"/>
+      <w:numFmt w:val="bullet"/>
+      <w:lvlText w:val=""/>
+      <w:lvlJc w:val="left"/>
+      <w:pPr>
+        <w:tabs>
+          <w:tab w:val="num" w:pos="2160"/>
+        </w:tabs>
+        <w:ind w:left="2160" w:hanging="360"/>
+      </w:pPr>
+      <w:rPr>
+        <w:rFonts w:ascii="Wingdings" w:hAnsi="Wingdings" w:hint="default"/>
+        <w:sz w:val="20"/>
+      </w:rPr>
+    </w:lvl>
+    <w:lvl w:ilvl="3" w:tentative="1">
+      <w:start w:val="1"/>
+      <w:numFmt w:val="bullet"/>
+      <w:lvlText w:val=""/>
+      <w:lvlJc w:val="left"/>
+      <w:pPr>
+        <w:tabs>
+          <w:tab w:val="num" w:pos="2880"/>
+        </w:tabs>
+        <w:ind w:left="2880" w:hanging="360"/>
+      </w:pPr>
+      <w:rPr>
+        <w:rFonts w:ascii="Wingdings" w:hAnsi="Wingdings" w:hint="default"/>
+        <w:sz w:val="20"/>
+      </w:rPr>
+    </w:lvl>
+    <w:lvl w:ilvl="4" w:tentative="1">
+      <w:start w:val="1"/>
+      <w:numFmt w:val="bullet"/>
+      <w:lvlText w:val=""/>
+      <w:lvlJc w:val="left"/>
+      <w:pPr>
+        <w:tabs>
+          <w:tab w:val="num" w:pos="3600"/>
+        </w:tabs>
+        <w:ind w:left="3600" w:hanging="360"/>
+      </w:pPr>
+      <w:rPr>
+        <w:rFonts w:ascii="Wingdings" w:hAnsi="Wingdings" w:hint="default"/>
+        <w:sz w:val="20"/>
+      </w:rPr>
+    </w:lvl>
+    <w:lvl w:ilvl="5" w:tentative="1">
+      <w:start w:val="1"/>
+      <w:numFmt w:val="bullet"/>
+      <w:lvlText w:val=""/>
+      <w:lvlJc w:val="left"/>
+      <w:pPr>
+        <w:tabs>
+          <w:tab w:val="num" w:pos="4320"/>
+        </w:tabs>
+        <w:ind w:left="4320" w:hanging="360"/>
+      </w:pPr>
+      <w:rPr>
+        <w:rFonts w:ascii="Wingdings" w:hAnsi="Wingdings" w:hint="default"/>
+        <w:sz w:val="20"/>
+      </w:rPr>
+    </w:lvl>
+    <w:lvl w:ilvl="6" w:tentative="1">
+      <w:start w:val="1"/>
+      <w:numFmt w:val="bullet"/>
+      <w:lvlText w:val=""/>
+      <w:lvlJc w:val="left"/>
+      <w:pPr>
+        <w:tabs>
+          <w:tab w:val="num" w:pos="5040"/>
+        </w:tabs>
+        <w:ind w:left="5040" w:hanging="360"/>
+      </w:pPr>
+      <w:rPr>
+        <w:rFonts w:ascii="Wingdings" w:hAnsi="Wingdings" w:hint="default"/>
+        <w:sz w:val="20"/>
+      </w:rPr>
+    </w:lvl>
+    <w:lvl w:ilvl="7" w:tentative="1">
+      <w:start w:val="1"/>
+      <w:numFmt w:val="bullet"/>
+      <w:lvlText w:val=""/>
+      <w:lvlJc w:val="left"/>
+      <w:pPr>
+        <w:tabs>
+          <w:tab w:val="num" w:pos="5760"/>
+        </w:tabs>
+        <w:ind w:left="5760" w:hanging="360"/>
+      </w:pPr>
+      <w:rPr>
+        <w:rFonts w:ascii="Wingdings" w:hAnsi="Wingdings" w:hint="default"/>
+        <w:sz w:val="20"/>
+      </w:rPr>
+    </w:lvl>
+    <w:lvl w:ilvl="8" w:tentative="1">
+      <w:start w:val="1"/>
+      <w:numFmt w:val="bullet"/>
+      <w:lvlText w:val=""/>
+      <w:lvlJc w:val="left"/>
+      <w:pPr>
+        <w:tabs>
+          <w:tab w:val="num" w:pos="6480"/>
+        </w:tabs>
+        <w:ind w:left="6480" w:hanging="360"/>
+      </w:pPr>
+      <w:rPr>
+        <w:rFonts w:ascii="Wingdings" w:hAnsi="Wingdings" w:hint="default"/>
+        <w:sz w:val="20"/>
+      </w:rPr>
+    </w:lvl>
+  </w:abstractNum>
+  <w:abstractNum w:abstractNumId="12" w15:restartNumberingAfterBreak="0">
     <w:nsid w:val="55C1108F"/>
     <w:multiLevelType w:val="multilevel"/>
     <w:tmpl w:val="C994E0E8"/>
@@ -2102,7 +8156,7 @@
       </w:rPr>
     </w:lvl>
   </w:abstractNum>
-  <w:abstractNum w:abstractNumId="9" w15:restartNumberingAfterBreak="0">
+  <w:abstractNum w:abstractNumId="13" w15:restartNumberingAfterBreak="0">
     <w:nsid w:val="560D74F0"/>
     <w:multiLevelType w:val="multilevel"/>
     <w:tmpl w:val="C538A47C"/>
@@ -2251,7 +8305,156 @@
       </w:rPr>
     </w:lvl>
   </w:abstractNum>
-  <w:abstractNum w:abstractNumId="10" w15:restartNumberingAfterBreak="0">
+  <w:abstractNum w:abstractNumId="14" w15:restartNumberingAfterBreak="0">
+    <w:nsid w:val="59AC5597"/>
+    <w:multiLevelType w:val="multilevel"/>
+    <w:tmpl w:val="80E0B8BC"/>
+    <w:lvl w:ilvl="0">
+      <w:start w:val="1"/>
+      <w:numFmt w:val="bullet"/>
+      <w:lvlText w:val=""/>
+      <w:lvlJc w:val="left"/>
+      <w:pPr>
+        <w:tabs>
+          <w:tab w:val="num" w:pos="720"/>
+        </w:tabs>
+        <w:ind w:left="720" w:hanging="360"/>
+      </w:pPr>
+      <w:rPr>
+        <w:rFonts w:ascii="Symbol" w:hAnsi="Symbol" w:hint="default"/>
+        <w:sz w:val="20"/>
+      </w:rPr>
+    </w:lvl>
+    <w:lvl w:ilvl="1">
+      <w:start w:val="1"/>
+      <w:numFmt w:val="bullet"/>
+      <w:lvlText w:val="o"/>
+      <w:lvlJc w:val="left"/>
+      <w:pPr>
+        <w:tabs>
+          <w:tab w:val="num" w:pos="1440"/>
+        </w:tabs>
+        <w:ind w:left="1440" w:hanging="360"/>
+      </w:pPr>
+      <w:rPr>
+        <w:rFonts w:ascii="Courier New" w:hAnsi="Courier New" w:hint="default"/>
+        <w:sz w:val="20"/>
+      </w:rPr>
+    </w:lvl>
+    <w:lvl w:ilvl="2">
+      <w:start w:val="1"/>
+      <w:numFmt w:val="bullet"/>
+      <w:lvlText w:val=""/>
+      <w:lvlJc w:val="left"/>
+      <w:pPr>
+        <w:tabs>
+          <w:tab w:val="num" w:pos="2160"/>
+        </w:tabs>
+        <w:ind w:left="2160" w:hanging="360"/>
+      </w:pPr>
+      <w:rPr>
+        <w:rFonts w:ascii="Wingdings" w:hAnsi="Wingdings" w:hint="default"/>
+        <w:sz w:val="20"/>
+      </w:rPr>
+    </w:lvl>
+    <w:lvl w:ilvl="3" w:tentative="1">
+      <w:start w:val="1"/>
+      <w:numFmt w:val="bullet"/>
+      <w:lvlText w:val=""/>
+      <w:lvlJc w:val="left"/>
+      <w:pPr>
+        <w:tabs>
+          <w:tab w:val="num" w:pos="2880"/>
+        </w:tabs>
+        <w:ind w:left="2880" w:hanging="360"/>
+      </w:pPr>
+      <w:rPr>
+        <w:rFonts w:ascii="Wingdings" w:hAnsi="Wingdings" w:hint="default"/>
+        <w:sz w:val="20"/>
+      </w:rPr>
+    </w:lvl>
+    <w:lvl w:ilvl="4" w:tentative="1">
+      <w:start w:val="1"/>
+      <w:numFmt w:val="bullet"/>
+      <w:lvlText w:val=""/>
+      <w:lvlJc w:val="left"/>
+      <w:pPr>
+        <w:tabs>
+          <w:tab w:val="num" w:pos="3600"/>
+        </w:tabs>
+        <w:ind w:left="3600" w:hanging="360"/>
+      </w:pPr>
+      <w:rPr>
+        <w:rFonts w:ascii="Wingdings" w:hAnsi="Wingdings" w:hint="default"/>
+        <w:sz w:val="20"/>
+      </w:rPr>
+    </w:lvl>
+    <w:lvl w:ilvl="5" w:tentative="1">
+      <w:start w:val="1"/>
+      <w:numFmt w:val="bullet"/>
+      <w:lvlText w:val=""/>
+      <w:lvlJc w:val="left"/>
+      <w:pPr>
+        <w:tabs>
+          <w:tab w:val="num" w:pos="4320"/>
+        </w:tabs>
+        <w:ind w:left="4320" w:hanging="360"/>
+      </w:pPr>
+      <w:rPr>
+        <w:rFonts w:ascii="Wingdings" w:hAnsi="Wingdings" w:hint="default"/>
+        <w:sz w:val="20"/>
+      </w:rPr>
+    </w:lvl>
+    <w:lvl w:ilvl="6" w:tentative="1">
+      <w:start w:val="1"/>
+      <w:numFmt w:val="bullet"/>
+      <w:lvlText w:val=""/>
+      <w:lvlJc w:val="left"/>
+      <w:pPr>
+        <w:tabs>
+          <w:tab w:val="num" w:pos="5040"/>
+        </w:tabs>
+        <w:ind w:left="5040" w:hanging="360"/>
+      </w:pPr>
+      <w:rPr>
+        <w:rFonts w:ascii="Wingdings" w:hAnsi="Wingdings" w:hint="default"/>
+        <w:sz w:val="20"/>
+      </w:rPr>
+    </w:lvl>
+    <w:lvl w:ilvl="7" w:tentative="1">
+      <w:start w:val="1"/>
+      <w:numFmt w:val="bullet"/>
+      <w:lvlText w:val=""/>
+      <w:lvlJc w:val="left"/>
+      <w:pPr>
+        <w:tabs>
+          <w:tab w:val="num" w:pos="5760"/>
+        </w:tabs>
+        <w:ind w:left="5760" w:hanging="360"/>
+      </w:pPr>
+      <w:rPr>
+        <w:rFonts w:ascii="Wingdings" w:hAnsi="Wingdings" w:hint="default"/>
+        <w:sz w:val="20"/>
+      </w:rPr>
+    </w:lvl>
+    <w:lvl w:ilvl="8" w:tentative="1">
+      <w:start w:val="1"/>
+      <w:numFmt w:val="bullet"/>
+      <w:lvlText w:val=""/>
+      <w:lvlJc w:val="left"/>
+      <w:pPr>
+        <w:tabs>
+          <w:tab w:val="num" w:pos="6480"/>
+        </w:tabs>
+        <w:ind w:left="6480" w:hanging="360"/>
+      </w:pPr>
+      <w:rPr>
+        <w:rFonts w:ascii="Wingdings" w:hAnsi="Wingdings" w:hint="default"/>
+        <w:sz w:val="20"/>
+      </w:rPr>
+    </w:lvl>
+  </w:abstractNum>
+  <w:abstractNum w:abstractNumId="15" w15:restartNumberingAfterBreak="0">
     <w:nsid w:val="5A2346D6"/>
     <w:multiLevelType w:val="multilevel"/>
     <w:tmpl w:val="74708842"/>
@@ -2364,7 +8567,7 @@
       </w:pPr>
     </w:lvl>
   </w:abstractNum>
-  <w:abstractNum w:abstractNumId="11" w15:restartNumberingAfterBreak="0">
+  <w:abstractNum w:abstractNumId="16" w15:restartNumberingAfterBreak="0">
     <w:nsid w:val="5ED1513F"/>
     <w:multiLevelType w:val="multilevel"/>
     <w:tmpl w:val="A82C5032"/>
@@ -2513,7 +8716,752 @@
       </w:rPr>
     </w:lvl>
   </w:abstractNum>
-  <w:abstractNum w:abstractNumId="12" w15:restartNumberingAfterBreak="0">
+  <w:abstractNum w:abstractNumId="17" w15:restartNumberingAfterBreak="0">
+    <w:nsid w:val="62E822E9"/>
+    <w:multiLevelType w:val="multilevel"/>
+    <w:tmpl w:val="E5B4D414"/>
+    <w:lvl w:ilvl="0">
+      <w:start w:val="1"/>
+      <w:numFmt w:val="bullet"/>
+      <w:lvlText w:val=""/>
+      <w:lvlJc w:val="left"/>
+      <w:pPr>
+        <w:tabs>
+          <w:tab w:val="num" w:pos="720"/>
+        </w:tabs>
+        <w:ind w:left="720" w:hanging="360"/>
+      </w:pPr>
+      <w:rPr>
+        <w:rFonts w:ascii="Symbol" w:hAnsi="Symbol" w:hint="default"/>
+        <w:sz w:val="20"/>
+      </w:rPr>
+    </w:lvl>
+    <w:lvl w:ilvl="1">
+      <w:start w:val="1"/>
+      <w:numFmt w:val="bullet"/>
+      <w:lvlText w:val="o"/>
+      <w:lvlJc w:val="left"/>
+      <w:pPr>
+        <w:tabs>
+          <w:tab w:val="num" w:pos="1440"/>
+        </w:tabs>
+        <w:ind w:left="1440" w:hanging="360"/>
+      </w:pPr>
+      <w:rPr>
+        <w:rFonts w:ascii="Courier New" w:hAnsi="Courier New" w:hint="default"/>
+        <w:sz w:val="20"/>
+      </w:rPr>
+    </w:lvl>
+    <w:lvl w:ilvl="2" w:tentative="1">
+      <w:start w:val="1"/>
+      <w:numFmt w:val="bullet"/>
+      <w:lvlText w:val=""/>
+      <w:lvlJc w:val="left"/>
+      <w:pPr>
+        <w:tabs>
+          <w:tab w:val="num" w:pos="2160"/>
+        </w:tabs>
+        <w:ind w:left="2160" w:hanging="360"/>
+      </w:pPr>
+      <w:rPr>
+        <w:rFonts w:ascii="Wingdings" w:hAnsi="Wingdings" w:hint="default"/>
+        <w:sz w:val="20"/>
+      </w:rPr>
+    </w:lvl>
+    <w:lvl w:ilvl="3" w:tentative="1">
+      <w:start w:val="1"/>
+      <w:numFmt w:val="bullet"/>
+      <w:lvlText w:val=""/>
+      <w:lvlJc w:val="left"/>
+      <w:pPr>
+        <w:tabs>
+          <w:tab w:val="num" w:pos="2880"/>
+        </w:tabs>
+        <w:ind w:left="2880" w:hanging="360"/>
+      </w:pPr>
+      <w:rPr>
+        <w:rFonts w:ascii="Wingdings" w:hAnsi="Wingdings" w:hint="default"/>
+        <w:sz w:val="20"/>
+      </w:rPr>
+    </w:lvl>
+    <w:lvl w:ilvl="4" w:tentative="1">
+      <w:start w:val="1"/>
+      <w:numFmt w:val="bullet"/>
+      <w:lvlText w:val=""/>
+      <w:lvlJc w:val="left"/>
+      <w:pPr>
+        <w:tabs>
+          <w:tab w:val="num" w:pos="3600"/>
+        </w:tabs>
+        <w:ind w:left="3600" w:hanging="360"/>
+      </w:pPr>
+      <w:rPr>
+        <w:rFonts w:ascii="Wingdings" w:hAnsi="Wingdings" w:hint="default"/>
+        <w:sz w:val="20"/>
+      </w:rPr>
+    </w:lvl>
+    <w:lvl w:ilvl="5" w:tentative="1">
+      <w:start w:val="1"/>
+      <w:numFmt w:val="bullet"/>
+      <w:lvlText w:val=""/>
+      <w:lvlJc w:val="left"/>
+      <w:pPr>
+        <w:tabs>
+          <w:tab w:val="num" w:pos="4320"/>
+        </w:tabs>
+        <w:ind w:left="4320" w:hanging="360"/>
+      </w:pPr>
+      <w:rPr>
+        <w:rFonts w:ascii="Wingdings" w:hAnsi="Wingdings" w:hint="default"/>
+        <w:sz w:val="20"/>
+      </w:rPr>
+    </w:lvl>
+    <w:lvl w:ilvl="6" w:tentative="1">
+      <w:start w:val="1"/>
+      <w:numFmt w:val="bullet"/>
+      <w:lvlText w:val=""/>
+      <w:lvlJc w:val="left"/>
+      <w:pPr>
+        <w:tabs>
+          <w:tab w:val="num" w:pos="5040"/>
+        </w:tabs>
+        <w:ind w:left="5040" w:hanging="360"/>
+      </w:pPr>
+      <w:rPr>
+        <w:rFonts w:ascii="Wingdings" w:hAnsi="Wingdings" w:hint="default"/>
+        <w:sz w:val="20"/>
+      </w:rPr>
+    </w:lvl>
+    <w:lvl w:ilvl="7" w:tentative="1">
+      <w:start w:val="1"/>
+      <w:numFmt w:val="bullet"/>
+      <w:lvlText w:val=""/>
+      <w:lvlJc w:val="left"/>
+      <w:pPr>
+        <w:tabs>
+          <w:tab w:val="num" w:pos="5760"/>
+        </w:tabs>
+        <w:ind w:left="5760" w:hanging="360"/>
+      </w:pPr>
+      <w:rPr>
+        <w:rFonts w:ascii="Wingdings" w:hAnsi="Wingdings" w:hint="default"/>
+        <w:sz w:val="20"/>
+      </w:rPr>
+    </w:lvl>
+    <w:lvl w:ilvl="8" w:tentative="1">
+      <w:start w:val="1"/>
+      <w:numFmt w:val="bullet"/>
+      <w:lvlText w:val=""/>
+      <w:lvlJc w:val="left"/>
+      <w:pPr>
+        <w:tabs>
+          <w:tab w:val="num" w:pos="6480"/>
+        </w:tabs>
+        <w:ind w:left="6480" w:hanging="360"/>
+      </w:pPr>
+      <w:rPr>
+        <w:rFonts w:ascii="Wingdings" w:hAnsi="Wingdings" w:hint="default"/>
+        <w:sz w:val="20"/>
+      </w:rPr>
+    </w:lvl>
+  </w:abstractNum>
+  <w:abstractNum w:abstractNumId="18" w15:restartNumberingAfterBreak="0">
+    <w:nsid w:val="6B1015FC"/>
+    <w:multiLevelType w:val="multilevel"/>
+    <w:tmpl w:val="1A220AAA"/>
+    <w:lvl w:ilvl="0">
+      <w:start w:val="1"/>
+      <w:numFmt w:val="bullet"/>
+      <w:lvlText w:val=""/>
+      <w:lvlJc w:val="left"/>
+      <w:pPr>
+        <w:tabs>
+          <w:tab w:val="num" w:pos="720"/>
+        </w:tabs>
+        <w:ind w:left="720" w:hanging="360"/>
+      </w:pPr>
+      <w:rPr>
+        <w:rFonts w:ascii="Symbol" w:hAnsi="Symbol" w:hint="default"/>
+        <w:sz w:val="20"/>
+      </w:rPr>
+    </w:lvl>
+    <w:lvl w:ilvl="1">
+      <w:start w:val="1"/>
+      <w:numFmt w:val="bullet"/>
+      <w:lvlText w:val="o"/>
+      <w:lvlJc w:val="left"/>
+      <w:pPr>
+        <w:tabs>
+          <w:tab w:val="num" w:pos="1440"/>
+        </w:tabs>
+        <w:ind w:left="1440" w:hanging="360"/>
+      </w:pPr>
+      <w:rPr>
+        <w:rFonts w:ascii="Courier New" w:hAnsi="Courier New" w:hint="default"/>
+        <w:sz w:val="20"/>
+      </w:rPr>
+    </w:lvl>
+    <w:lvl w:ilvl="2" w:tentative="1">
+      <w:start w:val="1"/>
+      <w:numFmt w:val="bullet"/>
+      <w:lvlText w:val=""/>
+      <w:lvlJc w:val="left"/>
+      <w:pPr>
+        <w:tabs>
+          <w:tab w:val="num" w:pos="2160"/>
+        </w:tabs>
+        <w:ind w:left="2160" w:hanging="360"/>
+      </w:pPr>
+      <w:rPr>
+        <w:rFonts w:ascii="Wingdings" w:hAnsi="Wingdings" w:hint="default"/>
+        <w:sz w:val="20"/>
+      </w:rPr>
+    </w:lvl>
+    <w:lvl w:ilvl="3" w:tentative="1">
+      <w:start w:val="1"/>
+      <w:numFmt w:val="bullet"/>
+      <w:lvlText w:val=""/>
+      <w:lvlJc w:val="left"/>
+      <w:pPr>
+        <w:tabs>
+          <w:tab w:val="num" w:pos="2880"/>
+        </w:tabs>
+        <w:ind w:left="2880" w:hanging="360"/>
+      </w:pPr>
+      <w:rPr>
+        <w:rFonts w:ascii="Wingdings" w:hAnsi="Wingdings" w:hint="default"/>
+        <w:sz w:val="20"/>
+      </w:rPr>
+    </w:lvl>
+    <w:lvl w:ilvl="4" w:tentative="1">
+      <w:start w:val="1"/>
+      <w:numFmt w:val="bullet"/>
+      <w:lvlText w:val=""/>
+      <w:lvlJc w:val="left"/>
+      <w:pPr>
+        <w:tabs>
+          <w:tab w:val="num" w:pos="3600"/>
+        </w:tabs>
+        <w:ind w:left="3600" w:hanging="360"/>
+      </w:pPr>
+      <w:rPr>
+        <w:rFonts w:ascii="Wingdings" w:hAnsi="Wingdings" w:hint="default"/>
+        <w:sz w:val="20"/>
+      </w:rPr>
+    </w:lvl>
+    <w:lvl w:ilvl="5" w:tentative="1">
+      <w:start w:val="1"/>
+      <w:numFmt w:val="bullet"/>
+      <w:lvlText w:val=""/>
+      <w:lvlJc w:val="left"/>
+      <w:pPr>
+        <w:tabs>
+          <w:tab w:val="num" w:pos="4320"/>
+        </w:tabs>
+        <w:ind w:left="4320" w:hanging="360"/>
+      </w:pPr>
+      <w:rPr>
+        <w:rFonts w:ascii="Wingdings" w:hAnsi="Wingdings" w:hint="default"/>
+        <w:sz w:val="20"/>
+      </w:rPr>
+    </w:lvl>
+    <w:lvl w:ilvl="6" w:tentative="1">
+      <w:start w:val="1"/>
+      <w:numFmt w:val="bullet"/>
+      <w:lvlText w:val=""/>
+      <w:lvlJc w:val="left"/>
+      <w:pPr>
+        <w:tabs>
+          <w:tab w:val="num" w:pos="5040"/>
+        </w:tabs>
+        <w:ind w:left="5040" w:hanging="360"/>
+      </w:pPr>
+      <w:rPr>
+        <w:rFonts w:ascii="Wingdings" w:hAnsi="Wingdings" w:hint="default"/>
+        <w:sz w:val="20"/>
+      </w:rPr>
+    </w:lvl>
+    <w:lvl w:ilvl="7" w:tentative="1">
+      <w:start w:val="1"/>
+      <w:numFmt w:val="bullet"/>
+      <w:lvlText w:val=""/>
+      <w:lvlJc w:val="left"/>
+      <w:pPr>
+        <w:tabs>
+          <w:tab w:val="num" w:pos="5760"/>
+        </w:tabs>
+        <w:ind w:left="5760" w:hanging="360"/>
+      </w:pPr>
+      <w:rPr>
+        <w:rFonts w:ascii="Wingdings" w:hAnsi="Wingdings" w:hint="default"/>
+        <w:sz w:val="20"/>
+      </w:rPr>
+    </w:lvl>
+    <w:lvl w:ilvl="8" w:tentative="1">
+      <w:start w:val="1"/>
+      <w:numFmt w:val="bullet"/>
+      <w:lvlText w:val=""/>
+      <w:lvlJc w:val="left"/>
+      <w:pPr>
+        <w:tabs>
+          <w:tab w:val="num" w:pos="6480"/>
+        </w:tabs>
+        <w:ind w:left="6480" w:hanging="360"/>
+      </w:pPr>
+      <w:rPr>
+        <w:rFonts w:ascii="Wingdings" w:hAnsi="Wingdings" w:hint="default"/>
+        <w:sz w:val="20"/>
+      </w:rPr>
+    </w:lvl>
+  </w:abstractNum>
+  <w:abstractNum w:abstractNumId="19" w15:restartNumberingAfterBreak="0">
+    <w:nsid w:val="6DA94012"/>
+    <w:multiLevelType w:val="multilevel"/>
+    <w:tmpl w:val="817C0A9E"/>
+    <w:lvl w:ilvl="0">
+      <w:start w:val="1"/>
+      <w:numFmt w:val="bullet"/>
+      <w:lvlText w:val=""/>
+      <w:lvlJc w:val="left"/>
+      <w:pPr>
+        <w:tabs>
+          <w:tab w:val="num" w:pos="720"/>
+        </w:tabs>
+        <w:ind w:left="720" w:hanging="360"/>
+      </w:pPr>
+      <w:rPr>
+        <w:rFonts w:ascii="Symbol" w:hAnsi="Symbol" w:hint="default"/>
+        <w:sz w:val="20"/>
+      </w:rPr>
+    </w:lvl>
+    <w:lvl w:ilvl="1">
+      <w:start w:val="1"/>
+      <w:numFmt w:val="bullet"/>
+      <w:lvlText w:val="o"/>
+      <w:lvlJc w:val="left"/>
+      <w:pPr>
+        <w:tabs>
+          <w:tab w:val="num" w:pos="1440"/>
+        </w:tabs>
+        <w:ind w:left="1440" w:hanging="360"/>
+      </w:pPr>
+      <w:rPr>
+        <w:rFonts w:ascii="Courier New" w:hAnsi="Courier New" w:hint="default"/>
+        <w:sz w:val="20"/>
+      </w:rPr>
+    </w:lvl>
+    <w:lvl w:ilvl="2" w:tentative="1">
+      <w:start w:val="1"/>
+      <w:numFmt w:val="bullet"/>
+      <w:lvlText w:val=""/>
+      <w:lvlJc w:val="left"/>
+      <w:pPr>
+        <w:tabs>
+          <w:tab w:val="num" w:pos="2160"/>
+        </w:tabs>
+        <w:ind w:left="2160" w:hanging="360"/>
+      </w:pPr>
+      <w:rPr>
+        <w:rFonts w:ascii="Wingdings" w:hAnsi="Wingdings" w:hint="default"/>
+        <w:sz w:val="20"/>
+      </w:rPr>
+    </w:lvl>
+    <w:lvl w:ilvl="3" w:tentative="1">
+      <w:start w:val="1"/>
+      <w:numFmt w:val="bullet"/>
+      <w:lvlText w:val=""/>
+      <w:lvlJc w:val="left"/>
+      <w:pPr>
+        <w:tabs>
+          <w:tab w:val="num" w:pos="2880"/>
+        </w:tabs>
+        <w:ind w:left="2880" w:hanging="360"/>
+      </w:pPr>
+      <w:rPr>
+        <w:rFonts w:ascii="Wingdings" w:hAnsi="Wingdings" w:hint="default"/>
+        <w:sz w:val="20"/>
+      </w:rPr>
+    </w:lvl>
+    <w:lvl w:ilvl="4" w:tentative="1">
+      <w:start w:val="1"/>
+      <w:numFmt w:val="bullet"/>
+      <w:lvlText w:val=""/>
+      <w:lvlJc w:val="left"/>
+      <w:pPr>
+        <w:tabs>
+          <w:tab w:val="num" w:pos="3600"/>
+        </w:tabs>
+        <w:ind w:left="3600" w:hanging="360"/>
+      </w:pPr>
+      <w:rPr>
+        <w:rFonts w:ascii="Wingdings" w:hAnsi="Wingdings" w:hint="default"/>
+        <w:sz w:val="20"/>
+      </w:rPr>
+    </w:lvl>
+    <w:lvl w:ilvl="5" w:tentative="1">
+      <w:start w:val="1"/>
+      <w:numFmt w:val="bullet"/>
+      <w:lvlText w:val=""/>
+      <w:lvlJc w:val="left"/>
+      <w:pPr>
+        <w:tabs>
+          <w:tab w:val="num" w:pos="4320"/>
+        </w:tabs>
+        <w:ind w:left="4320" w:hanging="360"/>
+      </w:pPr>
+      <w:rPr>
+        <w:rFonts w:ascii="Wingdings" w:hAnsi="Wingdings" w:hint="default"/>
+        <w:sz w:val="20"/>
+      </w:rPr>
+    </w:lvl>
+    <w:lvl w:ilvl="6" w:tentative="1">
+      <w:start w:val="1"/>
+      <w:numFmt w:val="bullet"/>
+      <w:lvlText w:val=""/>
+      <w:lvlJc w:val="left"/>
+      <w:pPr>
+        <w:tabs>
+          <w:tab w:val="num" w:pos="5040"/>
+        </w:tabs>
+        <w:ind w:left="5040" w:hanging="360"/>
+      </w:pPr>
+      <w:rPr>
+        <w:rFonts w:ascii="Wingdings" w:hAnsi="Wingdings" w:hint="default"/>
+        <w:sz w:val="20"/>
+      </w:rPr>
+    </w:lvl>
+    <w:lvl w:ilvl="7" w:tentative="1">
+      <w:start w:val="1"/>
+      <w:numFmt w:val="bullet"/>
+      <w:lvlText w:val=""/>
+      <w:lvlJc w:val="left"/>
+      <w:pPr>
+        <w:tabs>
+          <w:tab w:val="num" w:pos="5760"/>
+        </w:tabs>
+        <w:ind w:left="5760" w:hanging="360"/>
+      </w:pPr>
+      <w:rPr>
+        <w:rFonts w:ascii="Wingdings" w:hAnsi="Wingdings" w:hint="default"/>
+        <w:sz w:val="20"/>
+      </w:rPr>
+    </w:lvl>
+    <w:lvl w:ilvl="8" w:tentative="1">
+      <w:start w:val="1"/>
+      <w:numFmt w:val="bullet"/>
+      <w:lvlText w:val=""/>
+      <w:lvlJc w:val="left"/>
+      <w:pPr>
+        <w:tabs>
+          <w:tab w:val="num" w:pos="6480"/>
+        </w:tabs>
+        <w:ind w:left="6480" w:hanging="360"/>
+      </w:pPr>
+      <w:rPr>
+        <w:rFonts w:ascii="Wingdings" w:hAnsi="Wingdings" w:hint="default"/>
+        <w:sz w:val="20"/>
+      </w:rPr>
+    </w:lvl>
+  </w:abstractNum>
+  <w:abstractNum w:abstractNumId="20" w15:restartNumberingAfterBreak="0">
+    <w:nsid w:val="6DDE3B8E"/>
+    <w:multiLevelType w:val="multilevel"/>
+    <w:tmpl w:val="C8282942"/>
+    <w:lvl w:ilvl="0">
+      <w:start w:val="1"/>
+      <w:numFmt w:val="bullet"/>
+      <w:lvlText w:val=""/>
+      <w:lvlJc w:val="left"/>
+      <w:pPr>
+        <w:tabs>
+          <w:tab w:val="num" w:pos="720"/>
+        </w:tabs>
+        <w:ind w:left="720" w:hanging="360"/>
+      </w:pPr>
+      <w:rPr>
+        <w:rFonts w:ascii="Symbol" w:hAnsi="Symbol" w:hint="default"/>
+        <w:sz w:val="20"/>
+      </w:rPr>
+    </w:lvl>
+    <w:lvl w:ilvl="1">
+      <w:start w:val="1"/>
+      <w:numFmt w:val="bullet"/>
+      <w:lvlText w:val="o"/>
+      <w:lvlJc w:val="left"/>
+      <w:pPr>
+        <w:tabs>
+          <w:tab w:val="num" w:pos="1440"/>
+        </w:tabs>
+        <w:ind w:left="1440" w:hanging="360"/>
+      </w:pPr>
+      <w:rPr>
+        <w:rFonts w:ascii="Courier New" w:hAnsi="Courier New" w:hint="default"/>
+        <w:sz w:val="20"/>
+      </w:rPr>
+    </w:lvl>
+    <w:lvl w:ilvl="2" w:tentative="1">
+      <w:start w:val="1"/>
+      <w:numFmt w:val="bullet"/>
+      <w:lvlText w:val=""/>
+      <w:lvlJc w:val="left"/>
+      <w:pPr>
+        <w:tabs>
+          <w:tab w:val="num" w:pos="2160"/>
+        </w:tabs>
+        <w:ind w:left="2160" w:hanging="360"/>
+      </w:pPr>
+      <w:rPr>
+        <w:rFonts w:ascii="Wingdings" w:hAnsi="Wingdings" w:hint="default"/>
+        <w:sz w:val="20"/>
+      </w:rPr>
+    </w:lvl>
+    <w:lvl w:ilvl="3" w:tentative="1">
+      <w:start w:val="1"/>
+      <w:numFmt w:val="bullet"/>
+      <w:lvlText w:val=""/>
+      <w:lvlJc w:val="left"/>
+      <w:pPr>
+        <w:tabs>
+          <w:tab w:val="num" w:pos="2880"/>
+        </w:tabs>
+        <w:ind w:left="2880" w:hanging="360"/>
+      </w:pPr>
+      <w:rPr>
+        <w:rFonts w:ascii="Wingdings" w:hAnsi="Wingdings" w:hint="default"/>
+        <w:sz w:val="20"/>
+      </w:rPr>
+    </w:lvl>
+    <w:lvl w:ilvl="4" w:tentative="1">
+      <w:start w:val="1"/>
+      <w:numFmt w:val="bullet"/>
+      <w:lvlText w:val=""/>
+      <w:lvlJc w:val="left"/>
+      <w:pPr>
+        <w:tabs>
+          <w:tab w:val="num" w:pos="3600"/>
+        </w:tabs>
+        <w:ind w:left="3600" w:hanging="360"/>
+      </w:pPr>
+      <w:rPr>
+        <w:rFonts w:ascii="Wingdings" w:hAnsi="Wingdings" w:hint="default"/>
+        <w:sz w:val="20"/>
+      </w:rPr>
+    </w:lvl>
+    <w:lvl w:ilvl="5" w:tentative="1">
+      <w:start w:val="1"/>
+      <w:numFmt w:val="bullet"/>
+      <w:lvlText w:val=""/>
+      <w:lvlJc w:val="left"/>
+      <w:pPr>
+        <w:tabs>
+          <w:tab w:val="num" w:pos="4320"/>
+        </w:tabs>
+        <w:ind w:left="4320" w:hanging="360"/>
+      </w:pPr>
+      <w:rPr>
+        <w:rFonts w:ascii="Wingdings" w:hAnsi="Wingdings" w:hint="default"/>
+        <w:sz w:val="20"/>
+      </w:rPr>
+    </w:lvl>
+    <w:lvl w:ilvl="6" w:tentative="1">
+      <w:start w:val="1"/>
+      <w:numFmt w:val="bullet"/>
+      <w:lvlText w:val=""/>
+      <w:lvlJc w:val="left"/>
+      <w:pPr>
+        <w:tabs>
+          <w:tab w:val="num" w:pos="5040"/>
+        </w:tabs>
+        <w:ind w:left="5040" w:hanging="360"/>
+      </w:pPr>
+      <w:rPr>
+        <w:rFonts w:ascii="Wingdings" w:hAnsi="Wingdings" w:hint="default"/>
+        <w:sz w:val="20"/>
+      </w:rPr>
+    </w:lvl>
+    <w:lvl w:ilvl="7" w:tentative="1">
+      <w:start w:val="1"/>
+      <w:numFmt w:val="bullet"/>
+      <w:lvlText w:val=""/>
+      <w:lvlJc w:val="left"/>
+      <w:pPr>
+        <w:tabs>
+          <w:tab w:val="num" w:pos="5760"/>
+        </w:tabs>
+        <w:ind w:left="5760" w:hanging="360"/>
+      </w:pPr>
+      <w:rPr>
+        <w:rFonts w:ascii="Wingdings" w:hAnsi="Wingdings" w:hint="default"/>
+        <w:sz w:val="20"/>
+      </w:rPr>
+    </w:lvl>
+    <w:lvl w:ilvl="8" w:tentative="1">
+      <w:start w:val="1"/>
+      <w:numFmt w:val="bullet"/>
+      <w:lvlText w:val=""/>
+      <w:lvlJc w:val="left"/>
+      <w:pPr>
+        <w:tabs>
+          <w:tab w:val="num" w:pos="6480"/>
+        </w:tabs>
+        <w:ind w:left="6480" w:hanging="360"/>
+      </w:pPr>
+      <w:rPr>
+        <w:rFonts w:ascii="Wingdings" w:hAnsi="Wingdings" w:hint="default"/>
+        <w:sz w:val="20"/>
+      </w:rPr>
+    </w:lvl>
+  </w:abstractNum>
+  <w:abstractNum w:abstractNumId="21" w15:restartNumberingAfterBreak="0">
+    <w:nsid w:val="70930B2E"/>
+    <w:multiLevelType w:val="multilevel"/>
+    <w:tmpl w:val="1276813C"/>
+    <w:lvl w:ilvl="0">
+      <w:start w:val="1"/>
+      <w:numFmt w:val="bullet"/>
+      <w:lvlText w:val=""/>
+      <w:lvlJc w:val="left"/>
+      <w:pPr>
+        <w:tabs>
+          <w:tab w:val="num" w:pos="720"/>
+        </w:tabs>
+        <w:ind w:left="720" w:hanging="360"/>
+      </w:pPr>
+      <w:rPr>
+        <w:rFonts w:ascii="Symbol" w:hAnsi="Symbol" w:hint="default"/>
+        <w:sz w:val="20"/>
+      </w:rPr>
+    </w:lvl>
+    <w:lvl w:ilvl="1">
+      <w:start w:val="1"/>
+      <w:numFmt w:val="bullet"/>
+      <w:lvlText w:val="o"/>
+      <w:lvlJc w:val="left"/>
+      <w:pPr>
+        <w:tabs>
+          <w:tab w:val="num" w:pos="1440"/>
+        </w:tabs>
+        <w:ind w:left="1440" w:hanging="360"/>
+      </w:pPr>
+      <w:rPr>
+        <w:rFonts w:ascii="Courier New" w:hAnsi="Courier New" w:hint="default"/>
+        <w:sz w:val="20"/>
+      </w:rPr>
+    </w:lvl>
+    <w:lvl w:ilvl="2" w:tentative="1">
+      <w:start w:val="1"/>
+      <w:numFmt w:val="bullet"/>
+      <w:lvlText w:val=""/>
+      <w:lvlJc w:val="left"/>
+      <w:pPr>
+        <w:tabs>
+          <w:tab w:val="num" w:pos="2160"/>
+        </w:tabs>
+        <w:ind w:left="2160" w:hanging="360"/>
+      </w:pPr>
+      <w:rPr>
+        <w:rFonts w:ascii="Wingdings" w:hAnsi="Wingdings" w:hint="default"/>
+        <w:sz w:val="20"/>
+      </w:rPr>
+    </w:lvl>
+    <w:lvl w:ilvl="3" w:tentative="1">
+      <w:start w:val="1"/>
+      <w:numFmt w:val="bullet"/>
+      <w:lvlText w:val=""/>
+      <w:lvlJc w:val="left"/>
+      <w:pPr>
+        <w:tabs>
+          <w:tab w:val="num" w:pos="2880"/>
+        </w:tabs>
+        <w:ind w:left="2880" w:hanging="360"/>
+      </w:pPr>
+      <w:rPr>
+        <w:rFonts w:ascii="Wingdings" w:hAnsi="Wingdings" w:hint="default"/>
+        <w:sz w:val="20"/>
+      </w:rPr>
+    </w:lvl>
+    <w:lvl w:ilvl="4" w:tentative="1">
+      <w:start w:val="1"/>
+      <w:numFmt w:val="bullet"/>
+      <w:lvlText w:val=""/>
+      <w:lvlJc w:val="left"/>
+      <w:pPr>
+        <w:tabs>
+          <w:tab w:val="num" w:pos="3600"/>
+        </w:tabs>
+        <w:ind w:left="3600" w:hanging="360"/>
+      </w:pPr>
+      <w:rPr>
+        <w:rFonts w:ascii="Wingdings" w:hAnsi="Wingdings" w:hint="default"/>
+        <w:sz w:val="20"/>
+      </w:rPr>
+    </w:lvl>
+    <w:lvl w:ilvl="5" w:tentative="1">
+      <w:start w:val="1"/>
+      <w:numFmt w:val="bullet"/>
+      <w:lvlText w:val=""/>
+      <w:lvlJc w:val="left"/>
+      <w:pPr>
+        <w:tabs>
+          <w:tab w:val="num" w:pos="4320"/>
+        </w:tabs>
+        <w:ind w:left="4320" w:hanging="360"/>
+      </w:pPr>
+      <w:rPr>
+        <w:rFonts w:ascii="Wingdings" w:hAnsi="Wingdings" w:hint="default"/>
+        <w:sz w:val="20"/>
+      </w:rPr>
+    </w:lvl>
+    <w:lvl w:ilvl="6" w:tentative="1">
+      <w:start w:val="1"/>
+      <w:numFmt w:val="bullet"/>
+      <w:lvlText w:val=""/>
+      <w:lvlJc w:val="left"/>
+      <w:pPr>
+        <w:tabs>
+          <w:tab w:val="num" w:pos="5040"/>
+        </w:tabs>
+        <w:ind w:left="5040" w:hanging="360"/>
+      </w:pPr>
+      <w:rPr>
+        <w:rFonts w:ascii="Wingdings" w:hAnsi="Wingdings" w:hint="default"/>
+        <w:sz w:val="20"/>
+      </w:rPr>
+    </w:lvl>
+    <w:lvl w:ilvl="7" w:tentative="1">
+      <w:start w:val="1"/>
+      <w:numFmt w:val="bullet"/>
+      <w:lvlText w:val=""/>
+      <w:lvlJc w:val="left"/>
+      <w:pPr>
+        <w:tabs>
+          <w:tab w:val="num" w:pos="5760"/>
+        </w:tabs>
+        <w:ind w:left="5760" w:hanging="360"/>
+      </w:pPr>
+      <w:rPr>
+        <w:rFonts w:ascii="Wingdings" w:hAnsi="Wingdings" w:hint="default"/>
+        <w:sz w:val="20"/>
+      </w:rPr>
+    </w:lvl>
+    <w:lvl w:ilvl="8" w:tentative="1">
+      <w:start w:val="1"/>
+      <w:numFmt w:val="bullet"/>
+      <w:lvlText w:val=""/>
+      <w:lvlJc w:val="left"/>
+      <w:pPr>
+        <w:tabs>
+          <w:tab w:val="num" w:pos="6480"/>
+        </w:tabs>
+        <w:ind w:left="6480" w:hanging="360"/>
+      </w:pPr>
+      <w:rPr>
+        <w:rFonts w:ascii="Wingdings" w:hAnsi="Wingdings" w:hint="default"/>
+        <w:sz w:val="20"/>
+      </w:rPr>
+    </w:lvl>
+  </w:abstractNum>
+  <w:abstractNum w:abstractNumId="22" w15:restartNumberingAfterBreak="0">
     <w:nsid w:val="78C44D03"/>
     <w:multiLevelType w:val="multilevel"/>
     <w:tmpl w:val="6A802450"/>
@@ -2662,7 +9610,7 @@
       </w:rPr>
     </w:lvl>
   </w:abstractNum>
-  <w:abstractNum w:abstractNumId="13" w15:restartNumberingAfterBreak="0">
+  <w:abstractNum w:abstractNumId="23" w15:restartNumberingAfterBreak="0">
     <w:nsid w:val="7CEB26BB"/>
     <w:multiLevelType w:val="hybridMultilevel"/>
     <w:tmpl w:val="2CB69DEE"/>
@@ -2752,46 +9700,96 @@
     </w:lvl>
   </w:abstractNum>
   <w:num w:numId="1" w16cid:durableId="1568956149">
-    <w:abstractNumId w:val="13"/>
+    <w:abstractNumId w:val="23"/>
   </w:num>
   <w:num w:numId="2" w16cid:durableId="48189166">
-    <w:abstractNumId w:val="4"/>
+    <w:abstractNumId w:val="7"/>
   </w:num>
   <w:num w:numId="3" w16cid:durableId="27721776">
-    <w:abstractNumId w:val="7"/>
+    <w:abstractNumId w:val="10"/>
   </w:num>
   <w:num w:numId="4" w16cid:durableId="2115396278">
-    <w:abstractNumId w:val="3"/>
+    <w:abstractNumId w:val="6"/>
   </w:num>
   <w:num w:numId="5" w16cid:durableId="197477822">
-    <w:abstractNumId w:val="5"/>
+    <w:abstractNumId w:val="8"/>
   </w:num>
   <w:num w:numId="6" w16cid:durableId="688990630">
     <w:abstractNumId w:val="0"/>
   </w:num>
   <w:num w:numId="7" w16cid:durableId="576676017">
+    <w:abstractNumId w:val="5"/>
+  </w:num>
+  <w:num w:numId="8" w16cid:durableId="2022927068">
+    <w:abstractNumId w:val="15"/>
+  </w:num>
+  <w:num w:numId="9" w16cid:durableId="436146804">
     <w:abstractNumId w:val="2"/>
   </w:num>
-  <w:num w:numId="8" w16cid:durableId="2022927068">
-    <w:abstractNumId w:val="10"/>
+  <w:num w:numId="10" w16cid:durableId="1721439462">
+    <w:abstractNumId w:val="13"/>
   </w:num>
-  <w:num w:numId="9" w16cid:durableId="436146804">
+  <w:num w:numId="11" w16cid:durableId="1712917008">
+    <w:abstractNumId w:val="12"/>
+  </w:num>
+  <w:num w:numId="12" w16cid:durableId="967585233">
+    <w:abstractNumId w:val="22"/>
+  </w:num>
+  <w:num w:numId="13" w16cid:durableId="1865441641">
+    <w:abstractNumId w:val="9"/>
+  </w:num>
+  <w:num w:numId="14" w16cid:durableId="499853138">
+    <w:abstractNumId w:val="16"/>
+  </w:num>
+  <w:num w:numId="15" w16cid:durableId="1756322167">
+    <w:abstractNumId w:val="19"/>
+  </w:num>
+  <w:num w:numId="16" w16cid:durableId="822819302">
+    <w:abstractNumId w:val="18"/>
+  </w:num>
+  <w:num w:numId="17" w16cid:durableId="613439213">
+    <w:abstractNumId w:val="20"/>
+  </w:num>
+  <w:num w:numId="18" w16cid:durableId="1341422561">
+    <w:abstractNumId w:val="4"/>
+  </w:num>
+  <w:num w:numId="19" w16cid:durableId="1892417748">
     <w:abstractNumId w:val="1"/>
   </w:num>
-  <w:num w:numId="10" w16cid:durableId="1721439462">
-    <w:abstractNumId w:val="9"/>
+  <w:num w:numId="20" w16cid:durableId="2087023387">
+    <w:abstractNumId w:val="1"/>
+    <w:lvlOverride w:ilvl="1">
+      <w:lvl w:ilvl="1">
+        <w:numFmt w:val="bullet"/>
+        <w:lvlText w:val="o"/>
+        <w:lvlJc w:val="left"/>
+        <w:pPr>
+          <w:tabs>
+            <w:tab w:val="num" w:pos="1440"/>
+          </w:tabs>
+          <w:ind w:left="1440" w:hanging="360"/>
+        </w:pPr>
+        <w:rPr>
+          <w:rFonts w:ascii="Courier New" w:hAnsi="Courier New" w:hint="default"/>
+          <w:sz w:val="20"/>
+        </w:rPr>
+      </w:lvl>
+    </w:lvlOverride>
   </w:num>
-  <w:num w:numId="11" w16cid:durableId="1712917008">
-    <w:abstractNumId w:val="8"/>
+  <w:num w:numId="21" w16cid:durableId="1515143201">
+    <w:abstractNumId w:val="17"/>
   </w:num>
-  <w:num w:numId="12" w16cid:durableId="967585233">
-    <w:abstractNumId w:val="12"/>
+  <w:num w:numId="22" w16cid:durableId="865413074">
+    <w:abstractNumId w:val="11"/>
   </w:num>
-  <w:num w:numId="13" w16cid:durableId="1865441641">
-    <w:abstractNumId w:val="6"/>
+  <w:num w:numId="23" w16cid:durableId="1559197977">
+    <w:abstractNumId w:val="14"/>
   </w:num>
-  <w:num w:numId="14" w16cid:durableId="499853138">
-    <w:abstractNumId w:val="11"/>
+  <w:num w:numId="24" w16cid:durableId="807473950">
+    <w:abstractNumId w:val="21"/>
+  </w:num>
+  <w:num w:numId="25" w16cid:durableId="1442453212">
+    <w:abstractNumId w:val="3"/>
   </w:num>
 </w:numbering>
 </file>
@@ -3780,6 +10778,25 @@
       <w14:ligatures w14:val="none"/>
     </w:rPr>
   </w:style>
+  <w:style w:type="character" w:customStyle="1" w:styleId="relative">
+    <w:name w:val="relative"/>
+    <w:basedOn w:val="Policepardfaut"/>
+    <w:rsid w:val="00E17125"/>
+  </w:style>
+  <w:style w:type="paragraph" w:customStyle="1" w:styleId="not-prose">
+    <w:name w:val="not-prose"/>
+    <w:basedOn w:val="Normal"/>
+    <w:rsid w:val="00E17125"/>
+    <w:pPr>
+      <w:spacing w:before="100" w:beforeAutospacing="1" w:after="100" w:afterAutospacing="1" w:line="240" w:lineRule="auto"/>
+    </w:pPr>
+    <w:rPr>
+      <w:rFonts w:ascii="Times New Roman" w:eastAsia="Times New Roman" w:hAnsi="Times New Roman" w:cs="Times New Roman"/>
+      <w:kern w:val="0"/>
+      <w:lang w:eastAsia="es-AR"/>
+      <w14:ligatures w14:val="none"/>
+    </w:rPr>
+  </w:style>
 </w:styles>
 </file>
 

--- a/Etat de l'art/Recheches/CeQuiSeFaitDeja.docx
+++ b/Etat de l'art/Recheches/CeQuiSeFaitDeja.docx
@@ -54,16 +54,51 @@
           <w:lang w:val="pt-BR"/>
         </w:rPr>
       </w:pPr>
-      <w:r>
+      <w:hyperlink r:id="rId6" w:history="1">
+        <w:r>
+          <w:rPr>
+            <w:rStyle w:val="Lienhypertexte"/>
+            <w:lang w:val="pt-BR"/>
+          </w:rPr>
+          <w:t>https://www.kaggle.com/code/qmarva/cubicasa5k-swin-transformer-mmdetection/input</w:t>
+        </w:r>
+      </w:hyperlink>
+    </w:p>
+    <w:p>
+      <w:pPr>
+        <w:pStyle w:val="Titre1"/>
         <w:rPr>
           <w:lang w:val="pt-BR"/>
         </w:rPr>
-        <w:t>https://www.kaggle.com/code/qmarva/cubicasa5k-swin-transformer-mmdetection/input</w:t>
-      </w:r>
-    </w:p>
-    <w:p>
-      <w:pPr>
-        <w:pStyle w:val="Titre1"/>
+      </w:pPr>
+      <w:r>
+        <w:rPr>
+          <w:highlight w:val="yellow"/>
+          <w:lang w:val="pt-BR"/>
+        </w:rPr>
+        <w:t>Plans 2D:</w:t>
+      </w:r>
+      <w:r>
+        <w:rPr>
+          <w:lang w:val="pt-BR"/>
+        </w:rPr>
+        <w:t xml:space="preserve"> </w:t>
+      </w:r>
+    </w:p>
+    <w:p>
+      <w:pPr>
+        <w:rPr>
+          <w:lang w:val="pt-BR"/>
+        </w:rPr>
+      </w:pPr>
+    </w:p>
+    <w:p>
+      <w:pPr>
+        <w:pStyle w:val="Titre2"/>
+        <w:numPr>
+          <w:ilvl w:val="0"/>
+          <w:numId w:val="27"/>
+        </w:numPr>
         <w:rPr>
           <w:lang w:val="fr-FR"/>
         </w:rPr>
@@ -113,18 +148,16 @@
       </w:r>
     </w:p>
     <w:p>
-      <w:pPr>
-        <w:pStyle w:val="Titre2"/>
-        <w:rPr>
-          <w:lang w:val="fr-FR"/>
-        </w:rPr>
-      </w:pPr>
-      <w:r>
-        <w:rPr>
-          <w:lang w:val="fr-FR"/>
-        </w:rPr>
-        <w:t>Introduction :</w:t>
-      </w:r>
+      <w:proofErr w:type="spellStart"/>
+      <w:proofErr w:type="gramStart"/>
+      <w:r>
+        <w:t>Introduction</w:t>
+      </w:r>
+      <w:proofErr w:type="spellEnd"/>
+      <w:r>
+        <w:t xml:space="preserve"> :</w:t>
+      </w:r>
+      <w:proofErr w:type="gramEnd"/>
     </w:p>
     <w:p>
       <w:pPr>
@@ -197,7 +230,7 @@
                     <pic:cNvPicPr/>
                   </pic:nvPicPr>
                   <pic:blipFill>
-                    <a:blip r:embed="rId5"/>
+                    <a:blip r:embed="rId7"/>
                     <a:stretch>
                       <a:fillRect/>
                     </a:stretch>
@@ -219,30 +252,37 @@
       </w:r>
     </w:p>
     <w:p>
-      <w:pPr>
-        <w:pStyle w:val="Titre2"/>
-        <w:rPr>
-          <w:lang w:val="fr-FR"/>
-        </w:rPr>
-      </w:pPr>
-      <w:r>
-        <w:rPr>
-          <w:lang w:val="fr-FR"/>
-        </w:rPr>
+      <w:proofErr w:type="gramStart"/>
+      <w:r>
         <w:t>Limites :</w:t>
       </w:r>
-    </w:p>
-    <w:p>
-      <w:pPr>
-        <w:rPr>
-          <w:lang w:val="fr-FR"/>
-        </w:rPr>
-      </w:pPr>
-      <w:r>
-        <w:rPr>
-          <w:lang w:val="fr-FR"/>
-        </w:rPr>
-        <w:t>Les auteurs on put identifier différentes limites il se trouve que leurs pipeline ne fonctionne qu’avec des plans Vectorié DXF/CAD, par exemple les plans au format image comme les PDF ect ne sont pas exploitable en l’états. Possible amelioration avec une étape supplémentaire via OCR.</w:t>
+      <w:proofErr w:type="gramEnd"/>
+    </w:p>
+    <w:p>
+      <w:pPr>
+        <w:rPr>
+          <w:lang w:val="fr-FR"/>
+        </w:rPr>
+      </w:pPr>
+      <w:r>
+        <w:rPr>
+          <w:lang w:val="fr-FR"/>
+        </w:rPr>
+        <w:t xml:space="preserve">Les auteurs on put identifier différentes limites il se trouve que </w:t>
+      </w:r>
+      <w:proofErr w:type="gramStart"/>
+      <w:r>
+        <w:rPr>
+          <w:lang w:val="fr-FR"/>
+        </w:rPr>
+        <w:t>leurs pipeline</w:t>
+      </w:r>
+      <w:proofErr w:type="gramEnd"/>
+      <w:r>
+        <w:rPr>
+          <w:lang w:val="fr-FR"/>
+        </w:rPr>
+        <w:t xml:space="preserve"> ne fonctionne qu’avec des plans Vectorié DXF/CAD, par exemple les plans au format image comme les PDF ect ne sont pas exploitable en l’états. Possible amelioration avec une étape supplémentaire via OCR.</w:t>
       </w:r>
     </w:p>
     <w:p>
@@ -328,7 +368,7 @@
                     <pic:cNvPicPr/>
                   </pic:nvPicPr>
                   <pic:blipFill>
-                    <a:blip r:embed="rId6"/>
+                    <a:blip r:embed="rId8"/>
                     <a:stretch>
                       <a:fillRect/>
                     </a:stretch>
@@ -978,7 +1018,11 @@
     </w:p>
     <w:p>
       <w:pPr>
-        <w:pStyle w:val="Titre1"/>
+        <w:pStyle w:val="Titre2"/>
+        <w:numPr>
+          <w:ilvl w:val="0"/>
+          <w:numId w:val="27"/>
+        </w:numPr>
         <w:rPr>
           <w:lang w:val="en-US"/>
         </w:rPr>
@@ -1050,7 +1094,11 @@
     </w:p>
     <w:p>
       <w:pPr>
-        <w:pStyle w:val="Titre1"/>
+        <w:pStyle w:val="Titre2"/>
+        <w:numPr>
+          <w:ilvl w:val="0"/>
+          <w:numId w:val="27"/>
+        </w:numPr>
         <w:rPr>
           <w:lang w:val="en-US"/>
         </w:rPr>
@@ -1112,7 +1160,11 @@
     </w:p>
     <w:p>
       <w:pPr>
-        <w:pStyle w:val="Titre1"/>
+        <w:pStyle w:val="Titre2"/>
+        <w:numPr>
+          <w:ilvl w:val="0"/>
+          <w:numId w:val="27"/>
+        </w:numPr>
         <w:rPr>
           <w:lang w:val="en-US"/>
         </w:rPr>
@@ -1124,7 +1176,7 @@
           <w:bCs w:val="0"/>
           <w:lang w:val="en-US"/>
         </w:rPr>
-        <w:t>1. Automatic Quantity Takeoff for Irregular Areas of Architectural, Engineering, and Construction Objects from 2D Drawings</w:t>
+        <w:t>Automatic Quantity Takeoff for Irregular Areas of Architectural, Engineering, and Construction Objects from 2D Drawings</w:t>
       </w:r>
     </w:p>
     <w:p>
@@ -1603,29 +1655,21 @@
     <w:p>
       <w:r>
         <w:pict w14:anchorId="79976B37">
-          <v:rect id="_x0000_i1025" style="width:0;height:1.5pt" o:hralign="center" o:hrstd="t" o:hr="t" fillcolor="#a0a0a0" stroked="f"/>
+          <v:rect id="_x0000_i1036" style="width:0;height:1.5pt" o:hralign="center" o:hrstd="t" o:hr="t" fillcolor="#a0a0a0" stroked="f"/>
         </w:pict>
       </w:r>
     </w:p>
     <w:p>
       <w:pPr>
-        <w:pStyle w:val="Titre1"/>
+        <w:pStyle w:val="Titre2"/>
+        <w:numPr>
+          <w:ilvl w:val="0"/>
+          <w:numId w:val="27"/>
+        </w:numPr>
         <w:rPr>
           <w:lang w:val="en-US"/>
         </w:rPr>
       </w:pPr>
-      <w:r>
-        <w:rPr>
-          <w:rFonts w:ascii="Segoe UI Emoji" w:hAnsi="Segoe UI Emoji" w:cs="Segoe UI Emoji"/>
-        </w:rPr>
-        <w:t>🏠</w:t>
-      </w:r>
-      <w:r>
-        <w:rPr>
-          <w:lang w:val="en-US"/>
-        </w:rPr>
-        <w:t xml:space="preserve"> </w:t>
-      </w:r>
       <w:r>
         <w:rPr>
           <w:rStyle w:val="lev"/>
@@ -1633,7 +1677,7 @@
           <w:bCs w:val="0"/>
           <w:lang w:val="en-US"/>
         </w:rPr>
-        <w:t>2. Extraction of Structural and Semantic Data from 2D Floor Plans for Interactive and Immersive VR Real Estate Exploration</w:t>
+        <w:t>Extraction of Structural and Semantic Data from 2D Floor Plans for Interactive and Immersive VR Real Estate Exploration</w:t>
       </w:r>
     </w:p>
     <w:p>
@@ -2043,30 +2087,21 @@
     <w:p>
       <w:r>
         <w:pict w14:anchorId="40F910E5">
-          <v:rect id="_x0000_i1026" style="width:0;height:1.5pt" o:hralign="center" o:hrstd="t" o:hr="t" fillcolor="#a0a0a0" stroked="f"/>
+          <v:rect id="_x0000_i1035" style="width:0;height:1.5pt" o:hralign="center" o:hrstd="t" o:hr="t" fillcolor="#a0a0a0" stroked="f"/>
         </w:pict>
       </w:r>
     </w:p>
     <w:p>
       <w:pPr>
-        <w:pStyle w:val="Titre1"/>
+        <w:pStyle w:val="Titre2"/>
+        <w:numPr>
+          <w:ilvl w:val="0"/>
+          <w:numId w:val="27"/>
+        </w:numPr>
         <w:rPr>
           <w:lang w:val="en-US"/>
         </w:rPr>
       </w:pPr>
-      <w:r>
-        <w:rPr>
-          <w:rFonts w:ascii="Segoe UI Emoji" w:hAnsi="Segoe UI Emoji" w:cs="Segoe UI Emoji"/>
-        </w:rPr>
-        <w:lastRenderedPageBreak/>
-        <w:t>🧠</w:t>
-      </w:r>
-      <w:r>
-        <w:rPr>
-          <w:lang w:val="en-US"/>
-        </w:rPr>
-        <w:t xml:space="preserve"> </w:t>
-      </w:r>
       <w:r>
         <w:rPr>
           <w:rStyle w:val="lev"/>
@@ -2074,7 +2109,7 @@
           <w:bCs w:val="0"/>
           <w:lang w:val="en-US"/>
         </w:rPr>
-        <w:t>3. Towards Fully Automated Processing and Analysis of Construction Diagrams: AI-Powered Symbol Detection</w:t>
+        <w:t>Towards Fully Automated Processing and Analysis of Construction Diagrams: AI-Powered Symbol Detection</w:t>
       </w:r>
     </w:p>
     <w:p>
@@ -2605,7 +2640,11 @@
     </w:p>
     <w:p>
       <w:pPr>
-        <w:pStyle w:val="Titre1"/>
+        <w:pStyle w:val="Titre2"/>
+        <w:numPr>
+          <w:ilvl w:val="0"/>
+          <w:numId w:val="27"/>
+        </w:numPr>
         <w:rPr>
           <w:lang w:val="en-US"/>
         </w:rPr>
@@ -2617,7 +2656,7 @@
           <w:bCs w:val="0"/>
           <w:lang w:val="en-US"/>
         </w:rPr>
-        <w:t>1. Earthwork Network Architecture (ENA): Research for Earthwork Quantity Estimation Method Improvement with Large Language Model</w:t>
+        <w:t>Earthwork Network Architecture (ENA): Research for Earthwork Quantity Estimation Method Improvement with Large Language Model</w:t>
       </w:r>
     </w:p>
     <w:p>
@@ -2772,7 +2811,6 @@
           <w:rFonts w:eastAsiaTheme="majorEastAsia"/>
           <w:lang w:val="fr-FR"/>
         </w:rPr>
-        <w:lastRenderedPageBreak/>
         <w:t>quantity</w:t>
       </w:r>
       <w:proofErr w:type="spellEnd"/>
@@ -3183,7 +3221,11 @@
     </w:p>
     <w:p>
       <w:pPr>
-        <w:pStyle w:val="Titre1"/>
+        <w:pStyle w:val="Titre2"/>
+        <w:numPr>
+          <w:ilvl w:val="0"/>
+          <w:numId w:val="27"/>
+        </w:numPr>
         <w:rPr>
           <w:lang w:val="en-US"/>
         </w:rPr>
@@ -3195,7 +3237,7 @@
           <w:bCs w:val="0"/>
           <w:lang w:val="en-US"/>
         </w:rPr>
-        <w:t>2. Enhanced Automated Construction Quantity Takeoff: Integrating LLMs with Data Extraction, Symbol Mapping, and Rule-based Reasoning</w:t>
+        <w:t>Enhanced Automated Construction Quantity Takeoff: Integrating LLMs with Data Extraction, Symbol Mapping, and Rule-based Reasoning</w:t>
       </w:r>
     </w:p>
     <w:p>
@@ -3663,7 +3705,11 @@
     </w:p>
     <w:p>
       <w:pPr>
-        <w:pStyle w:val="Titre1"/>
+        <w:pStyle w:val="Titre2"/>
+        <w:numPr>
+          <w:ilvl w:val="0"/>
+          <w:numId w:val="27"/>
+        </w:numPr>
         <w:rPr>
           <w:lang w:val="en-US"/>
         </w:rPr>
@@ -3675,7 +3721,6 @@
           <w:bCs w:val="0"/>
           <w:lang w:val="en-US"/>
         </w:rPr>
-        <w:lastRenderedPageBreak/>
         <w:t>Symbol Spotting on Digital Architectural Floor Plans Using a Deep Learning-Based Framework</w:t>
       </w:r>
     </w:p>
@@ -3789,6 +3834,7 @@
           <w:rFonts w:eastAsiaTheme="majorEastAsia"/>
           <w:lang w:val="fr-FR"/>
         </w:rPr>
+        <w:lastRenderedPageBreak/>
         <w:t>Problème :</w:t>
       </w:r>
       <w:r>
@@ -4089,44 +4135,6 @@
           <w:lang w:val="fr-FR"/>
         </w:rPr>
       </w:pPr>
-    </w:p>
-    <w:p>
-      <w:pPr>
-        <w:pStyle w:val="Titre3"/>
-        <w:rPr>
-          <w:rStyle w:val="relative"/>
-          <w:lang w:val="en-US"/>
-        </w:rPr>
-      </w:pPr>
-      <w:r>
-        <w:rPr>
-          <w:rStyle w:val="lev"/>
-          <w:b w:val="0"/>
-          <w:bCs w:val="0"/>
-          <w:lang w:val="en-US"/>
-        </w:rPr>
-        <w:t>3. Yang et al. (2025) — “</w:t>
-      </w:r>
-      <w:proofErr w:type="spellStart"/>
-      <w:r>
-        <w:rPr>
-          <w:rStyle w:val="lev"/>
-          <w:b w:val="0"/>
-          <w:bCs w:val="0"/>
-          <w:lang w:val="en-US"/>
-        </w:rPr>
-        <w:t>CADSpotting</w:t>
-      </w:r>
-      <w:proofErr w:type="spellEnd"/>
-      <w:r>
-        <w:rPr>
-          <w:rStyle w:val="lev"/>
-          <w:b w:val="0"/>
-          <w:bCs w:val="0"/>
-          <w:lang w:val="en-US"/>
-        </w:rPr>
-        <w:t>: Robust Panoptic Symbol Spotting on Large-Scale CAD Drawings”</w:t>
-      </w:r>
     </w:p>
     <w:p>
       <w:pPr>
@@ -4876,23 +4884,1461 @@
     </w:p>
     <w:p>
       <w:pPr>
-        <w:pStyle w:val="NormalWeb"/>
-        <w:rPr>
-          <w:lang w:val="fr-FR"/>
-        </w:rPr>
-      </w:pPr>
-    </w:p>
-    <w:p>
-      <w:pPr>
-        <w:pStyle w:val="NormalWeb"/>
-        <w:rPr>
-          <w:lang w:val="fr-FR"/>
-        </w:rPr>
-      </w:pPr>
-    </w:p>
-    <w:p>
-      <w:pPr>
         <w:pStyle w:val="Titre1"/>
+        <w:numPr>
+          <w:ilvl w:val="0"/>
+          <w:numId w:val="27"/>
+        </w:numPr>
+        <w:rPr>
+          <w:rStyle w:val="lev"/>
+          <w:sz w:val="28"/>
+          <w:szCs w:val="32"/>
+          <w:lang w:val="en-US"/>
+        </w:rPr>
+      </w:pPr>
+      <w:proofErr w:type="spellStart"/>
+      <w:r>
+        <w:rPr>
+          <w:rStyle w:val="lev"/>
+          <w:b/>
+          <w:bCs w:val="0"/>
+          <w:sz w:val="28"/>
+          <w:szCs w:val="32"/>
+          <w:lang w:val="en-US"/>
+        </w:rPr>
+        <w:lastRenderedPageBreak/>
+        <w:t>CADSpotting</w:t>
+      </w:r>
+      <w:proofErr w:type="spellEnd"/>
+      <w:r>
+        <w:rPr>
+          <w:rStyle w:val="lev"/>
+          <w:b/>
+          <w:bCs w:val="0"/>
+          <w:sz w:val="28"/>
+          <w:szCs w:val="32"/>
+          <w:lang w:val="en-US"/>
+        </w:rPr>
+        <w:t>: Robust Panoptic Symbol Spotting on Large-Scale CAD Drawings</w:t>
+      </w:r>
+    </w:p>
+    <w:p>
+      <w:pPr>
+        <w:pStyle w:val="NormalWeb"/>
+        <w:rPr>
+          <w:lang w:val="fr-FR"/>
+        </w:rPr>
+      </w:pPr>
+      <w:r>
+        <w:rPr>
+          <w:rStyle w:val="lev"/>
+          <w:rFonts w:eastAsiaTheme="majorEastAsia"/>
+          <w:lang w:val="fr-FR"/>
+        </w:rPr>
+        <w:t>(Yang et al., 2025)</w:t>
+      </w:r>
+    </w:p>
+    <w:p>
+      <w:pPr>
+        <w:pStyle w:val="Titre4"/>
+        <w:rPr>
+          <w:lang w:val="fr-FR"/>
+        </w:rPr>
+      </w:pPr>
+      <w:r>
+        <w:rPr>
+          <w:rFonts w:ascii="Segoe UI Emoji" w:hAnsi="Segoe UI Emoji" w:cs="Segoe UI Emoji"/>
+        </w:rPr>
+        <w:t>🎯</w:t>
+      </w:r>
+      <w:r>
+        <w:rPr>
+          <w:lang w:val="fr-FR"/>
+        </w:rPr>
+        <w:t xml:space="preserve"> </w:t>
+      </w:r>
+      <w:r>
+        <w:rPr>
+          <w:rStyle w:val="lev"/>
+          <w:b w:val="0"/>
+          <w:bCs w:val="0"/>
+          <w:lang w:val="fr-FR"/>
+        </w:rPr>
+        <w:t>Objectif</w:t>
+      </w:r>
+    </w:p>
+    <w:p>
+      <w:pPr>
+        <w:pStyle w:val="NormalWeb"/>
+        <w:rPr>
+          <w:lang w:val="fr-FR"/>
+        </w:rPr>
+      </w:pPr>
+      <w:r>
+        <w:rPr>
+          <w:lang w:val="fr-FR"/>
+        </w:rPr>
+        <w:t xml:space="preserve">L’article propose </w:t>
+      </w:r>
+      <w:proofErr w:type="spellStart"/>
+      <w:r>
+        <w:rPr>
+          <w:rStyle w:val="lev"/>
+          <w:rFonts w:eastAsiaTheme="majorEastAsia"/>
+          <w:lang w:val="fr-FR"/>
+        </w:rPr>
+        <w:t>CADSpotting</w:t>
+      </w:r>
+      <w:proofErr w:type="spellEnd"/>
+      <w:r>
+        <w:rPr>
+          <w:lang w:val="fr-FR"/>
+        </w:rPr>
+        <w:t>, une méthode d’</w:t>
+      </w:r>
+      <w:r>
+        <w:rPr>
+          <w:rStyle w:val="lev"/>
+          <w:rFonts w:eastAsiaTheme="majorEastAsia"/>
+          <w:lang w:val="fr-FR"/>
+        </w:rPr>
+        <w:t>IA avancée pour la détection panoptique (</w:t>
+      </w:r>
+      <w:proofErr w:type="spellStart"/>
+      <w:r>
+        <w:rPr>
+          <w:rStyle w:val="lev"/>
+          <w:rFonts w:eastAsiaTheme="majorEastAsia"/>
+          <w:lang w:val="fr-FR"/>
+        </w:rPr>
+        <w:t>semantic</w:t>
+      </w:r>
+      <w:proofErr w:type="spellEnd"/>
+      <w:r>
+        <w:rPr>
+          <w:rStyle w:val="lev"/>
+          <w:rFonts w:eastAsiaTheme="majorEastAsia"/>
+          <w:lang w:val="fr-FR"/>
+        </w:rPr>
+        <w:t xml:space="preserve"> + instance)</w:t>
+      </w:r>
+      <w:r>
+        <w:rPr>
+          <w:lang w:val="fr-FR"/>
+        </w:rPr>
+        <w:t xml:space="preserve"> de symboles dans des plans </w:t>
+      </w:r>
+      <w:r>
+        <w:rPr>
+          <w:rStyle w:val="lev"/>
+          <w:rFonts w:eastAsiaTheme="majorEastAsia"/>
+          <w:lang w:val="fr-FR"/>
+        </w:rPr>
+        <w:t>CAD de grande échelle</w:t>
+      </w:r>
+      <w:r>
+        <w:rPr>
+          <w:lang w:val="fr-FR"/>
+        </w:rPr>
+        <w:t>.</w:t>
+      </w:r>
+      <w:r>
+        <w:rPr>
+          <w:lang w:val="fr-FR"/>
+        </w:rPr>
+        <w:br/>
+        <w:t>Le but est d’</w:t>
+      </w:r>
+      <w:r>
+        <w:rPr>
+          <w:rStyle w:val="lev"/>
+          <w:rFonts w:eastAsiaTheme="majorEastAsia"/>
+          <w:lang w:val="fr-FR"/>
+        </w:rPr>
+        <w:t>identifier et de classer automatiquement tous les symboles</w:t>
+      </w:r>
+      <w:r>
+        <w:rPr>
+          <w:lang w:val="fr-FR"/>
+        </w:rPr>
+        <w:t xml:space="preserve"> (portes, fenêtres, colonnes, équipements, etc.) dans des plans d’architecture complexes, tout en conservant la </w:t>
+      </w:r>
+      <w:r>
+        <w:rPr>
+          <w:rStyle w:val="lev"/>
+          <w:rFonts w:eastAsiaTheme="majorEastAsia"/>
+          <w:lang w:val="fr-FR"/>
+        </w:rPr>
+        <w:t>géométrie vectorielle</w:t>
+      </w:r>
+      <w:r>
+        <w:rPr>
+          <w:lang w:val="fr-FR"/>
+        </w:rPr>
+        <w:t xml:space="preserve"> d’origine.</w:t>
+      </w:r>
+    </w:p>
+    <w:p>
+      <w:r>
+        <w:pict w14:anchorId="6888F026">
+          <v:rect id="_x0000_i1038" style="width:0;height:1.5pt" o:hralign="center" o:hrstd="t" o:hr="t" fillcolor="#a0a0a0" stroked="f"/>
+        </w:pict>
+      </w:r>
+    </w:p>
+    <w:p>
+      <w:pPr>
+        <w:pStyle w:val="Titre4"/>
+        <w:rPr>
+          <w:lang w:val="fr-FR"/>
+        </w:rPr>
+      </w:pPr>
+      <w:r>
+        <w:rPr>
+          <w:rFonts w:ascii="Segoe UI Emoji" w:hAnsi="Segoe UI Emoji" w:cs="Segoe UI Emoji"/>
+          <w:lang w:val="fr-FR"/>
+        </w:rPr>
+        <w:t>⚙</w:t>
+      </w:r>
+      <w:r>
+        <w:rPr>
+          <w:rFonts w:ascii="Segoe UI Emoji" w:hAnsi="Segoe UI Emoji" w:cs="Segoe UI Emoji"/>
+        </w:rPr>
+        <w:t>️</w:t>
+      </w:r>
+      <w:r>
+        <w:rPr>
+          <w:lang w:val="fr-FR"/>
+        </w:rPr>
+        <w:t xml:space="preserve"> </w:t>
+      </w:r>
+      <w:r>
+        <w:rPr>
+          <w:rStyle w:val="lev"/>
+          <w:b w:val="0"/>
+          <w:bCs w:val="0"/>
+          <w:lang w:val="fr-FR"/>
+        </w:rPr>
+        <w:t>Méthodologie</w:t>
+      </w:r>
+    </w:p>
+    <w:p>
+      <w:pPr>
+        <w:pStyle w:val="NormalWeb"/>
+        <w:rPr>
+          <w:lang w:val="fr-FR"/>
+        </w:rPr>
+      </w:pPr>
+      <w:r>
+        <w:rPr>
+          <w:lang w:val="fr-FR"/>
+        </w:rPr>
+        <w:t xml:space="preserve">Les auteurs soulignent que la plupart des méthodes précédentes (ex. : YOLO, CNN 2D) travaillent sur des images </w:t>
+      </w:r>
+      <w:proofErr w:type="spellStart"/>
+      <w:r>
+        <w:rPr>
+          <w:lang w:val="fr-FR"/>
+        </w:rPr>
+        <w:t>rasterisées</w:t>
+      </w:r>
+      <w:proofErr w:type="spellEnd"/>
+      <w:r>
+        <w:rPr>
+          <w:lang w:val="fr-FR"/>
+        </w:rPr>
+        <w:t>, perdant ainsi la précision géométrique des fichiers CAD.</w:t>
+      </w:r>
+      <w:r>
+        <w:rPr>
+          <w:lang w:val="fr-FR"/>
+        </w:rPr>
+        <w:br/>
+      </w:r>
+      <w:proofErr w:type="spellStart"/>
+      <w:r>
+        <w:rPr>
+          <w:rStyle w:val="lev"/>
+          <w:rFonts w:eastAsiaTheme="majorEastAsia"/>
+          <w:lang w:val="fr-FR"/>
+        </w:rPr>
+        <w:t>CADSpotting</w:t>
+      </w:r>
+      <w:proofErr w:type="spellEnd"/>
+      <w:r>
+        <w:rPr>
+          <w:lang w:val="fr-FR"/>
+        </w:rPr>
+        <w:t xml:space="preserve"> adopte une approche </w:t>
+      </w:r>
+      <w:r>
+        <w:rPr>
+          <w:rStyle w:val="lev"/>
+          <w:rFonts w:eastAsiaTheme="majorEastAsia"/>
+          <w:lang w:val="fr-FR"/>
+        </w:rPr>
+        <w:t>nativement vectorielle et géométrique</w:t>
+      </w:r>
+      <w:r>
+        <w:rPr>
+          <w:lang w:val="fr-FR"/>
+        </w:rPr>
+        <w:t>, en 3 étapes :</w:t>
+      </w:r>
+    </w:p>
+    <w:p>
+      <w:pPr>
+        <w:pStyle w:val="NormalWeb"/>
+        <w:numPr>
+          <w:ilvl w:val="0"/>
+          <w:numId w:val="28"/>
+        </w:numPr>
+        <w:rPr>
+          <w:lang w:val="fr-FR"/>
+        </w:rPr>
+      </w:pPr>
+      <w:r>
+        <w:rPr>
+          <w:rStyle w:val="lev"/>
+          <w:rFonts w:eastAsiaTheme="majorEastAsia"/>
+          <w:lang w:val="fr-FR"/>
+        </w:rPr>
+        <w:t>Représentation unifiée en nuage de points 3D (Point Cloud)</w:t>
+      </w:r>
+      <w:r>
+        <w:rPr>
+          <w:lang w:val="fr-FR"/>
+        </w:rPr>
+        <w:t xml:space="preserve"> :</w:t>
+      </w:r>
+    </w:p>
+    <w:p>
+      <w:pPr>
+        <w:pStyle w:val="NormalWeb"/>
+        <w:numPr>
+          <w:ilvl w:val="1"/>
+          <w:numId w:val="28"/>
+        </w:numPr>
+        <w:rPr>
+          <w:lang w:val="fr-FR"/>
+        </w:rPr>
+      </w:pPr>
+      <w:r>
+        <w:rPr>
+          <w:lang w:val="fr-FR"/>
+        </w:rPr>
+        <w:t xml:space="preserve">Les primitives CAD (lignes, arcs, cercles, </w:t>
+      </w:r>
+      <w:proofErr w:type="spellStart"/>
+      <w:r>
+        <w:rPr>
+          <w:lang w:val="fr-FR"/>
+        </w:rPr>
+        <w:t>polylignes</w:t>
+      </w:r>
+      <w:proofErr w:type="spellEnd"/>
+      <w:r>
+        <w:rPr>
+          <w:lang w:val="fr-FR"/>
+        </w:rPr>
+        <w:t>) sont converties en nuages de points denses.</w:t>
+      </w:r>
+    </w:p>
+    <w:p>
+      <w:pPr>
+        <w:pStyle w:val="NormalWeb"/>
+        <w:numPr>
+          <w:ilvl w:val="1"/>
+          <w:numId w:val="28"/>
+        </w:numPr>
+        <w:rPr>
+          <w:lang w:val="fr-FR"/>
+        </w:rPr>
+      </w:pPr>
+      <w:r>
+        <w:rPr>
+          <w:lang w:val="fr-FR"/>
+        </w:rPr>
+        <w:t>Chaque point conserve sa position exacte dans le plan, assurant la précision géométrique.</w:t>
+      </w:r>
+    </w:p>
+    <w:p>
+      <w:pPr>
+        <w:pStyle w:val="NormalWeb"/>
+        <w:numPr>
+          <w:ilvl w:val="0"/>
+          <w:numId w:val="28"/>
+        </w:numPr>
+      </w:pPr>
+      <w:proofErr w:type="spellStart"/>
+      <w:r>
+        <w:rPr>
+          <w:rStyle w:val="lev"/>
+          <w:rFonts w:eastAsiaTheme="majorEastAsia"/>
+        </w:rPr>
+        <w:t>Apprentissage</w:t>
+      </w:r>
+      <w:proofErr w:type="spellEnd"/>
+      <w:r>
+        <w:rPr>
+          <w:rStyle w:val="lev"/>
+          <w:rFonts w:eastAsiaTheme="majorEastAsia"/>
+        </w:rPr>
+        <w:t xml:space="preserve"> </w:t>
+      </w:r>
+      <w:proofErr w:type="spellStart"/>
+      <w:r>
+        <w:rPr>
+          <w:rStyle w:val="lev"/>
+          <w:rFonts w:eastAsiaTheme="majorEastAsia"/>
+        </w:rPr>
+        <w:t>profond</w:t>
+      </w:r>
+      <w:proofErr w:type="spellEnd"/>
+      <w:r>
+        <w:rPr>
+          <w:rStyle w:val="lev"/>
+          <w:rFonts w:eastAsiaTheme="majorEastAsia"/>
+        </w:rPr>
+        <w:t xml:space="preserve"> </w:t>
+      </w:r>
+      <w:proofErr w:type="spellStart"/>
+      <w:r>
+        <w:rPr>
+          <w:rStyle w:val="lev"/>
+          <w:rFonts w:eastAsiaTheme="majorEastAsia"/>
+        </w:rPr>
+        <w:t>géométrique</w:t>
+      </w:r>
+      <w:proofErr w:type="spellEnd"/>
+      <w:r>
+        <w:rPr>
+          <w:rStyle w:val="lev"/>
+          <w:rFonts w:eastAsiaTheme="majorEastAsia"/>
+        </w:rPr>
+        <w:t xml:space="preserve"> (Deep Point-</w:t>
+      </w:r>
+      <w:proofErr w:type="spellStart"/>
+      <w:r>
+        <w:rPr>
+          <w:rStyle w:val="lev"/>
+          <w:rFonts w:eastAsiaTheme="majorEastAsia"/>
+        </w:rPr>
+        <w:t>based</w:t>
+      </w:r>
+      <w:proofErr w:type="spellEnd"/>
+      <w:r>
+        <w:rPr>
+          <w:rStyle w:val="lev"/>
+          <w:rFonts w:eastAsiaTheme="majorEastAsia"/>
+        </w:rPr>
+        <w:t xml:space="preserve"> </w:t>
+      </w:r>
+      <w:proofErr w:type="spellStart"/>
+      <w:r>
+        <w:rPr>
+          <w:rStyle w:val="lev"/>
+          <w:rFonts w:eastAsiaTheme="majorEastAsia"/>
+        </w:rPr>
+        <w:t>Learning</w:t>
+      </w:r>
+      <w:proofErr w:type="spellEnd"/>
+      <w:proofErr w:type="gramStart"/>
+      <w:r>
+        <w:rPr>
+          <w:rStyle w:val="lev"/>
+          <w:rFonts w:eastAsiaTheme="majorEastAsia"/>
+        </w:rPr>
+        <w:t>)</w:t>
+      </w:r>
+      <w:r>
+        <w:t xml:space="preserve"> :</w:t>
+      </w:r>
+      <w:proofErr w:type="gramEnd"/>
+    </w:p>
+    <w:p>
+      <w:pPr>
+        <w:pStyle w:val="NormalWeb"/>
+        <w:numPr>
+          <w:ilvl w:val="1"/>
+          <w:numId w:val="28"/>
+        </w:numPr>
+        <w:rPr>
+          <w:lang w:val="fr-FR"/>
+        </w:rPr>
+      </w:pPr>
+      <w:r>
+        <w:rPr>
+          <w:lang w:val="fr-FR"/>
+        </w:rPr>
+        <w:t xml:space="preserve">Utilisation du </w:t>
+      </w:r>
+      <w:r>
+        <w:rPr>
+          <w:rStyle w:val="lev"/>
+          <w:rFonts w:eastAsiaTheme="majorEastAsia"/>
+          <w:lang w:val="fr-FR"/>
+        </w:rPr>
+        <w:t>Point Transformer v3 (PTv3)</w:t>
+      </w:r>
+      <w:r>
+        <w:rPr>
+          <w:lang w:val="fr-FR"/>
+        </w:rPr>
+        <w:t>, un réseau basé sur l’attention spatiale, pour extraire les caractéristiques locales et globales.</w:t>
+      </w:r>
+    </w:p>
+    <w:p>
+      <w:pPr>
+        <w:pStyle w:val="NormalWeb"/>
+        <w:numPr>
+          <w:ilvl w:val="1"/>
+          <w:numId w:val="28"/>
+        </w:numPr>
+        <w:rPr>
+          <w:lang w:val="fr-FR"/>
+        </w:rPr>
+      </w:pPr>
+      <w:r>
+        <w:rPr>
+          <w:lang w:val="fr-FR"/>
+        </w:rPr>
+        <w:t xml:space="preserve">Nouveau module appelé </w:t>
+      </w:r>
+      <w:r>
+        <w:rPr>
+          <w:rStyle w:val="lev"/>
+          <w:rFonts w:eastAsiaTheme="majorEastAsia"/>
+          <w:lang w:val="fr-FR"/>
+        </w:rPr>
+        <w:t xml:space="preserve">Primitive Mixed </w:t>
+      </w:r>
+      <w:proofErr w:type="spellStart"/>
+      <w:r>
+        <w:rPr>
+          <w:rStyle w:val="lev"/>
+          <w:rFonts w:eastAsiaTheme="majorEastAsia"/>
+          <w:lang w:val="fr-FR"/>
+        </w:rPr>
+        <w:t>Pooling</w:t>
+      </w:r>
+      <w:proofErr w:type="spellEnd"/>
+      <w:r>
+        <w:rPr>
+          <w:rStyle w:val="lev"/>
+          <w:rFonts w:eastAsiaTheme="majorEastAsia"/>
+          <w:lang w:val="fr-FR"/>
+        </w:rPr>
+        <w:t xml:space="preserve"> (PMP)</w:t>
+      </w:r>
+      <w:r>
+        <w:rPr>
+          <w:lang w:val="fr-FR"/>
+        </w:rPr>
+        <w:t xml:space="preserve"> pour fusionner efficacement les informations issues de différents types de primitives.</w:t>
+      </w:r>
+    </w:p>
+    <w:p>
+      <w:pPr>
+        <w:pStyle w:val="NormalWeb"/>
+        <w:numPr>
+          <w:ilvl w:val="0"/>
+          <w:numId w:val="28"/>
+        </w:numPr>
+      </w:pPr>
+      <w:proofErr w:type="spellStart"/>
+      <w:r>
+        <w:rPr>
+          <w:rStyle w:val="lev"/>
+          <w:rFonts w:eastAsiaTheme="majorEastAsia"/>
+        </w:rPr>
+        <w:t>Segmentation</w:t>
+      </w:r>
+      <w:proofErr w:type="spellEnd"/>
+      <w:r>
+        <w:rPr>
+          <w:rStyle w:val="lev"/>
+          <w:rFonts w:eastAsiaTheme="majorEastAsia"/>
+        </w:rPr>
+        <w:t xml:space="preserve"> </w:t>
+      </w:r>
+      <w:proofErr w:type="spellStart"/>
+      <w:r>
+        <w:rPr>
+          <w:rStyle w:val="lev"/>
+          <w:rFonts w:eastAsiaTheme="majorEastAsia"/>
+        </w:rPr>
+        <w:t>panoptique</w:t>
+      </w:r>
+      <w:proofErr w:type="spellEnd"/>
+      <w:r>
+        <w:rPr>
+          <w:rStyle w:val="lev"/>
+          <w:rFonts w:eastAsiaTheme="majorEastAsia"/>
+        </w:rPr>
+        <w:t xml:space="preserve"> et </w:t>
+      </w:r>
+      <w:proofErr w:type="spellStart"/>
+      <w:proofErr w:type="gramStart"/>
+      <w:r>
+        <w:rPr>
+          <w:rStyle w:val="lev"/>
+          <w:rFonts w:eastAsiaTheme="majorEastAsia"/>
+        </w:rPr>
+        <w:t>assemblage</w:t>
+      </w:r>
+      <w:proofErr w:type="spellEnd"/>
+      <w:r>
+        <w:t xml:space="preserve"> :</w:t>
+      </w:r>
+      <w:proofErr w:type="gramEnd"/>
+    </w:p>
+    <w:p>
+      <w:pPr>
+        <w:pStyle w:val="NormalWeb"/>
+        <w:numPr>
+          <w:ilvl w:val="1"/>
+          <w:numId w:val="28"/>
+        </w:numPr>
+        <w:rPr>
+          <w:lang w:val="fr-FR"/>
+        </w:rPr>
+      </w:pPr>
+      <w:r>
+        <w:rPr>
+          <w:lang w:val="fr-FR"/>
+        </w:rPr>
+        <w:t xml:space="preserve">Une couche de </w:t>
+      </w:r>
+      <w:r>
+        <w:rPr>
+          <w:rStyle w:val="lev"/>
+          <w:rFonts w:eastAsiaTheme="majorEastAsia"/>
+          <w:lang w:val="fr-FR"/>
+        </w:rPr>
+        <w:t>Transformer léger</w:t>
+      </w:r>
+      <w:r>
+        <w:rPr>
+          <w:lang w:val="fr-FR"/>
+        </w:rPr>
+        <w:t xml:space="preserve"> segmente les points en classes sémantiques (ex. murs, colonnes, équipements électriques) et en instances distinctes.</w:t>
+      </w:r>
+    </w:p>
+    <w:p>
+      <w:pPr>
+        <w:pStyle w:val="NormalWeb"/>
+        <w:numPr>
+          <w:ilvl w:val="1"/>
+          <w:numId w:val="28"/>
+        </w:numPr>
+        <w:rPr>
+          <w:lang w:val="fr-FR"/>
+        </w:rPr>
+      </w:pPr>
+      <w:r>
+        <w:rPr>
+          <w:lang w:val="fr-FR"/>
+        </w:rPr>
+        <w:t xml:space="preserve">Application de la méthode </w:t>
+      </w:r>
+      <w:proofErr w:type="spellStart"/>
+      <w:r>
+        <w:rPr>
+          <w:rStyle w:val="lev"/>
+          <w:rFonts w:eastAsiaTheme="majorEastAsia"/>
+          <w:lang w:val="fr-FR"/>
+        </w:rPr>
+        <w:t>Sliding</w:t>
+      </w:r>
+      <w:proofErr w:type="spellEnd"/>
+      <w:r>
+        <w:rPr>
+          <w:rStyle w:val="lev"/>
+          <w:rFonts w:eastAsiaTheme="majorEastAsia"/>
+          <w:lang w:val="fr-FR"/>
+        </w:rPr>
+        <w:t xml:space="preserve"> </w:t>
+      </w:r>
+      <w:proofErr w:type="spellStart"/>
+      <w:r>
+        <w:rPr>
+          <w:rStyle w:val="lev"/>
+          <w:rFonts w:eastAsiaTheme="majorEastAsia"/>
+          <w:lang w:val="fr-FR"/>
+        </w:rPr>
+        <w:t>Window</w:t>
+      </w:r>
+      <w:proofErr w:type="spellEnd"/>
+      <w:r>
+        <w:rPr>
+          <w:rStyle w:val="lev"/>
+          <w:rFonts w:eastAsiaTheme="majorEastAsia"/>
+          <w:lang w:val="fr-FR"/>
+        </w:rPr>
+        <w:t xml:space="preserve"> </w:t>
+      </w:r>
+      <w:proofErr w:type="spellStart"/>
+      <w:r>
+        <w:rPr>
+          <w:rStyle w:val="lev"/>
+          <w:rFonts w:eastAsiaTheme="majorEastAsia"/>
+          <w:lang w:val="fr-FR"/>
+        </w:rPr>
+        <w:t>Aggregation</w:t>
+      </w:r>
+      <w:proofErr w:type="spellEnd"/>
+      <w:r>
+        <w:rPr>
+          <w:rStyle w:val="lev"/>
+          <w:rFonts w:eastAsiaTheme="majorEastAsia"/>
+          <w:lang w:val="fr-FR"/>
+        </w:rPr>
+        <w:t xml:space="preserve"> (SWA)</w:t>
+      </w:r>
+      <w:r>
+        <w:rPr>
+          <w:lang w:val="fr-FR"/>
+        </w:rPr>
+        <w:t xml:space="preserve"> pour agréger les prédictions sur des plans de grande taille (plusieurs milliers de m²) sans perte de contexte.</w:t>
+      </w:r>
+    </w:p>
+    <w:p>
+      <w:r>
+        <w:pict w14:anchorId="6871C23C">
+          <v:rect id="_x0000_i1039" style="width:0;height:1.5pt" o:hralign="center" o:hrstd="t" o:hr="t" fillcolor="#a0a0a0" stroked="f"/>
+        </w:pict>
+      </w:r>
+    </w:p>
+    <w:p>
+      <w:pPr>
+        <w:pStyle w:val="Titre4"/>
+        <w:rPr>
+          <w:lang w:val="fr-FR"/>
+        </w:rPr>
+      </w:pPr>
+      <w:r>
+        <w:rPr>
+          <w:rFonts w:ascii="Segoe UI Emoji" w:hAnsi="Segoe UI Emoji" w:cs="Segoe UI Emoji"/>
+        </w:rPr>
+        <w:t>🧪</w:t>
+      </w:r>
+      <w:r>
+        <w:rPr>
+          <w:lang w:val="fr-FR"/>
+        </w:rPr>
+        <w:t xml:space="preserve"> </w:t>
+      </w:r>
+      <w:r>
+        <w:rPr>
+          <w:rStyle w:val="lev"/>
+          <w:b w:val="0"/>
+          <w:bCs w:val="0"/>
+          <w:lang w:val="fr-FR"/>
+        </w:rPr>
+        <w:t>Jeux de données et résultats</w:t>
+      </w:r>
+    </w:p>
+    <w:p>
+      <w:pPr>
+        <w:pStyle w:val="NormalWeb"/>
+        <w:numPr>
+          <w:ilvl w:val="0"/>
+          <w:numId w:val="29"/>
+        </w:numPr>
+        <w:rPr>
+          <w:lang w:val="fr-FR"/>
+        </w:rPr>
+      </w:pPr>
+      <w:r>
+        <w:rPr>
+          <w:lang w:val="fr-FR"/>
+        </w:rPr>
+        <w:t xml:space="preserve">Les auteurs présentent un </w:t>
+      </w:r>
+      <w:r>
+        <w:rPr>
+          <w:rStyle w:val="lev"/>
+          <w:rFonts w:eastAsiaTheme="majorEastAsia"/>
+          <w:lang w:val="fr-FR"/>
+        </w:rPr>
+        <w:t>nouveau dataset : LS-CAD</w:t>
+      </w:r>
+      <w:r>
+        <w:rPr>
+          <w:lang w:val="fr-FR"/>
+        </w:rPr>
+        <w:t>, le plus grand à ce jour :</w:t>
+      </w:r>
+    </w:p>
+    <w:p>
+      <w:pPr>
+        <w:pStyle w:val="NormalWeb"/>
+        <w:numPr>
+          <w:ilvl w:val="1"/>
+          <w:numId w:val="29"/>
+        </w:numPr>
+        <w:rPr>
+          <w:lang w:val="fr-FR"/>
+        </w:rPr>
+      </w:pPr>
+      <w:r>
+        <w:rPr>
+          <w:lang w:val="fr-FR"/>
+        </w:rPr>
+        <w:t>45 plans CAD à grande échelle (&gt; 1 000 m² chacun).</w:t>
+      </w:r>
+    </w:p>
+    <w:p>
+      <w:pPr>
+        <w:pStyle w:val="NormalWeb"/>
+        <w:numPr>
+          <w:ilvl w:val="1"/>
+          <w:numId w:val="29"/>
+        </w:numPr>
+        <w:rPr>
+          <w:lang w:val="fr-FR"/>
+        </w:rPr>
+      </w:pPr>
+      <w:r>
+        <w:rPr>
+          <w:lang w:val="fr-FR"/>
+        </w:rPr>
+        <w:t>Des milliers de symboles annotés, répartis sur plusieurs classes.</w:t>
+      </w:r>
+    </w:p>
+    <w:p>
+      <w:pPr>
+        <w:pStyle w:val="NormalWeb"/>
+        <w:numPr>
+          <w:ilvl w:val="0"/>
+          <w:numId w:val="29"/>
+        </w:numPr>
+        <w:rPr>
+          <w:lang w:val="fr-FR"/>
+        </w:rPr>
+      </w:pPr>
+      <w:r>
+        <w:rPr>
+          <w:lang w:val="fr-FR"/>
+        </w:rPr>
+        <w:t xml:space="preserve">Évaluation également sur le dataset public </w:t>
+      </w:r>
+      <w:proofErr w:type="spellStart"/>
+      <w:r>
+        <w:rPr>
+          <w:rStyle w:val="lev"/>
+          <w:rFonts w:eastAsiaTheme="majorEastAsia"/>
+          <w:lang w:val="fr-FR"/>
+        </w:rPr>
+        <w:t>FloorPlanCAD</w:t>
+      </w:r>
+      <w:proofErr w:type="spellEnd"/>
+      <w:r>
+        <w:rPr>
+          <w:lang w:val="fr-FR"/>
+        </w:rPr>
+        <w:t>.</w:t>
+      </w:r>
+    </w:p>
+    <w:p>
+      <w:pPr>
+        <w:pStyle w:val="NormalWeb"/>
+      </w:pPr>
+      <w:proofErr w:type="gramStart"/>
+      <w:r>
+        <w:rPr>
+          <w:rStyle w:val="lev"/>
+          <w:rFonts w:eastAsiaTheme="majorEastAsia"/>
+        </w:rPr>
+        <w:t>Performances :</w:t>
+      </w:r>
+      <w:proofErr w:type="gramEnd"/>
+    </w:p>
+    <w:p>
+      <w:pPr>
+        <w:pStyle w:val="NormalWeb"/>
+        <w:numPr>
+          <w:ilvl w:val="0"/>
+          <w:numId w:val="30"/>
+        </w:numPr>
+      </w:pPr>
+      <w:r>
+        <w:rPr>
+          <w:rStyle w:val="lev"/>
+          <w:rFonts w:eastAsiaTheme="majorEastAsia"/>
+        </w:rPr>
+        <w:lastRenderedPageBreak/>
+        <w:t>F1-</w:t>
+      </w:r>
+      <w:proofErr w:type="gramStart"/>
+      <w:r>
+        <w:rPr>
+          <w:rStyle w:val="lev"/>
+          <w:rFonts w:eastAsiaTheme="majorEastAsia"/>
+        </w:rPr>
+        <w:t>score :</w:t>
+      </w:r>
+      <w:proofErr w:type="gramEnd"/>
+      <w:r>
+        <w:rPr>
+          <w:rStyle w:val="lev"/>
+          <w:rFonts w:eastAsiaTheme="majorEastAsia"/>
+        </w:rPr>
+        <w:t xml:space="preserve"> 92,8 %</w:t>
+      </w:r>
+    </w:p>
+    <w:p>
+      <w:pPr>
+        <w:pStyle w:val="NormalWeb"/>
+        <w:numPr>
+          <w:ilvl w:val="0"/>
+          <w:numId w:val="30"/>
+        </w:numPr>
+      </w:pPr>
+      <w:proofErr w:type="spellStart"/>
+      <w:proofErr w:type="gramStart"/>
+      <w:r>
+        <w:rPr>
+          <w:rStyle w:val="lev"/>
+          <w:rFonts w:eastAsiaTheme="majorEastAsia"/>
+        </w:rPr>
+        <w:t>mAP</w:t>
+      </w:r>
+      <w:proofErr w:type="spellEnd"/>
+      <w:r>
+        <w:rPr>
+          <w:rStyle w:val="lev"/>
+          <w:rFonts w:eastAsiaTheme="majorEastAsia"/>
+        </w:rPr>
+        <w:t xml:space="preserve"> :</w:t>
+      </w:r>
+      <w:proofErr w:type="gramEnd"/>
+      <w:r>
+        <w:rPr>
+          <w:rStyle w:val="lev"/>
+          <w:rFonts w:eastAsiaTheme="majorEastAsia"/>
+        </w:rPr>
+        <w:t xml:space="preserve"> 66,3 %</w:t>
+      </w:r>
+    </w:p>
+    <w:p>
+      <w:pPr>
+        <w:pStyle w:val="NormalWeb"/>
+        <w:numPr>
+          <w:ilvl w:val="0"/>
+          <w:numId w:val="30"/>
+        </w:numPr>
+        <w:rPr>
+          <w:lang w:val="fr-FR"/>
+        </w:rPr>
+      </w:pPr>
+      <w:proofErr w:type="spellStart"/>
+      <w:r>
+        <w:rPr>
+          <w:rStyle w:val="lev"/>
+          <w:rFonts w:eastAsiaTheme="majorEastAsia"/>
+          <w:lang w:val="fr-FR"/>
+        </w:rPr>
+        <w:t>Panoptic</w:t>
+      </w:r>
+      <w:proofErr w:type="spellEnd"/>
+      <w:r>
+        <w:rPr>
+          <w:rStyle w:val="lev"/>
+          <w:rFonts w:eastAsiaTheme="majorEastAsia"/>
+          <w:lang w:val="fr-FR"/>
+        </w:rPr>
+        <w:t xml:space="preserve"> </w:t>
+      </w:r>
+      <w:proofErr w:type="spellStart"/>
+      <w:r>
+        <w:rPr>
+          <w:rStyle w:val="lev"/>
+          <w:rFonts w:eastAsiaTheme="majorEastAsia"/>
+          <w:lang w:val="fr-FR"/>
+        </w:rPr>
+        <w:t>Quality</w:t>
+      </w:r>
+      <w:proofErr w:type="spellEnd"/>
+      <w:r>
+        <w:rPr>
+          <w:rStyle w:val="lev"/>
+          <w:rFonts w:eastAsiaTheme="majorEastAsia"/>
+          <w:lang w:val="fr-FR"/>
+        </w:rPr>
+        <w:t xml:space="preserve"> (PQ) : 87,4 %</w:t>
+      </w:r>
+      <w:r>
+        <w:rPr>
+          <w:lang w:val="fr-FR"/>
+        </w:rPr>
+        <w:br/>
+        <w:t xml:space="preserve">→ Des performances </w:t>
+      </w:r>
+      <w:r>
+        <w:rPr>
+          <w:rStyle w:val="lev"/>
+          <w:rFonts w:eastAsiaTheme="majorEastAsia"/>
+          <w:lang w:val="fr-FR"/>
+        </w:rPr>
+        <w:t>nettement supérieures</w:t>
+      </w:r>
+      <w:r>
+        <w:rPr>
+          <w:lang w:val="fr-FR"/>
+        </w:rPr>
+        <w:t xml:space="preserve"> aux modèles CNN raster (YOLOv5, Mask R-CNN, etc.).</w:t>
+      </w:r>
+    </w:p>
+    <w:p>
+      <w:pPr>
+        <w:pStyle w:val="NormalWeb"/>
+        <w:numPr>
+          <w:ilvl w:val="0"/>
+          <w:numId w:val="30"/>
+        </w:numPr>
+        <w:rPr>
+          <w:lang w:val="fr-FR"/>
+        </w:rPr>
+      </w:pPr>
+      <w:r>
+        <w:rPr>
+          <w:lang w:val="fr-FR"/>
+        </w:rPr>
+        <w:t>Très robuste aux variations de style, d’échelle et de densité symbolique.</w:t>
+      </w:r>
+    </w:p>
+    <w:p>
+      <w:pPr>
+        <w:pStyle w:val="NormalWeb"/>
+        <w:numPr>
+          <w:ilvl w:val="0"/>
+          <w:numId w:val="30"/>
+        </w:numPr>
+        <w:rPr>
+          <w:lang w:val="fr-FR"/>
+        </w:rPr>
+      </w:pPr>
+      <w:r>
+        <w:rPr>
+          <w:lang w:val="fr-FR"/>
+        </w:rPr>
+        <w:t xml:space="preserve">Permet la </w:t>
+      </w:r>
+      <w:r>
+        <w:rPr>
+          <w:rStyle w:val="lev"/>
+          <w:rFonts w:eastAsiaTheme="majorEastAsia"/>
+          <w:lang w:val="fr-FR"/>
+        </w:rPr>
+        <w:t>reconstruction 3D paramétrique automatique</w:t>
+      </w:r>
+      <w:r>
+        <w:rPr>
+          <w:lang w:val="fr-FR"/>
+        </w:rPr>
+        <w:t xml:space="preserve"> dans Blender à partir des symboles identifiés.</w:t>
+      </w:r>
+    </w:p>
+    <w:p>
+      <w:r>
+        <w:pict w14:anchorId="6F356F3B">
+          <v:rect id="_x0000_i1040" style="width:0;height:1.5pt" o:hralign="center" o:hrstd="t" o:hr="t" fillcolor="#a0a0a0" stroked="f"/>
+        </w:pict>
+      </w:r>
+    </w:p>
+    <w:p>
+      <w:pPr>
+        <w:pStyle w:val="Titre4"/>
+      </w:pPr>
+      <w:r>
+        <w:rPr>
+          <w:rFonts w:ascii="Segoe UI Emoji" w:hAnsi="Segoe UI Emoji" w:cs="Segoe UI Emoji"/>
+        </w:rPr>
+        <w:t>💡</w:t>
+      </w:r>
+      <w:r>
+        <w:t xml:space="preserve"> </w:t>
+      </w:r>
+      <w:proofErr w:type="spellStart"/>
+      <w:r>
+        <w:rPr>
+          <w:rStyle w:val="lev"/>
+          <w:b w:val="0"/>
+          <w:bCs w:val="0"/>
+        </w:rPr>
+        <w:t>Apports</w:t>
+      </w:r>
+      <w:proofErr w:type="spellEnd"/>
+      <w:r>
+        <w:rPr>
+          <w:rStyle w:val="lev"/>
+          <w:b w:val="0"/>
+          <w:bCs w:val="0"/>
+        </w:rPr>
+        <w:t xml:space="preserve"> </w:t>
+      </w:r>
+      <w:proofErr w:type="spellStart"/>
+      <w:r>
+        <w:rPr>
+          <w:rStyle w:val="lev"/>
+          <w:b w:val="0"/>
+          <w:bCs w:val="0"/>
+        </w:rPr>
+        <w:t>majeurs</w:t>
+      </w:r>
+      <w:proofErr w:type="spellEnd"/>
+    </w:p>
+    <w:p>
+      <w:pPr>
+        <w:pStyle w:val="NormalWeb"/>
+        <w:numPr>
+          <w:ilvl w:val="0"/>
+          <w:numId w:val="31"/>
+        </w:numPr>
+        <w:rPr>
+          <w:lang w:val="fr-FR"/>
+        </w:rPr>
+      </w:pPr>
+      <w:r>
+        <w:rPr>
+          <w:lang w:val="fr-FR"/>
+        </w:rPr>
+        <w:t xml:space="preserve">Première approche </w:t>
+      </w:r>
+      <w:r>
+        <w:rPr>
+          <w:rStyle w:val="lev"/>
+          <w:rFonts w:eastAsiaTheme="majorEastAsia"/>
+          <w:lang w:val="fr-FR"/>
+        </w:rPr>
+        <w:t>end-to-end</w:t>
+      </w:r>
+      <w:r>
+        <w:rPr>
+          <w:lang w:val="fr-FR"/>
+        </w:rPr>
+        <w:t xml:space="preserve"> de </w:t>
+      </w:r>
+      <w:r>
+        <w:rPr>
+          <w:rStyle w:val="lev"/>
+          <w:rFonts w:eastAsiaTheme="majorEastAsia"/>
+          <w:lang w:val="fr-FR"/>
+        </w:rPr>
+        <w:t>segmentation panoptique sur des données CAD vectorielles</w:t>
+      </w:r>
+      <w:r>
+        <w:rPr>
+          <w:lang w:val="fr-FR"/>
+        </w:rPr>
+        <w:t>.</w:t>
+      </w:r>
+    </w:p>
+    <w:p>
+      <w:pPr>
+        <w:pStyle w:val="NormalWeb"/>
+        <w:numPr>
+          <w:ilvl w:val="0"/>
+          <w:numId w:val="31"/>
+        </w:numPr>
+        <w:rPr>
+          <w:lang w:val="fr-FR"/>
+        </w:rPr>
+      </w:pPr>
+      <w:r>
+        <w:rPr>
+          <w:lang w:val="fr-FR"/>
+        </w:rPr>
+        <w:t xml:space="preserve">Fusion novatrice entre la </w:t>
+      </w:r>
+      <w:r>
+        <w:rPr>
+          <w:rStyle w:val="lev"/>
+          <w:rFonts w:eastAsiaTheme="majorEastAsia"/>
+          <w:lang w:val="fr-FR"/>
+        </w:rPr>
+        <w:t>géométrie analytique</w:t>
+      </w:r>
+      <w:r>
+        <w:rPr>
+          <w:lang w:val="fr-FR"/>
+        </w:rPr>
+        <w:t xml:space="preserve"> (points, primitives) et les </w:t>
+      </w:r>
+      <w:proofErr w:type="spellStart"/>
+      <w:r>
+        <w:rPr>
+          <w:rStyle w:val="lev"/>
+          <w:rFonts w:eastAsiaTheme="majorEastAsia"/>
+          <w:lang w:val="fr-FR"/>
+        </w:rPr>
+        <w:t>transformers</w:t>
+      </w:r>
+      <w:proofErr w:type="spellEnd"/>
+      <w:r>
+        <w:rPr>
+          <w:rStyle w:val="lev"/>
+          <w:rFonts w:eastAsiaTheme="majorEastAsia"/>
+          <w:lang w:val="fr-FR"/>
+        </w:rPr>
+        <w:t xml:space="preserve"> spatiaux</w:t>
+      </w:r>
+      <w:r>
+        <w:rPr>
+          <w:lang w:val="fr-FR"/>
+        </w:rPr>
+        <w:t>.</w:t>
+      </w:r>
+    </w:p>
+    <w:p>
+      <w:pPr>
+        <w:pStyle w:val="NormalWeb"/>
+        <w:numPr>
+          <w:ilvl w:val="0"/>
+          <w:numId w:val="31"/>
+        </w:numPr>
+        <w:rPr>
+          <w:lang w:val="fr-FR"/>
+        </w:rPr>
+      </w:pPr>
+      <w:r>
+        <w:rPr>
+          <w:lang w:val="fr-FR"/>
+        </w:rPr>
+        <w:t xml:space="preserve">Introduit le </w:t>
+      </w:r>
+      <w:r>
+        <w:rPr>
+          <w:rStyle w:val="lev"/>
+          <w:rFonts w:eastAsiaTheme="majorEastAsia"/>
+          <w:lang w:val="fr-FR"/>
+        </w:rPr>
+        <w:t>dataset LS-CAD</w:t>
+      </w:r>
+      <w:r>
+        <w:rPr>
+          <w:lang w:val="fr-FR"/>
+        </w:rPr>
+        <w:t>, qui établit une nouvelle référence pour la recherche dans ce domaine.</w:t>
+      </w:r>
+    </w:p>
+    <w:p>
+      <w:pPr>
+        <w:pStyle w:val="NormalWeb"/>
+        <w:numPr>
+          <w:ilvl w:val="0"/>
+          <w:numId w:val="31"/>
+        </w:numPr>
+        <w:rPr>
+          <w:lang w:val="fr-FR"/>
+        </w:rPr>
+      </w:pPr>
+      <w:r>
+        <w:rPr>
+          <w:lang w:val="fr-FR"/>
+        </w:rPr>
+        <w:t xml:space="preserve">Capable de </w:t>
+      </w:r>
+      <w:r>
+        <w:rPr>
+          <w:rStyle w:val="lev"/>
+          <w:rFonts w:eastAsiaTheme="majorEastAsia"/>
+          <w:lang w:val="fr-FR"/>
+        </w:rPr>
+        <w:t>traiter des plans entiers</w:t>
+      </w:r>
+      <w:r>
+        <w:rPr>
+          <w:lang w:val="fr-FR"/>
+        </w:rPr>
+        <w:t xml:space="preserve">, et pas seulement de petits extraits </w:t>
+      </w:r>
+      <w:proofErr w:type="spellStart"/>
+      <w:r>
+        <w:rPr>
+          <w:lang w:val="fr-FR"/>
+        </w:rPr>
+        <w:t>rasterisés</w:t>
+      </w:r>
+      <w:proofErr w:type="spellEnd"/>
+      <w:r>
+        <w:rPr>
+          <w:lang w:val="fr-FR"/>
+        </w:rPr>
+        <w:t>.</w:t>
+      </w:r>
+    </w:p>
+    <w:p>
+      <w:pPr>
+        <w:pStyle w:val="NormalWeb"/>
+        <w:numPr>
+          <w:ilvl w:val="0"/>
+          <w:numId w:val="31"/>
+        </w:numPr>
+        <w:rPr>
+          <w:lang w:val="fr-FR"/>
+        </w:rPr>
+      </w:pPr>
+      <w:r>
+        <w:rPr>
+          <w:lang w:val="fr-FR"/>
+        </w:rPr>
+        <w:t xml:space="preserve">Ouvre la voie à une </w:t>
+      </w:r>
+      <w:r>
+        <w:rPr>
+          <w:rStyle w:val="lev"/>
+          <w:rFonts w:eastAsiaTheme="majorEastAsia"/>
+          <w:lang w:val="fr-FR"/>
+        </w:rPr>
+        <w:t>compréhension sémantique complète</w:t>
+      </w:r>
+      <w:r>
+        <w:rPr>
+          <w:lang w:val="fr-FR"/>
+        </w:rPr>
+        <w:t xml:space="preserve"> des plans techniques et à leur </w:t>
+      </w:r>
+      <w:r>
+        <w:rPr>
+          <w:rStyle w:val="lev"/>
+          <w:rFonts w:eastAsiaTheme="majorEastAsia"/>
+          <w:lang w:val="fr-FR"/>
+        </w:rPr>
+        <w:t>exploitation automatique pour la reconstruction 3D ou le BIM</w:t>
+      </w:r>
+      <w:r>
+        <w:rPr>
+          <w:lang w:val="fr-FR"/>
+        </w:rPr>
+        <w:t>.</w:t>
+      </w:r>
+    </w:p>
+    <w:p>
+      <w:r>
+        <w:pict w14:anchorId="6FF918CD">
+          <v:rect id="_x0000_i1041" style="width:0;height:1.5pt" o:hralign="center" o:hrstd="t" o:hr="t" fillcolor="#a0a0a0" stroked="f"/>
+        </w:pict>
+      </w:r>
+    </w:p>
+    <w:p>
+      <w:pPr>
+        <w:pStyle w:val="Titre4"/>
+      </w:pPr>
+      <w:r>
+        <w:rPr>
+          <w:rFonts w:ascii="Segoe UI Emoji" w:hAnsi="Segoe UI Emoji" w:cs="Segoe UI Emoji"/>
+        </w:rPr>
+        <w:t>⚖️</w:t>
+      </w:r>
+      <w:r>
+        <w:t xml:space="preserve"> </w:t>
+      </w:r>
+      <w:r>
+        <w:rPr>
+          <w:rStyle w:val="lev"/>
+          <w:b w:val="0"/>
+          <w:bCs w:val="0"/>
+        </w:rPr>
+        <w:t>Limites</w:t>
+      </w:r>
+    </w:p>
+    <w:p>
+      <w:pPr>
+        <w:pStyle w:val="NormalWeb"/>
+        <w:numPr>
+          <w:ilvl w:val="0"/>
+          <w:numId w:val="32"/>
+        </w:numPr>
+        <w:rPr>
+          <w:lang w:val="fr-FR"/>
+        </w:rPr>
+      </w:pPr>
+      <w:r>
+        <w:rPr>
+          <w:lang w:val="fr-FR"/>
+        </w:rPr>
+        <w:t>Nécessite des ressources de calcul importantes (GPU et mémoire élevée).</w:t>
+      </w:r>
+    </w:p>
+    <w:p>
+      <w:pPr>
+        <w:pStyle w:val="NormalWeb"/>
+        <w:numPr>
+          <w:ilvl w:val="0"/>
+          <w:numId w:val="32"/>
+        </w:numPr>
+        <w:rPr>
+          <w:lang w:val="fr-FR"/>
+        </w:rPr>
+      </w:pPr>
+      <w:r>
+        <w:rPr>
+          <w:lang w:val="fr-FR"/>
+        </w:rPr>
+        <w:t xml:space="preserve">Pas encore adapté aux </w:t>
+      </w:r>
+      <w:r>
+        <w:rPr>
+          <w:rStyle w:val="lev"/>
+          <w:rFonts w:eastAsiaTheme="majorEastAsia"/>
+          <w:lang w:val="fr-FR"/>
+        </w:rPr>
+        <w:t>plans bruités ou scannés</w:t>
+      </w:r>
+      <w:r>
+        <w:rPr>
+          <w:lang w:val="fr-FR"/>
+        </w:rPr>
+        <w:t xml:space="preserve"> (non vectoriels).</w:t>
+      </w:r>
+    </w:p>
+    <w:p>
+      <w:pPr>
+        <w:pStyle w:val="NormalWeb"/>
+        <w:numPr>
+          <w:ilvl w:val="0"/>
+          <w:numId w:val="32"/>
+        </w:numPr>
+        <w:rPr>
+          <w:lang w:val="fr-FR"/>
+        </w:rPr>
+      </w:pPr>
+      <w:r>
+        <w:rPr>
+          <w:lang w:val="fr-FR"/>
+        </w:rPr>
+        <w:t>La détection des symboles très petits reste perfectible.</w:t>
+      </w:r>
+    </w:p>
+    <w:p>
+      <w:pPr>
+        <w:pStyle w:val="NormalWeb"/>
+        <w:rPr>
+          <w:lang w:val="fr-FR"/>
+        </w:rPr>
+      </w:pPr>
+    </w:p>
+    <w:p>
+      <w:pPr>
+        <w:pStyle w:val="NormalWeb"/>
+        <w:rPr>
+          <w:lang w:val="fr-FR"/>
+        </w:rPr>
+      </w:pPr>
+    </w:p>
+    <w:p>
+      <w:pPr>
+        <w:pStyle w:val="NormalWeb"/>
+        <w:rPr>
+          <w:lang w:val="fr-FR"/>
+        </w:rPr>
+      </w:pPr>
+    </w:p>
+    <w:p>
+      <w:pPr>
+        <w:pStyle w:val="Titre1"/>
         <w:rPr>
           <w:lang w:val="fr-FR"/>
         </w:rPr>
@@ -4913,15 +6359,7 @@
     </w:p>
     <w:p>
       <w:pPr>
-        <w:pStyle w:val="Titre1"/>
-        <w:rPr>
-          <w:lang w:val="fr-FR"/>
-        </w:rPr>
-      </w:pPr>
-    </w:p>
-    <w:p>
-      <w:pPr>
-        <w:pStyle w:val="Titre1"/>
+        <w:pStyle w:val="Titre2"/>
         <w:rPr>
           <w:rStyle w:val="relative"/>
           <w:lang w:val="fr-FR"/>
@@ -5544,13 +6982,13 @@
     <w:p>
       <w:r>
         <w:pict w14:anchorId="2E22DDE6">
-          <v:rect id="_x0000_i1029" style="width:0;height:1.5pt" o:hralign="center" o:hrstd="t" o:hr="t" fillcolor="#a0a0a0" stroked="f"/>
+          <v:rect id="_x0000_i1027" style="width:0;height:1.5pt" o:hralign="center" o:hrstd="t" o:hr="t" fillcolor="#a0a0a0" stroked="f"/>
         </w:pict>
       </w:r>
     </w:p>
     <w:p>
       <w:pPr>
-        <w:pStyle w:val="Titre1"/>
+        <w:pStyle w:val="Titre2"/>
         <w:rPr>
           <w:rStyle w:val="relative"/>
           <w:lang w:val="en-US"/>
@@ -5560,7 +6998,6 @@
         <w:rPr>
           <w:rFonts w:ascii="Segoe UI Emoji" w:hAnsi="Segoe UI Emoji" w:cs="Segoe UI Emoji"/>
         </w:rPr>
-        <w:lastRenderedPageBreak/>
         <w:t>🧮</w:t>
       </w:r>
       <w:r>
@@ -6016,7 +7453,7 @@
     </w:p>
     <w:p>
       <w:pPr>
-        <w:pStyle w:val="Titre1"/>
+        <w:pStyle w:val="Titre2"/>
         <w:rPr>
           <w:rStyle w:val="relative"/>
           <w:lang w:val="en-US"/>
@@ -6236,7 +7673,6 @@
         <w:rPr>
           <w:lang w:val="fr-FR"/>
         </w:rPr>
-        <w:lastRenderedPageBreak/>
         <w:t>Utilisation de projets passés pour entraîner un modèle ML : les fichiers BIM servent d’entrée et les plannings experts comme étiquettes de référence.</w:t>
       </w:r>
     </w:p>
@@ -6476,6 +7912,155 @@
 <file path=word/numbering.xml><?xml version="1.0" encoding="utf-8"?>
 <w:numbering xmlns:wpc="http://schemas.microsoft.com/office/word/2010/wordprocessingCanvas" xmlns:cx="http://schemas.microsoft.com/office/drawing/2014/chartex" xmlns:cx1="http://schemas.microsoft.com/office/drawing/2015/9/8/chartex" xmlns:cx2="http://schemas.microsoft.com/office/drawing/2015/10/21/chartex" xmlns:cx3="http://schemas.microsoft.com/office/drawing/2016/5/9/chartex" xmlns:cx4="http://schemas.microsoft.com/office/drawing/2016/5/10/chartex" xmlns:cx5="http://schemas.microsoft.com/office/drawing/2016/5/11/chartex" xmlns:cx6="http://schemas.microsoft.com/office/drawing/2016/5/12/chartex" xmlns:cx7="http://schemas.microsoft.com/office/drawing/2016/5/13/chartex" xmlns:cx8="http://schemas.microsoft.com/office/drawing/2016/5/14/chartex" xmlns:mc="http://schemas.openxmlformats.org/markup-compatibility/2006" xmlns:aink="http://schemas.microsoft.com/office/drawing/2016/ink" xmlns:am3d="http://schemas.microsoft.com/office/drawing/2017/model3d" xmlns:o="urn:schemas-microsoft-com:office:office" xmlns:oel="http://schemas.microsoft.com/office/2019/extlst" xmlns:r="http://schemas.openxmlformats.org/officeDocument/2006/relationships" xmlns:m="http://schemas.openxmlformats.org/officeDocument/2006/math" xmlns:v="urn:schemas-microsoft-com:vml" xmlns:wp14="http://schemas.microsoft.com/office/word/2010/wordprocessingDrawing" xmlns:wp="http://schemas.openxmlformats.org/drawingml/2006/wordprocessingDrawing" xmlns:w10="urn:schemas-microsoft-com:office:word" xmlns:w="http://schemas.openxmlformats.org/wordprocessingml/2006/main" xmlns:w14="http://schemas.microsoft.com/office/word/2010/wordml" xmlns:w15="http://schemas.microsoft.com/office/word/2012/wordml" xmlns:w16cex="http://schemas.microsoft.com/office/word/2018/wordml/cex" xmlns:w16cid="http://schemas.microsoft.com/office/word/2016/wordml/cid" xmlns:w16="http://schemas.microsoft.com/office/word/2018/wordml" xmlns:w16du="http://schemas.microsoft.com/office/word/2023/wordml/word16du" xmlns:w16sdtdh="http://schemas.microsoft.com/office/word/2020/wordml/sdtdatahash" xmlns:w16sdtfl="http://schemas.microsoft.com/office/word/2024/wordml/sdtformatlock" xmlns:w16se="http://schemas.microsoft.com/office/word/2015/wordml/symex" xmlns:wpg="http://schemas.microsoft.com/office/word/2010/wordprocessingGroup" xmlns:wpi="http://schemas.microsoft.com/office/word/2010/wordprocessingInk" xmlns:wne="http://schemas.microsoft.com/office/word/2006/wordml" xmlns:wps="http://schemas.microsoft.com/office/word/2010/wordprocessingShape" mc:Ignorable="w14 w15 w16se w16cid w16 w16cex w16sdtdh w16sdtfl w16du wp14">
   <w:abstractNum w:abstractNumId="0" w15:restartNumberingAfterBreak="0">
+    <w:nsid w:val="020517B0"/>
+    <w:multiLevelType w:val="multilevel"/>
+    <w:tmpl w:val="FB0A6482"/>
+    <w:lvl w:ilvl="0">
+      <w:start w:val="1"/>
+      <w:numFmt w:val="bullet"/>
+      <w:lvlText w:val=""/>
+      <w:lvlJc w:val="left"/>
+      <w:pPr>
+        <w:tabs>
+          <w:tab w:val="num" w:pos="720"/>
+        </w:tabs>
+        <w:ind w:left="720" w:hanging="360"/>
+      </w:pPr>
+      <w:rPr>
+        <w:rFonts w:ascii="Symbol" w:hAnsi="Symbol" w:hint="default"/>
+        <w:sz w:val="20"/>
+      </w:rPr>
+    </w:lvl>
+    <w:lvl w:ilvl="1" w:tentative="1">
+      <w:start w:val="1"/>
+      <w:numFmt w:val="bullet"/>
+      <w:lvlText w:val="o"/>
+      <w:lvlJc w:val="left"/>
+      <w:pPr>
+        <w:tabs>
+          <w:tab w:val="num" w:pos="1440"/>
+        </w:tabs>
+        <w:ind w:left="1440" w:hanging="360"/>
+      </w:pPr>
+      <w:rPr>
+        <w:rFonts w:ascii="Courier New" w:hAnsi="Courier New" w:hint="default"/>
+        <w:sz w:val="20"/>
+      </w:rPr>
+    </w:lvl>
+    <w:lvl w:ilvl="2" w:tentative="1">
+      <w:start w:val="1"/>
+      <w:numFmt w:val="bullet"/>
+      <w:lvlText w:val=""/>
+      <w:lvlJc w:val="left"/>
+      <w:pPr>
+        <w:tabs>
+          <w:tab w:val="num" w:pos="2160"/>
+        </w:tabs>
+        <w:ind w:left="2160" w:hanging="360"/>
+      </w:pPr>
+      <w:rPr>
+        <w:rFonts w:ascii="Wingdings" w:hAnsi="Wingdings" w:hint="default"/>
+        <w:sz w:val="20"/>
+      </w:rPr>
+    </w:lvl>
+    <w:lvl w:ilvl="3" w:tentative="1">
+      <w:start w:val="1"/>
+      <w:numFmt w:val="bullet"/>
+      <w:lvlText w:val=""/>
+      <w:lvlJc w:val="left"/>
+      <w:pPr>
+        <w:tabs>
+          <w:tab w:val="num" w:pos="2880"/>
+        </w:tabs>
+        <w:ind w:left="2880" w:hanging="360"/>
+      </w:pPr>
+      <w:rPr>
+        <w:rFonts w:ascii="Wingdings" w:hAnsi="Wingdings" w:hint="default"/>
+        <w:sz w:val="20"/>
+      </w:rPr>
+    </w:lvl>
+    <w:lvl w:ilvl="4" w:tentative="1">
+      <w:start w:val="1"/>
+      <w:numFmt w:val="bullet"/>
+      <w:lvlText w:val=""/>
+      <w:lvlJc w:val="left"/>
+      <w:pPr>
+        <w:tabs>
+          <w:tab w:val="num" w:pos="3600"/>
+        </w:tabs>
+        <w:ind w:left="3600" w:hanging="360"/>
+      </w:pPr>
+      <w:rPr>
+        <w:rFonts w:ascii="Wingdings" w:hAnsi="Wingdings" w:hint="default"/>
+        <w:sz w:val="20"/>
+      </w:rPr>
+    </w:lvl>
+    <w:lvl w:ilvl="5" w:tentative="1">
+      <w:start w:val="1"/>
+      <w:numFmt w:val="bullet"/>
+      <w:lvlText w:val=""/>
+      <w:lvlJc w:val="left"/>
+      <w:pPr>
+        <w:tabs>
+          <w:tab w:val="num" w:pos="4320"/>
+        </w:tabs>
+        <w:ind w:left="4320" w:hanging="360"/>
+      </w:pPr>
+      <w:rPr>
+        <w:rFonts w:ascii="Wingdings" w:hAnsi="Wingdings" w:hint="default"/>
+        <w:sz w:val="20"/>
+      </w:rPr>
+    </w:lvl>
+    <w:lvl w:ilvl="6" w:tentative="1">
+      <w:start w:val="1"/>
+      <w:numFmt w:val="bullet"/>
+      <w:lvlText w:val=""/>
+      <w:lvlJc w:val="left"/>
+      <w:pPr>
+        <w:tabs>
+          <w:tab w:val="num" w:pos="5040"/>
+        </w:tabs>
+        <w:ind w:left="5040" w:hanging="360"/>
+      </w:pPr>
+      <w:rPr>
+        <w:rFonts w:ascii="Wingdings" w:hAnsi="Wingdings" w:hint="default"/>
+        <w:sz w:val="20"/>
+      </w:rPr>
+    </w:lvl>
+    <w:lvl w:ilvl="7" w:tentative="1">
+      <w:start w:val="1"/>
+      <w:numFmt w:val="bullet"/>
+      <w:lvlText w:val=""/>
+      <w:lvlJc w:val="left"/>
+      <w:pPr>
+        <w:tabs>
+          <w:tab w:val="num" w:pos="5760"/>
+        </w:tabs>
+        <w:ind w:left="5760" w:hanging="360"/>
+      </w:pPr>
+      <w:rPr>
+        <w:rFonts w:ascii="Wingdings" w:hAnsi="Wingdings" w:hint="default"/>
+        <w:sz w:val="20"/>
+      </w:rPr>
+    </w:lvl>
+    <w:lvl w:ilvl="8" w:tentative="1">
+      <w:start w:val="1"/>
+      <w:numFmt w:val="bullet"/>
+      <w:lvlText w:val=""/>
+      <w:lvlJc w:val="left"/>
+      <w:pPr>
+        <w:tabs>
+          <w:tab w:val="num" w:pos="6480"/>
+        </w:tabs>
+        <w:ind w:left="6480" w:hanging="360"/>
+      </w:pPr>
+      <w:rPr>
+        <w:rFonts w:ascii="Wingdings" w:hAnsi="Wingdings" w:hint="default"/>
+        <w:sz w:val="20"/>
+      </w:rPr>
+    </w:lvl>
+  </w:abstractNum>
+  <w:abstractNum w:abstractNumId="1" w15:restartNumberingAfterBreak="0">
     <w:nsid w:val="12545EC5"/>
     <w:multiLevelType w:val="hybridMultilevel"/>
     <w:tmpl w:val="C674DEE8"/>
@@ -6588,7 +8173,156 @@
       </w:rPr>
     </w:lvl>
   </w:abstractNum>
-  <w:abstractNum w:abstractNumId="1" w15:restartNumberingAfterBreak="0">
+  <w:abstractNum w:abstractNumId="2" w15:restartNumberingAfterBreak="0">
+    <w:nsid w:val="14F371C8"/>
+    <w:multiLevelType w:val="multilevel"/>
+    <w:tmpl w:val="9A0E8AEE"/>
+    <w:lvl w:ilvl="0">
+      <w:start w:val="1"/>
+      <w:numFmt w:val="bullet"/>
+      <w:lvlText w:val=""/>
+      <w:lvlJc w:val="left"/>
+      <w:pPr>
+        <w:tabs>
+          <w:tab w:val="num" w:pos="720"/>
+        </w:tabs>
+        <w:ind w:left="720" w:hanging="360"/>
+      </w:pPr>
+      <w:rPr>
+        <w:rFonts w:ascii="Symbol" w:hAnsi="Symbol" w:hint="default"/>
+        <w:sz w:val="20"/>
+      </w:rPr>
+    </w:lvl>
+    <w:lvl w:ilvl="1" w:tentative="1">
+      <w:start w:val="1"/>
+      <w:numFmt w:val="bullet"/>
+      <w:lvlText w:val="o"/>
+      <w:lvlJc w:val="left"/>
+      <w:pPr>
+        <w:tabs>
+          <w:tab w:val="num" w:pos="1440"/>
+        </w:tabs>
+        <w:ind w:left="1440" w:hanging="360"/>
+      </w:pPr>
+      <w:rPr>
+        <w:rFonts w:ascii="Courier New" w:hAnsi="Courier New" w:hint="default"/>
+        <w:sz w:val="20"/>
+      </w:rPr>
+    </w:lvl>
+    <w:lvl w:ilvl="2" w:tentative="1">
+      <w:start w:val="1"/>
+      <w:numFmt w:val="bullet"/>
+      <w:lvlText w:val=""/>
+      <w:lvlJc w:val="left"/>
+      <w:pPr>
+        <w:tabs>
+          <w:tab w:val="num" w:pos="2160"/>
+        </w:tabs>
+        <w:ind w:left="2160" w:hanging="360"/>
+      </w:pPr>
+      <w:rPr>
+        <w:rFonts w:ascii="Wingdings" w:hAnsi="Wingdings" w:hint="default"/>
+        <w:sz w:val="20"/>
+      </w:rPr>
+    </w:lvl>
+    <w:lvl w:ilvl="3" w:tentative="1">
+      <w:start w:val="1"/>
+      <w:numFmt w:val="bullet"/>
+      <w:lvlText w:val=""/>
+      <w:lvlJc w:val="left"/>
+      <w:pPr>
+        <w:tabs>
+          <w:tab w:val="num" w:pos="2880"/>
+        </w:tabs>
+        <w:ind w:left="2880" w:hanging="360"/>
+      </w:pPr>
+      <w:rPr>
+        <w:rFonts w:ascii="Wingdings" w:hAnsi="Wingdings" w:hint="default"/>
+        <w:sz w:val="20"/>
+      </w:rPr>
+    </w:lvl>
+    <w:lvl w:ilvl="4" w:tentative="1">
+      <w:start w:val="1"/>
+      <w:numFmt w:val="bullet"/>
+      <w:lvlText w:val=""/>
+      <w:lvlJc w:val="left"/>
+      <w:pPr>
+        <w:tabs>
+          <w:tab w:val="num" w:pos="3600"/>
+        </w:tabs>
+        <w:ind w:left="3600" w:hanging="360"/>
+      </w:pPr>
+      <w:rPr>
+        <w:rFonts w:ascii="Wingdings" w:hAnsi="Wingdings" w:hint="default"/>
+        <w:sz w:val="20"/>
+      </w:rPr>
+    </w:lvl>
+    <w:lvl w:ilvl="5" w:tentative="1">
+      <w:start w:val="1"/>
+      <w:numFmt w:val="bullet"/>
+      <w:lvlText w:val=""/>
+      <w:lvlJc w:val="left"/>
+      <w:pPr>
+        <w:tabs>
+          <w:tab w:val="num" w:pos="4320"/>
+        </w:tabs>
+        <w:ind w:left="4320" w:hanging="360"/>
+      </w:pPr>
+      <w:rPr>
+        <w:rFonts w:ascii="Wingdings" w:hAnsi="Wingdings" w:hint="default"/>
+        <w:sz w:val="20"/>
+      </w:rPr>
+    </w:lvl>
+    <w:lvl w:ilvl="6" w:tentative="1">
+      <w:start w:val="1"/>
+      <w:numFmt w:val="bullet"/>
+      <w:lvlText w:val=""/>
+      <w:lvlJc w:val="left"/>
+      <w:pPr>
+        <w:tabs>
+          <w:tab w:val="num" w:pos="5040"/>
+        </w:tabs>
+        <w:ind w:left="5040" w:hanging="360"/>
+      </w:pPr>
+      <w:rPr>
+        <w:rFonts w:ascii="Wingdings" w:hAnsi="Wingdings" w:hint="default"/>
+        <w:sz w:val="20"/>
+      </w:rPr>
+    </w:lvl>
+    <w:lvl w:ilvl="7" w:tentative="1">
+      <w:start w:val="1"/>
+      <w:numFmt w:val="bullet"/>
+      <w:lvlText w:val=""/>
+      <w:lvlJc w:val="left"/>
+      <w:pPr>
+        <w:tabs>
+          <w:tab w:val="num" w:pos="5760"/>
+        </w:tabs>
+        <w:ind w:left="5760" w:hanging="360"/>
+      </w:pPr>
+      <w:rPr>
+        <w:rFonts w:ascii="Wingdings" w:hAnsi="Wingdings" w:hint="default"/>
+        <w:sz w:val="20"/>
+      </w:rPr>
+    </w:lvl>
+    <w:lvl w:ilvl="8" w:tentative="1">
+      <w:start w:val="1"/>
+      <w:numFmt w:val="bullet"/>
+      <w:lvlText w:val=""/>
+      <w:lvlJc w:val="left"/>
+      <w:pPr>
+        <w:tabs>
+          <w:tab w:val="num" w:pos="6480"/>
+        </w:tabs>
+        <w:ind w:left="6480" w:hanging="360"/>
+      </w:pPr>
+      <w:rPr>
+        <w:rFonts w:ascii="Wingdings" w:hAnsi="Wingdings" w:hint="default"/>
+        <w:sz w:val="20"/>
+      </w:rPr>
+    </w:lvl>
+  </w:abstractNum>
+  <w:abstractNum w:abstractNumId="3" w15:restartNumberingAfterBreak="0">
     <w:nsid w:val="1B956826"/>
     <w:multiLevelType w:val="multilevel"/>
     <w:tmpl w:val="A740C0DA"/>
@@ -6733,7 +8467,7 @@
       </w:rPr>
     </w:lvl>
   </w:abstractNum>
-  <w:abstractNum w:abstractNumId="2" w15:restartNumberingAfterBreak="0">
+  <w:abstractNum w:abstractNumId="4" w15:restartNumberingAfterBreak="0">
     <w:nsid w:val="1C8A0770"/>
     <w:multiLevelType w:val="hybridMultilevel"/>
     <w:tmpl w:val="EEE68510"/>
@@ -6846,7 +8580,156 @@
       </w:rPr>
     </w:lvl>
   </w:abstractNum>
-  <w:abstractNum w:abstractNumId="3" w15:restartNumberingAfterBreak="0">
+  <w:abstractNum w:abstractNumId="5" w15:restartNumberingAfterBreak="0">
+    <w:nsid w:val="1D8C36A4"/>
+    <w:multiLevelType w:val="multilevel"/>
+    <w:tmpl w:val="F5844B12"/>
+    <w:lvl w:ilvl="0">
+      <w:start w:val="1"/>
+      <w:numFmt w:val="bullet"/>
+      <w:lvlText w:val=""/>
+      <w:lvlJc w:val="left"/>
+      <w:pPr>
+        <w:tabs>
+          <w:tab w:val="num" w:pos="720"/>
+        </w:tabs>
+        <w:ind w:left="720" w:hanging="360"/>
+      </w:pPr>
+      <w:rPr>
+        <w:rFonts w:ascii="Symbol" w:hAnsi="Symbol" w:hint="default"/>
+        <w:sz w:val="20"/>
+      </w:rPr>
+    </w:lvl>
+    <w:lvl w:ilvl="1" w:tentative="1">
+      <w:start w:val="1"/>
+      <w:numFmt w:val="bullet"/>
+      <w:lvlText w:val="o"/>
+      <w:lvlJc w:val="left"/>
+      <w:pPr>
+        <w:tabs>
+          <w:tab w:val="num" w:pos="1440"/>
+        </w:tabs>
+        <w:ind w:left="1440" w:hanging="360"/>
+      </w:pPr>
+      <w:rPr>
+        <w:rFonts w:ascii="Courier New" w:hAnsi="Courier New" w:hint="default"/>
+        <w:sz w:val="20"/>
+      </w:rPr>
+    </w:lvl>
+    <w:lvl w:ilvl="2" w:tentative="1">
+      <w:start w:val="1"/>
+      <w:numFmt w:val="bullet"/>
+      <w:lvlText w:val=""/>
+      <w:lvlJc w:val="left"/>
+      <w:pPr>
+        <w:tabs>
+          <w:tab w:val="num" w:pos="2160"/>
+        </w:tabs>
+        <w:ind w:left="2160" w:hanging="360"/>
+      </w:pPr>
+      <w:rPr>
+        <w:rFonts w:ascii="Wingdings" w:hAnsi="Wingdings" w:hint="default"/>
+        <w:sz w:val="20"/>
+      </w:rPr>
+    </w:lvl>
+    <w:lvl w:ilvl="3" w:tentative="1">
+      <w:start w:val="1"/>
+      <w:numFmt w:val="bullet"/>
+      <w:lvlText w:val=""/>
+      <w:lvlJc w:val="left"/>
+      <w:pPr>
+        <w:tabs>
+          <w:tab w:val="num" w:pos="2880"/>
+        </w:tabs>
+        <w:ind w:left="2880" w:hanging="360"/>
+      </w:pPr>
+      <w:rPr>
+        <w:rFonts w:ascii="Wingdings" w:hAnsi="Wingdings" w:hint="default"/>
+        <w:sz w:val="20"/>
+      </w:rPr>
+    </w:lvl>
+    <w:lvl w:ilvl="4" w:tentative="1">
+      <w:start w:val="1"/>
+      <w:numFmt w:val="bullet"/>
+      <w:lvlText w:val=""/>
+      <w:lvlJc w:val="left"/>
+      <w:pPr>
+        <w:tabs>
+          <w:tab w:val="num" w:pos="3600"/>
+        </w:tabs>
+        <w:ind w:left="3600" w:hanging="360"/>
+      </w:pPr>
+      <w:rPr>
+        <w:rFonts w:ascii="Wingdings" w:hAnsi="Wingdings" w:hint="default"/>
+        <w:sz w:val="20"/>
+      </w:rPr>
+    </w:lvl>
+    <w:lvl w:ilvl="5" w:tentative="1">
+      <w:start w:val="1"/>
+      <w:numFmt w:val="bullet"/>
+      <w:lvlText w:val=""/>
+      <w:lvlJc w:val="left"/>
+      <w:pPr>
+        <w:tabs>
+          <w:tab w:val="num" w:pos="4320"/>
+        </w:tabs>
+        <w:ind w:left="4320" w:hanging="360"/>
+      </w:pPr>
+      <w:rPr>
+        <w:rFonts w:ascii="Wingdings" w:hAnsi="Wingdings" w:hint="default"/>
+        <w:sz w:val="20"/>
+      </w:rPr>
+    </w:lvl>
+    <w:lvl w:ilvl="6" w:tentative="1">
+      <w:start w:val="1"/>
+      <w:numFmt w:val="bullet"/>
+      <w:lvlText w:val=""/>
+      <w:lvlJc w:val="left"/>
+      <w:pPr>
+        <w:tabs>
+          <w:tab w:val="num" w:pos="5040"/>
+        </w:tabs>
+        <w:ind w:left="5040" w:hanging="360"/>
+      </w:pPr>
+      <w:rPr>
+        <w:rFonts w:ascii="Wingdings" w:hAnsi="Wingdings" w:hint="default"/>
+        <w:sz w:val="20"/>
+      </w:rPr>
+    </w:lvl>
+    <w:lvl w:ilvl="7" w:tentative="1">
+      <w:start w:val="1"/>
+      <w:numFmt w:val="bullet"/>
+      <w:lvlText w:val=""/>
+      <w:lvlJc w:val="left"/>
+      <w:pPr>
+        <w:tabs>
+          <w:tab w:val="num" w:pos="5760"/>
+        </w:tabs>
+        <w:ind w:left="5760" w:hanging="360"/>
+      </w:pPr>
+      <w:rPr>
+        <w:rFonts w:ascii="Wingdings" w:hAnsi="Wingdings" w:hint="default"/>
+        <w:sz w:val="20"/>
+      </w:rPr>
+    </w:lvl>
+    <w:lvl w:ilvl="8" w:tentative="1">
+      <w:start w:val="1"/>
+      <w:numFmt w:val="bullet"/>
+      <w:lvlText w:val=""/>
+      <w:lvlJc w:val="left"/>
+      <w:pPr>
+        <w:tabs>
+          <w:tab w:val="num" w:pos="6480"/>
+        </w:tabs>
+        <w:ind w:left="6480" w:hanging="360"/>
+      </w:pPr>
+      <w:rPr>
+        <w:rFonts w:ascii="Wingdings" w:hAnsi="Wingdings" w:hint="default"/>
+        <w:sz w:val="20"/>
+      </w:rPr>
+    </w:lvl>
+  </w:abstractNum>
+  <w:abstractNum w:abstractNumId="6" w15:restartNumberingAfterBreak="0">
     <w:nsid w:val="1FF3691E"/>
     <w:multiLevelType w:val="multilevel"/>
     <w:tmpl w:val="EF6A69C2"/>
@@ -6995,7 +8878,7 @@
       </w:rPr>
     </w:lvl>
   </w:abstractNum>
-  <w:abstractNum w:abstractNumId="4" w15:restartNumberingAfterBreak="0">
+  <w:abstractNum w:abstractNumId="7" w15:restartNumberingAfterBreak="0">
     <w:nsid w:val="234E2E01"/>
     <w:multiLevelType w:val="multilevel"/>
     <w:tmpl w:val="0F3CC720"/>
@@ -7144,7 +9027,7 @@
       </w:rPr>
     </w:lvl>
   </w:abstractNum>
-  <w:abstractNum w:abstractNumId="5" w15:restartNumberingAfterBreak="0">
+  <w:abstractNum w:abstractNumId="8" w15:restartNumberingAfterBreak="0">
     <w:nsid w:val="29CA5529"/>
     <w:multiLevelType w:val="hybridMultilevel"/>
     <w:tmpl w:val="A016D80E"/>
@@ -7257,7 +9140,7 @@
       </w:rPr>
     </w:lvl>
   </w:abstractNum>
-  <w:abstractNum w:abstractNumId="6" w15:restartNumberingAfterBreak="0">
+  <w:abstractNum w:abstractNumId="9" w15:restartNumberingAfterBreak="0">
     <w:nsid w:val="32B57E4C"/>
     <w:multiLevelType w:val="hybridMultilevel"/>
     <w:tmpl w:val="10AE5A52"/>
@@ -7370,7 +9253,210 @@
       </w:rPr>
     </w:lvl>
   </w:abstractNum>
-  <w:abstractNum w:abstractNumId="7" w15:restartNumberingAfterBreak="0">
+  <w:abstractNum w:abstractNumId="10" w15:restartNumberingAfterBreak="0">
+    <w:nsid w:val="35A0741C"/>
+    <w:multiLevelType w:val="multilevel"/>
+    <w:tmpl w:val="60B8E9C6"/>
+    <w:lvl w:ilvl="0">
+      <w:start w:val="1"/>
+      <w:numFmt w:val="decimal"/>
+      <w:lvlText w:val="%1."/>
+      <w:lvlJc w:val="left"/>
+      <w:pPr>
+        <w:tabs>
+          <w:tab w:val="num" w:pos="720"/>
+        </w:tabs>
+        <w:ind w:left="720" w:hanging="360"/>
+      </w:pPr>
+    </w:lvl>
+    <w:lvl w:ilvl="1">
+      <w:start w:val="1"/>
+      <w:numFmt w:val="bullet"/>
+      <w:lvlText w:val="o"/>
+      <w:lvlJc w:val="left"/>
+      <w:pPr>
+        <w:tabs>
+          <w:tab w:val="num" w:pos="1440"/>
+        </w:tabs>
+        <w:ind w:left="1440" w:hanging="360"/>
+      </w:pPr>
+      <w:rPr>
+        <w:rFonts w:ascii="Courier New" w:hAnsi="Courier New" w:hint="default"/>
+        <w:sz w:val="20"/>
+      </w:rPr>
+    </w:lvl>
+    <w:lvl w:ilvl="2" w:tentative="1">
+      <w:start w:val="1"/>
+      <w:numFmt w:val="decimal"/>
+      <w:lvlText w:val="%3."/>
+      <w:lvlJc w:val="left"/>
+      <w:pPr>
+        <w:tabs>
+          <w:tab w:val="num" w:pos="2160"/>
+        </w:tabs>
+        <w:ind w:left="2160" w:hanging="360"/>
+      </w:pPr>
+    </w:lvl>
+    <w:lvl w:ilvl="3" w:tentative="1">
+      <w:start w:val="1"/>
+      <w:numFmt w:val="decimal"/>
+      <w:lvlText w:val="%4."/>
+      <w:lvlJc w:val="left"/>
+      <w:pPr>
+        <w:tabs>
+          <w:tab w:val="num" w:pos="2880"/>
+        </w:tabs>
+        <w:ind w:left="2880" w:hanging="360"/>
+      </w:pPr>
+    </w:lvl>
+    <w:lvl w:ilvl="4" w:tentative="1">
+      <w:start w:val="1"/>
+      <w:numFmt w:val="decimal"/>
+      <w:lvlText w:val="%5."/>
+      <w:lvlJc w:val="left"/>
+      <w:pPr>
+        <w:tabs>
+          <w:tab w:val="num" w:pos="3600"/>
+        </w:tabs>
+        <w:ind w:left="3600" w:hanging="360"/>
+      </w:pPr>
+    </w:lvl>
+    <w:lvl w:ilvl="5" w:tentative="1">
+      <w:start w:val="1"/>
+      <w:numFmt w:val="decimal"/>
+      <w:lvlText w:val="%6."/>
+      <w:lvlJc w:val="left"/>
+      <w:pPr>
+        <w:tabs>
+          <w:tab w:val="num" w:pos="4320"/>
+        </w:tabs>
+        <w:ind w:left="4320" w:hanging="360"/>
+      </w:pPr>
+    </w:lvl>
+    <w:lvl w:ilvl="6" w:tentative="1">
+      <w:start w:val="1"/>
+      <w:numFmt w:val="decimal"/>
+      <w:lvlText w:val="%7."/>
+      <w:lvlJc w:val="left"/>
+      <w:pPr>
+        <w:tabs>
+          <w:tab w:val="num" w:pos="5040"/>
+        </w:tabs>
+        <w:ind w:left="5040" w:hanging="360"/>
+      </w:pPr>
+    </w:lvl>
+    <w:lvl w:ilvl="7" w:tentative="1">
+      <w:start w:val="1"/>
+      <w:numFmt w:val="decimal"/>
+      <w:lvlText w:val="%8."/>
+      <w:lvlJc w:val="left"/>
+      <w:pPr>
+        <w:tabs>
+          <w:tab w:val="num" w:pos="5760"/>
+        </w:tabs>
+        <w:ind w:left="5760" w:hanging="360"/>
+      </w:pPr>
+    </w:lvl>
+    <w:lvl w:ilvl="8" w:tentative="1">
+      <w:start w:val="1"/>
+      <w:numFmt w:val="decimal"/>
+      <w:lvlText w:val="%9."/>
+      <w:lvlJc w:val="left"/>
+      <w:pPr>
+        <w:tabs>
+          <w:tab w:val="num" w:pos="6480"/>
+        </w:tabs>
+        <w:ind w:left="6480" w:hanging="360"/>
+      </w:pPr>
+    </w:lvl>
+  </w:abstractNum>
+  <w:abstractNum w:abstractNumId="11" w15:restartNumberingAfterBreak="0">
+    <w:nsid w:val="383C26D8"/>
+    <w:multiLevelType w:val="hybridMultilevel"/>
+    <w:tmpl w:val="EA7AD68A"/>
+    <w:lvl w:ilvl="0" w:tplc="2C0A000F">
+      <w:start w:val="1"/>
+      <w:numFmt w:val="decimal"/>
+      <w:lvlText w:val="%1."/>
+      <w:lvlJc w:val="left"/>
+      <w:pPr>
+        <w:ind w:left="720" w:hanging="360"/>
+      </w:pPr>
+    </w:lvl>
+    <w:lvl w:ilvl="1" w:tplc="2C0A0019" w:tentative="1">
+      <w:start w:val="1"/>
+      <w:numFmt w:val="lowerLetter"/>
+      <w:lvlText w:val="%2."/>
+      <w:lvlJc w:val="left"/>
+      <w:pPr>
+        <w:ind w:left="1440" w:hanging="360"/>
+      </w:pPr>
+    </w:lvl>
+    <w:lvl w:ilvl="2" w:tplc="2C0A001B" w:tentative="1">
+      <w:start w:val="1"/>
+      <w:numFmt w:val="lowerRoman"/>
+      <w:lvlText w:val="%3."/>
+      <w:lvlJc w:val="right"/>
+      <w:pPr>
+        <w:ind w:left="2160" w:hanging="180"/>
+      </w:pPr>
+    </w:lvl>
+    <w:lvl w:ilvl="3" w:tplc="2C0A000F" w:tentative="1">
+      <w:start w:val="1"/>
+      <w:numFmt w:val="decimal"/>
+      <w:lvlText w:val="%4."/>
+      <w:lvlJc w:val="left"/>
+      <w:pPr>
+        <w:ind w:left="2880" w:hanging="360"/>
+      </w:pPr>
+    </w:lvl>
+    <w:lvl w:ilvl="4" w:tplc="2C0A0019" w:tentative="1">
+      <w:start w:val="1"/>
+      <w:numFmt w:val="lowerLetter"/>
+      <w:lvlText w:val="%5."/>
+      <w:lvlJc w:val="left"/>
+      <w:pPr>
+        <w:ind w:left="3600" w:hanging="360"/>
+      </w:pPr>
+    </w:lvl>
+    <w:lvl w:ilvl="5" w:tplc="2C0A001B" w:tentative="1">
+      <w:start w:val="1"/>
+      <w:numFmt w:val="lowerRoman"/>
+      <w:lvlText w:val="%6."/>
+      <w:lvlJc w:val="right"/>
+      <w:pPr>
+        <w:ind w:left="4320" w:hanging="180"/>
+      </w:pPr>
+    </w:lvl>
+    <w:lvl w:ilvl="6" w:tplc="2C0A000F" w:tentative="1">
+      <w:start w:val="1"/>
+      <w:numFmt w:val="decimal"/>
+      <w:lvlText w:val="%7."/>
+      <w:lvlJc w:val="left"/>
+      <w:pPr>
+        <w:ind w:left="5040" w:hanging="360"/>
+      </w:pPr>
+    </w:lvl>
+    <w:lvl w:ilvl="7" w:tplc="2C0A0019" w:tentative="1">
+      <w:start w:val="1"/>
+      <w:numFmt w:val="lowerLetter"/>
+      <w:lvlText w:val="%8."/>
+      <w:lvlJc w:val="left"/>
+      <w:pPr>
+        <w:ind w:left="5760" w:hanging="360"/>
+      </w:pPr>
+    </w:lvl>
+    <w:lvl w:ilvl="8" w:tplc="2C0A001B" w:tentative="1">
+      <w:start w:val="1"/>
+      <w:numFmt w:val="lowerRoman"/>
+      <w:lvlText w:val="%9."/>
+      <w:lvlJc w:val="right"/>
+      <w:pPr>
+        <w:ind w:left="6480" w:hanging="180"/>
+      </w:pPr>
+    </w:lvl>
+  </w:abstractNum>
+  <w:abstractNum w:abstractNumId="12" w15:restartNumberingAfterBreak="0">
     <w:nsid w:val="3D7A3946"/>
     <w:multiLevelType w:val="hybridMultilevel"/>
     <w:tmpl w:val="761A26C6"/>
@@ -7483,7 +9569,7 @@
       </w:rPr>
     </w:lvl>
   </w:abstractNum>
-  <w:abstractNum w:abstractNumId="8" w15:restartNumberingAfterBreak="0">
+  <w:abstractNum w:abstractNumId="13" w15:restartNumberingAfterBreak="0">
     <w:nsid w:val="43EB5031"/>
     <w:multiLevelType w:val="hybridMultilevel"/>
     <w:tmpl w:val="ACDCFF82"/>
@@ -7596,10 +9682,159 @@
       </w:rPr>
     </w:lvl>
   </w:abstractNum>
-  <w:abstractNum w:abstractNumId="9" w15:restartNumberingAfterBreak="0">
+  <w:abstractNum w:abstractNumId="14" w15:restartNumberingAfterBreak="0">
+    <w:nsid w:val="48D43EC1"/>
+    <w:multiLevelType w:val="multilevel"/>
+    <w:tmpl w:val="8C6C79DC"/>
+    <w:lvl w:ilvl="0">
+      <w:start w:val="1"/>
+      <w:numFmt w:val="bullet"/>
+      <w:lvlText w:val=""/>
+      <w:lvlJc w:val="left"/>
+      <w:pPr>
+        <w:tabs>
+          <w:tab w:val="num" w:pos="720"/>
+        </w:tabs>
+        <w:ind w:left="720" w:hanging="360"/>
+      </w:pPr>
+      <w:rPr>
+        <w:rFonts w:ascii="Symbol" w:hAnsi="Symbol" w:hint="default"/>
+        <w:sz w:val="20"/>
+      </w:rPr>
+    </w:lvl>
+    <w:lvl w:ilvl="1">
+      <w:start w:val="1"/>
+      <w:numFmt w:val="bullet"/>
+      <w:lvlText w:val="o"/>
+      <w:lvlJc w:val="left"/>
+      <w:pPr>
+        <w:tabs>
+          <w:tab w:val="num" w:pos="1440"/>
+        </w:tabs>
+        <w:ind w:left="1440" w:hanging="360"/>
+      </w:pPr>
+      <w:rPr>
+        <w:rFonts w:ascii="Courier New" w:hAnsi="Courier New" w:hint="default"/>
+        <w:sz w:val="20"/>
+      </w:rPr>
+    </w:lvl>
+    <w:lvl w:ilvl="2" w:tentative="1">
+      <w:start w:val="1"/>
+      <w:numFmt w:val="bullet"/>
+      <w:lvlText w:val=""/>
+      <w:lvlJc w:val="left"/>
+      <w:pPr>
+        <w:tabs>
+          <w:tab w:val="num" w:pos="2160"/>
+        </w:tabs>
+        <w:ind w:left="2160" w:hanging="360"/>
+      </w:pPr>
+      <w:rPr>
+        <w:rFonts w:ascii="Wingdings" w:hAnsi="Wingdings" w:hint="default"/>
+        <w:sz w:val="20"/>
+      </w:rPr>
+    </w:lvl>
+    <w:lvl w:ilvl="3" w:tentative="1">
+      <w:start w:val="1"/>
+      <w:numFmt w:val="bullet"/>
+      <w:lvlText w:val=""/>
+      <w:lvlJc w:val="left"/>
+      <w:pPr>
+        <w:tabs>
+          <w:tab w:val="num" w:pos="2880"/>
+        </w:tabs>
+        <w:ind w:left="2880" w:hanging="360"/>
+      </w:pPr>
+      <w:rPr>
+        <w:rFonts w:ascii="Wingdings" w:hAnsi="Wingdings" w:hint="default"/>
+        <w:sz w:val="20"/>
+      </w:rPr>
+    </w:lvl>
+    <w:lvl w:ilvl="4" w:tentative="1">
+      <w:start w:val="1"/>
+      <w:numFmt w:val="bullet"/>
+      <w:lvlText w:val=""/>
+      <w:lvlJc w:val="left"/>
+      <w:pPr>
+        <w:tabs>
+          <w:tab w:val="num" w:pos="3600"/>
+        </w:tabs>
+        <w:ind w:left="3600" w:hanging="360"/>
+      </w:pPr>
+      <w:rPr>
+        <w:rFonts w:ascii="Wingdings" w:hAnsi="Wingdings" w:hint="default"/>
+        <w:sz w:val="20"/>
+      </w:rPr>
+    </w:lvl>
+    <w:lvl w:ilvl="5" w:tentative="1">
+      <w:start w:val="1"/>
+      <w:numFmt w:val="bullet"/>
+      <w:lvlText w:val=""/>
+      <w:lvlJc w:val="left"/>
+      <w:pPr>
+        <w:tabs>
+          <w:tab w:val="num" w:pos="4320"/>
+        </w:tabs>
+        <w:ind w:left="4320" w:hanging="360"/>
+      </w:pPr>
+      <w:rPr>
+        <w:rFonts w:ascii="Wingdings" w:hAnsi="Wingdings" w:hint="default"/>
+        <w:sz w:val="20"/>
+      </w:rPr>
+    </w:lvl>
+    <w:lvl w:ilvl="6" w:tentative="1">
+      <w:start w:val="1"/>
+      <w:numFmt w:val="bullet"/>
+      <w:lvlText w:val=""/>
+      <w:lvlJc w:val="left"/>
+      <w:pPr>
+        <w:tabs>
+          <w:tab w:val="num" w:pos="5040"/>
+        </w:tabs>
+        <w:ind w:left="5040" w:hanging="360"/>
+      </w:pPr>
+      <w:rPr>
+        <w:rFonts w:ascii="Wingdings" w:hAnsi="Wingdings" w:hint="default"/>
+        <w:sz w:val="20"/>
+      </w:rPr>
+    </w:lvl>
+    <w:lvl w:ilvl="7" w:tentative="1">
+      <w:start w:val="1"/>
+      <w:numFmt w:val="bullet"/>
+      <w:lvlText w:val=""/>
+      <w:lvlJc w:val="left"/>
+      <w:pPr>
+        <w:tabs>
+          <w:tab w:val="num" w:pos="5760"/>
+        </w:tabs>
+        <w:ind w:left="5760" w:hanging="360"/>
+      </w:pPr>
+      <w:rPr>
+        <w:rFonts w:ascii="Wingdings" w:hAnsi="Wingdings" w:hint="default"/>
+        <w:sz w:val="20"/>
+      </w:rPr>
+    </w:lvl>
+    <w:lvl w:ilvl="8" w:tentative="1">
+      <w:start w:val="1"/>
+      <w:numFmt w:val="bullet"/>
+      <w:lvlText w:val=""/>
+      <w:lvlJc w:val="left"/>
+      <w:pPr>
+        <w:tabs>
+          <w:tab w:val="num" w:pos="6480"/>
+        </w:tabs>
+        <w:ind w:left="6480" w:hanging="360"/>
+      </w:pPr>
+      <w:rPr>
+        <w:rFonts w:ascii="Wingdings" w:hAnsi="Wingdings" w:hint="default"/>
+        <w:sz w:val="20"/>
+      </w:rPr>
+    </w:lvl>
+  </w:abstractNum>
+  <w:abstractNum w:abstractNumId="15" w15:restartNumberingAfterBreak="0">
     <w:nsid w:val="4A707A12"/>
     <w:multiLevelType w:val="multilevel"/>
-    <w:tmpl w:val="A82C5032"/>
+    <w:tmpl w:val="1FF6885E"/>
     <w:lvl w:ilvl="0">
       <w:start w:val="1"/>
       <w:numFmt w:val="bullet"/>
@@ -7632,20 +9867,16 @@
         <w:sz w:val="20"/>
       </w:rPr>
     </w:lvl>
-    <w:lvl w:ilvl="2" w:tentative="1">
-      <w:start w:val="1"/>
-      <w:numFmt w:val="bullet"/>
-      <w:lvlText w:val=""/>
-      <w:lvlJc w:val="left"/>
-      <w:pPr>
-        <w:tabs>
-          <w:tab w:val="num" w:pos="2160"/>
-        </w:tabs>
-        <w:ind w:left="2160" w:hanging="360"/>
-      </w:pPr>
-      <w:rPr>
-        <w:rFonts w:ascii="Wingdings" w:hAnsi="Wingdings" w:hint="default"/>
-        <w:sz w:val="20"/>
+    <w:lvl w:ilvl="2">
+      <w:start w:val="1"/>
+      <w:numFmt w:val="decimal"/>
+      <w:lvlText w:val="%3."/>
+      <w:lvlJc w:val="left"/>
+      <w:pPr>
+        <w:ind w:left="2205" w:hanging="405"/>
+      </w:pPr>
+      <w:rPr>
+        <w:rFonts w:hint="default"/>
       </w:rPr>
     </w:lvl>
     <w:lvl w:ilvl="3" w:tentative="1">
@@ -7745,7 +9976,7 @@
       </w:rPr>
     </w:lvl>
   </w:abstractNum>
-  <w:abstractNum w:abstractNumId="10" w15:restartNumberingAfterBreak="0">
+  <w:abstractNum w:abstractNumId="16" w15:restartNumberingAfterBreak="0">
     <w:nsid w:val="51753D3E"/>
     <w:multiLevelType w:val="hybridMultilevel"/>
     <w:tmpl w:val="47D0796C"/>
@@ -7858,7 +10089,7 @@
       </w:rPr>
     </w:lvl>
   </w:abstractNum>
-  <w:abstractNum w:abstractNumId="11" w15:restartNumberingAfterBreak="0">
+  <w:abstractNum w:abstractNumId="17" w15:restartNumberingAfterBreak="0">
     <w:nsid w:val="557B0ABA"/>
     <w:multiLevelType w:val="multilevel"/>
     <w:tmpl w:val="5F1E7052"/>
@@ -8007,7 +10238,7 @@
       </w:rPr>
     </w:lvl>
   </w:abstractNum>
-  <w:abstractNum w:abstractNumId="12" w15:restartNumberingAfterBreak="0">
+  <w:abstractNum w:abstractNumId="18" w15:restartNumberingAfterBreak="0">
     <w:nsid w:val="55C1108F"/>
     <w:multiLevelType w:val="multilevel"/>
     <w:tmpl w:val="C994E0E8"/>
@@ -8156,7 +10387,7 @@
       </w:rPr>
     </w:lvl>
   </w:abstractNum>
-  <w:abstractNum w:abstractNumId="13" w15:restartNumberingAfterBreak="0">
+  <w:abstractNum w:abstractNumId="19" w15:restartNumberingAfterBreak="0">
     <w:nsid w:val="560D74F0"/>
     <w:multiLevelType w:val="multilevel"/>
     <w:tmpl w:val="C538A47C"/>
@@ -8305,7 +10536,7 @@
       </w:rPr>
     </w:lvl>
   </w:abstractNum>
-  <w:abstractNum w:abstractNumId="14" w15:restartNumberingAfterBreak="0">
+  <w:abstractNum w:abstractNumId="20" w15:restartNumberingAfterBreak="0">
     <w:nsid w:val="59AC5597"/>
     <w:multiLevelType w:val="multilevel"/>
     <w:tmpl w:val="80E0B8BC"/>
@@ -8454,7 +10685,93 @@
       </w:rPr>
     </w:lvl>
   </w:abstractNum>
-  <w:abstractNum w:abstractNumId="15" w15:restartNumberingAfterBreak="0">
+  <w:abstractNum w:abstractNumId="21" w15:restartNumberingAfterBreak="0">
+    <w:nsid w:val="5A110B36"/>
+    <w:multiLevelType w:val="hybridMultilevel"/>
+    <w:tmpl w:val="A98AA782"/>
+    <w:lvl w:ilvl="0" w:tplc="2C0A000F">
+      <w:start w:val="1"/>
+      <w:numFmt w:val="decimal"/>
+      <w:lvlText w:val="%1."/>
+      <w:lvlJc w:val="left"/>
+      <w:pPr>
+        <w:ind w:left="720" w:hanging="360"/>
+      </w:pPr>
+    </w:lvl>
+    <w:lvl w:ilvl="1" w:tplc="2C0A0019" w:tentative="1">
+      <w:start w:val="1"/>
+      <w:numFmt w:val="lowerLetter"/>
+      <w:lvlText w:val="%2."/>
+      <w:lvlJc w:val="left"/>
+      <w:pPr>
+        <w:ind w:left="1440" w:hanging="360"/>
+      </w:pPr>
+    </w:lvl>
+    <w:lvl w:ilvl="2" w:tplc="2C0A001B" w:tentative="1">
+      <w:start w:val="1"/>
+      <w:numFmt w:val="lowerRoman"/>
+      <w:lvlText w:val="%3."/>
+      <w:lvlJc w:val="right"/>
+      <w:pPr>
+        <w:ind w:left="2160" w:hanging="180"/>
+      </w:pPr>
+    </w:lvl>
+    <w:lvl w:ilvl="3" w:tplc="2C0A000F" w:tentative="1">
+      <w:start w:val="1"/>
+      <w:numFmt w:val="decimal"/>
+      <w:lvlText w:val="%4."/>
+      <w:lvlJc w:val="left"/>
+      <w:pPr>
+        <w:ind w:left="2880" w:hanging="360"/>
+      </w:pPr>
+    </w:lvl>
+    <w:lvl w:ilvl="4" w:tplc="2C0A0019" w:tentative="1">
+      <w:start w:val="1"/>
+      <w:numFmt w:val="lowerLetter"/>
+      <w:lvlText w:val="%5."/>
+      <w:lvlJc w:val="left"/>
+      <w:pPr>
+        <w:ind w:left="3600" w:hanging="360"/>
+      </w:pPr>
+    </w:lvl>
+    <w:lvl w:ilvl="5" w:tplc="2C0A001B" w:tentative="1">
+      <w:start w:val="1"/>
+      <w:numFmt w:val="lowerRoman"/>
+      <w:lvlText w:val="%6."/>
+      <w:lvlJc w:val="right"/>
+      <w:pPr>
+        <w:ind w:left="4320" w:hanging="180"/>
+      </w:pPr>
+    </w:lvl>
+    <w:lvl w:ilvl="6" w:tplc="2C0A000F" w:tentative="1">
+      <w:start w:val="1"/>
+      <w:numFmt w:val="decimal"/>
+      <w:lvlText w:val="%7."/>
+      <w:lvlJc w:val="left"/>
+      <w:pPr>
+        <w:ind w:left="5040" w:hanging="360"/>
+      </w:pPr>
+    </w:lvl>
+    <w:lvl w:ilvl="7" w:tplc="2C0A0019" w:tentative="1">
+      <w:start w:val="1"/>
+      <w:numFmt w:val="lowerLetter"/>
+      <w:lvlText w:val="%8."/>
+      <w:lvlJc w:val="left"/>
+      <w:pPr>
+        <w:ind w:left="5760" w:hanging="360"/>
+      </w:pPr>
+    </w:lvl>
+    <w:lvl w:ilvl="8" w:tplc="2C0A001B" w:tentative="1">
+      <w:start w:val="1"/>
+      <w:numFmt w:val="lowerRoman"/>
+      <w:lvlText w:val="%9."/>
+      <w:lvlJc w:val="right"/>
+      <w:pPr>
+        <w:ind w:left="6480" w:hanging="180"/>
+      </w:pPr>
+    </w:lvl>
+  </w:abstractNum>
+  <w:abstractNum w:abstractNumId="22" w15:restartNumberingAfterBreak="0">
     <w:nsid w:val="5A2346D6"/>
     <w:multiLevelType w:val="multilevel"/>
     <w:tmpl w:val="74708842"/>
@@ -8567,7 +10884,7 @@
       </w:pPr>
     </w:lvl>
   </w:abstractNum>
-  <w:abstractNum w:abstractNumId="16" w15:restartNumberingAfterBreak="0">
+  <w:abstractNum w:abstractNumId="23" w15:restartNumberingAfterBreak="0">
     <w:nsid w:val="5ED1513F"/>
     <w:multiLevelType w:val="multilevel"/>
     <w:tmpl w:val="A82C5032"/>
@@ -8716,7 +11033,7 @@
       </w:rPr>
     </w:lvl>
   </w:abstractNum>
-  <w:abstractNum w:abstractNumId="17" w15:restartNumberingAfterBreak="0">
+  <w:abstractNum w:abstractNumId="24" w15:restartNumberingAfterBreak="0">
     <w:nsid w:val="62E822E9"/>
     <w:multiLevelType w:val="multilevel"/>
     <w:tmpl w:val="E5B4D414"/>
@@ -8865,7 +11182,7 @@
       </w:rPr>
     </w:lvl>
   </w:abstractNum>
-  <w:abstractNum w:abstractNumId="18" w15:restartNumberingAfterBreak="0">
+  <w:abstractNum w:abstractNumId="25" w15:restartNumberingAfterBreak="0">
     <w:nsid w:val="6B1015FC"/>
     <w:multiLevelType w:val="multilevel"/>
     <w:tmpl w:val="1A220AAA"/>
@@ -9014,7 +11331,7 @@
       </w:rPr>
     </w:lvl>
   </w:abstractNum>
-  <w:abstractNum w:abstractNumId="19" w15:restartNumberingAfterBreak="0">
+  <w:abstractNum w:abstractNumId="26" w15:restartNumberingAfterBreak="0">
     <w:nsid w:val="6DA94012"/>
     <w:multiLevelType w:val="multilevel"/>
     <w:tmpl w:val="817C0A9E"/>
@@ -9163,10 +11480,10 @@
       </w:rPr>
     </w:lvl>
   </w:abstractNum>
-  <w:abstractNum w:abstractNumId="20" w15:restartNumberingAfterBreak="0">
+  <w:abstractNum w:abstractNumId="27" w15:restartNumberingAfterBreak="0">
     <w:nsid w:val="6DDE3B8E"/>
     <w:multiLevelType w:val="multilevel"/>
-    <w:tmpl w:val="C8282942"/>
+    <w:tmpl w:val="85405064"/>
     <w:lvl w:ilvl="0">
       <w:start w:val="1"/>
       <w:numFmt w:val="bullet"/>
@@ -9199,20 +11516,16 @@
         <w:sz w:val="20"/>
       </w:rPr>
     </w:lvl>
-    <w:lvl w:ilvl="2" w:tentative="1">
-      <w:start w:val="1"/>
-      <w:numFmt w:val="bullet"/>
-      <w:lvlText w:val=""/>
-      <w:lvlJc w:val="left"/>
-      <w:pPr>
-        <w:tabs>
-          <w:tab w:val="num" w:pos="2160"/>
-        </w:tabs>
-        <w:ind w:left="2160" w:hanging="360"/>
-      </w:pPr>
-      <w:rPr>
-        <w:rFonts w:ascii="Wingdings" w:hAnsi="Wingdings" w:hint="default"/>
-        <w:sz w:val="20"/>
+    <w:lvl w:ilvl="2">
+      <w:start w:val="1"/>
+      <w:numFmt w:val="decimal"/>
+      <w:lvlText w:val="%3."/>
+      <w:lvlJc w:val="left"/>
+      <w:pPr>
+        <w:ind w:left="2205" w:hanging="405"/>
+      </w:pPr>
+      <w:rPr>
+        <w:rFonts w:hint="default"/>
       </w:rPr>
     </w:lvl>
     <w:lvl w:ilvl="3" w:tentative="1">
@@ -9312,7 +11625,7 @@
       </w:rPr>
     </w:lvl>
   </w:abstractNum>
-  <w:abstractNum w:abstractNumId="21" w15:restartNumberingAfterBreak="0">
+  <w:abstractNum w:abstractNumId="28" w15:restartNumberingAfterBreak="0">
     <w:nsid w:val="70930B2E"/>
     <w:multiLevelType w:val="multilevel"/>
     <w:tmpl w:val="1276813C"/>
@@ -9461,7 +11774,7 @@
       </w:rPr>
     </w:lvl>
   </w:abstractNum>
-  <w:abstractNum w:abstractNumId="22" w15:restartNumberingAfterBreak="0">
+  <w:abstractNum w:abstractNumId="29" w15:restartNumberingAfterBreak="0">
     <w:nsid w:val="78C44D03"/>
     <w:multiLevelType w:val="multilevel"/>
     <w:tmpl w:val="6A802450"/>
@@ -9610,7 +11923,7 @@
       </w:rPr>
     </w:lvl>
   </w:abstractNum>
-  <w:abstractNum w:abstractNumId="23" w15:restartNumberingAfterBreak="0">
+  <w:abstractNum w:abstractNumId="30" w15:restartNumberingAfterBreak="0">
     <w:nsid w:val="7CEB26BB"/>
     <w:multiLevelType w:val="hybridMultilevel"/>
     <w:tmpl w:val="2CB69DEE"/>
@@ -9700,64 +12013,64 @@
     </w:lvl>
   </w:abstractNum>
   <w:num w:numId="1" w16cid:durableId="1568956149">
+    <w:abstractNumId w:val="30"/>
+  </w:num>
+  <w:num w:numId="2" w16cid:durableId="48189166">
+    <w:abstractNumId w:val="12"/>
+  </w:num>
+  <w:num w:numId="3" w16cid:durableId="27721776">
+    <w:abstractNumId w:val="16"/>
+  </w:num>
+  <w:num w:numId="4" w16cid:durableId="2115396278">
+    <w:abstractNumId w:val="9"/>
+  </w:num>
+  <w:num w:numId="5" w16cid:durableId="197477822">
+    <w:abstractNumId w:val="13"/>
+  </w:num>
+  <w:num w:numId="6" w16cid:durableId="688990630">
+    <w:abstractNumId w:val="1"/>
+  </w:num>
+  <w:num w:numId="7" w16cid:durableId="576676017">
+    <w:abstractNumId w:val="8"/>
+  </w:num>
+  <w:num w:numId="8" w16cid:durableId="2022927068">
+    <w:abstractNumId w:val="22"/>
+  </w:num>
+  <w:num w:numId="9" w16cid:durableId="436146804">
+    <w:abstractNumId w:val="4"/>
+  </w:num>
+  <w:num w:numId="10" w16cid:durableId="1721439462">
+    <w:abstractNumId w:val="19"/>
+  </w:num>
+  <w:num w:numId="11" w16cid:durableId="1712917008">
+    <w:abstractNumId w:val="18"/>
+  </w:num>
+  <w:num w:numId="12" w16cid:durableId="967585233">
+    <w:abstractNumId w:val="29"/>
+  </w:num>
+  <w:num w:numId="13" w16cid:durableId="1865441641">
+    <w:abstractNumId w:val="15"/>
+  </w:num>
+  <w:num w:numId="14" w16cid:durableId="499853138">
     <w:abstractNumId w:val="23"/>
   </w:num>
-  <w:num w:numId="2" w16cid:durableId="48189166">
+  <w:num w:numId="15" w16cid:durableId="1756322167">
+    <w:abstractNumId w:val="26"/>
+  </w:num>
+  <w:num w:numId="16" w16cid:durableId="822819302">
+    <w:abstractNumId w:val="25"/>
+  </w:num>
+  <w:num w:numId="17" w16cid:durableId="613439213">
+    <w:abstractNumId w:val="27"/>
+  </w:num>
+  <w:num w:numId="18" w16cid:durableId="1341422561">
     <w:abstractNumId w:val="7"/>
   </w:num>
-  <w:num w:numId="3" w16cid:durableId="27721776">
-    <w:abstractNumId w:val="10"/>
-  </w:num>
-  <w:num w:numId="4" w16cid:durableId="2115396278">
-    <w:abstractNumId w:val="6"/>
-  </w:num>
-  <w:num w:numId="5" w16cid:durableId="197477822">
-    <w:abstractNumId w:val="8"/>
-  </w:num>
-  <w:num w:numId="6" w16cid:durableId="688990630">
-    <w:abstractNumId w:val="0"/>
-  </w:num>
-  <w:num w:numId="7" w16cid:durableId="576676017">
-    <w:abstractNumId w:val="5"/>
-  </w:num>
-  <w:num w:numId="8" w16cid:durableId="2022927068">
-    <w:abstractNumId w:val="15"/>
-  </w:num>
-  <w:num w:numId="9" w16cid:durableId="436146804">
-    <w:abstractNumId w:val="2"/>
-  </w:num>
-  <w:num w:numId="10" w16cid:durableId="1721439462">
-    <w:abstractNumId w:val="13"/>
-  </w:num>
-  <w:num w:numId="11" w16cid:durableId="1712917008">
-    <w:abstractNumId w:val="12"/>
-  </w:num>
-  <w:num w:numId="12" w16cid:durableId="967585233">
-    <w:abstractNumId w:val="22"/>
-  </w:num>
-  <w:num w:numId="13" w16cid:durableId="1865441641">
-    <w:abstractNumId w:val="9"/>
-  </w:num>
-  <w:num w:numId="14" w16cid:durableId="499853138">
-    <w:abstractNumId w:val="16"/>
-  </w:num>
-  <w:num w:numId="15" w16cid:durableId="1756322167">
-    <w:abstractNumId w:val="19"/>
-  </w:num>
-  <w:num w:numId="16" w16cid:durableId="822819302">
-    <w:abstractNumId w:val="18"/>
-  </w:num>
-  <w:num w:numId="17" w16cid:durableId="613439213">
-    <w:abstractNumId w:val="20"/>
-  </w:num>
-  <w:num w:numId="18" w16cid:durableId="1341422561">
-    <w:abstractNumId w:val="4"/>
-  </w:num>
   <w:num w:numId="19" w16cid:durableId="1892417748">
-    <w:abstractNumId w:val="1"/>
+    <w:abstractNumId w:val="3"/>
   </w:num>
   <w:num w:numId="20" w16cid:durableId="2087023387">
-    <w:abstractNumId w:val="1"/>
+    <w:abstractNumId w:val="3"/>
     <w:lvlOverride w:ilvl="1">
       <w:lvl w:ilvl="1">
         <w:numFmt w:val="bullet"/>
@@ -9777,19 +12090,40 @@
     </w:lvlOverride>
   </w:num>
   <w:num w:numId="21" w16cid:durableId="1515143201">
+    <w:abstractNumId w:val="24"/>
+  </w:num>
+  <w:num w:numId="22" w16cid:durableId="865413074">
     <w:abstractNumId w:val="17"/>
   </w:num>
-  <w:num w:numId="22" w16cid:durableId="865413074">
+  <w:num w:numId="23" w16cid:durableId="1559197977">
+    <w:abstractNumId w:val="20"/>
+  </w:num>
+  <w:num w:numId="24" w16cid:durableId="807473950">
+    <w:abstractNumId w:val="28"/>
+  </w:num>
+  <w:num w:numId="25" w16cid:durableId="1442453212">
+    <w:abstractNumId w:val="6"/>
+  </w:num>
+  <w:num w:numId="26" w16cid:durableId="1867479796">
     <w:abstractNumId w:val="11"/>
   </w:num>
-  <w:num w:numId="23" w16cid:durableId="1559197977">
+  <w:num w:numId="27" w16cid:durableId="1807703652">
+    <w:abstractNumId w:val="21"/>
+  </w:num>
+  <w:num w:numId="28" w16cid:durableId="2028755378">
+    <w:abstractNumId w:val="10"/>
+  </w:num>
+  <w:num w:numId="29" w16cid:durableId="715743629">
     <w:abstractNumId w:val="14"/>
   </w:num>
-  <w:num w:numId="24" w16cid:durableId="807473950">
-    <w:abstractNumId w:val="21"/>
+  <w:num w:numId="30" w16cid:durableId="734165911">
+    <w:abstractNumId w:val="5"/>
   </w:num>
-  <w:num w:numId="25" w16cid:durableId="1442453212">
-    <w:abstractNumId w:val="3"/>
+  <w:num w:numId="31" w16cid:durableId="784806537">
+    <w:abstractNumId w:val="2"/>
+  </w:num>
+  <w:num w:numId="32" w16cid:durableId="933246126">
+    <w:abstractNumId w:val="0"/>
   </w:num>
 </w:numbering>
 </file>
@@ -11113,4 +13447,16 @@
     </a:ext>
   </a:extLst>
 </a:theme>
+</file>
+
+<file path=customXml/item1.xml><?xml version="1.0" encoding="utf-8"?>
+<b:Sources xmlns:b="http://schemas.openxmlformats.org/officeDocument/2006/bibliography" xmlns="http://schemas.openxmlformats.org/officeDocument/2006/bibliography" SelectedStyle="\APASixthEditionOfficeOnline.xsl" StyleName="APA" Version="6"/>
+</file>
+
+<file path=customXml/itemProps1.xml><?xml version="1.0" encoding="utf-8"?>
+<ds:datastoreItem xmlns:ds="http://schemas.openxmlformats.org/officeDocument/2006/customXml" ds:itemID="{C1DD5C95-AACC-40EB-BE6F-FF333A703C3B}">
+  <ds:schemaRefs>
+    <ds:schemaRef ds:uri="http://schemas.openxmlformats.org/officeDocument/2006/bibliography"/>
+  </ds:schemaRefs>
+</ds:datastoreItem>
 </file>